--- a/public/templates/DOC-2.docx
+++ b/public/templates/DOC-2.docx
@@ -13165,7 +13165,7 @@
                 <w:sz w:val="22"/>
                 <w:szCs w:val="22"/>
               </w:rPr>
-              <w:t xml:space="preserve">最高學歷</w:t>
+              <w:t xml:space="preserve">學歷</w:t>
             </w:r>
           </w:p>
         </w:tc>
@@ -13189,7 +13189,7 @@
                 <w:sz w:val="22"/>
                 <w:szCs w:val="22"/>
               </w:rPr>
-              <w:t xml:space="preserve">{pa_degree}　{pa_school}　{pa_department}，民國{pa_grad_year}年畢業</w:t>
+              <w:t xml:space="preserve">{#pa_education}{edu_degree}　{edu_school}　{edu_department}，民國{edu_grad_year}年畢業{/pa_education}</w:t>
             </w:r>
           </w:p>
         </w:tc>

--- a/public/templates/DOC-2.docx
+++ b/public/templates/DOC-2.docx
@@ -337,7 +337,7 @@
           <w:rFonts w:ascii="Times New Roman" w:eastAsia="DFKai-SB" w:hAnsi="Times New Roman" w:cs="Times New Roman" w:hint="eastAsia"/>
           <w:sz w:val="28"/>
         </w:rPr>
-        <w:t>填報日期：{filing_date_roc}</w:t>
+        <w:t>填報日期：　　　　　年　　　月　　　日</w:t>
       </w:r>
     </w:p>
     <w:p>
@@ -1432,7 +1432,25 @@
           <w:sz w:val="28"/>
         </w:rPr>
         <w:tab/>
-        <w:t>(  )</w:t>
+        <w:t>(</w:t>
+      </w:r>
+      <w:r>
+        <w:fldChar w:fldCharType="begin"/>
+      </w:r>
+      <w:r>
+        <w:instrText xml:space="preserve"> PAGEREF sec_app1 \h </w:instrText>
+      </w:r>
+      <w:r>
+        <w:fldChar w:fldCharType="separate"/>
+      </w:r>
+      <w:r>
+        <w:t>?</w:t>
+      </w:r>
+      <w:r>
+        <w:fldChar w:fldCharType="end"/>
+      </w:r>
+      <w:r>
+        <w:t>)</w:t>
       </w:r>
     </w:p>
     <w:p>
@@ -1475,7 +1493,25 @@
           <w:sz w:val="28"/>
         </w:rPr>
         <w:tab/>
-        <w:t>(  )</w:t>
+        <w:t>(</w:t>
+      </w:r>
+      <w:r>
+        <w:fldChar w:fldCharType="begin"/>
+      </w:r>
+      <w:r>
+        <w:instrText xml:space="preserve"> PAGEREF sec_app2 \h </w:instrText>
+      </w:r>
+      <w:r>
+        <w:fldChar w:fldCharType="separate"/>
+      </w:r>
+      <w:r>
+        <w:t>?</w:t>
+      </w:r>
+      <w:r>
+        <w:fldChar w:fldCharType="end"/>
+      </w:r>
+      <w:r>
+        <w:t>)</w:t>
       </w:r>
     </w:p>
     <w:p>
@@ -1532,7 +1568,25 @@
           <w:sz w:val="28"/>
         </w:rPr>
         <w:tab/>
-        <w:t>(  )</w:t>
+        <w:t>(</w:t>
+      </w:r>
+      <w:r>
+        <w:fldChar w:fldCharType="begin"/>
+      </w:r>
+      <w:r>
+        <w:instrText xml:space="preserve"> PAGEREF sec_app3 \h </w:instrText>
+      </w:r>
+      <w:r>
+        <w:fldChar w:fldCharType="separate"/>
+      </w:r>
+      <w:r>
+        <w:t>?</w:t>
+      </w:r>
+      <w:r>
+        <w:fldChar w:fldCharType="end"/>
+      </w:r>
+      <w:r>
+        <w:t>)</w:t>
       </w:r>
     </w:p>
     <w:p>
@@ -1609,7 +1663,25 @@
           <w:rFonts w:ascii="Times New Roman" w:eastAsia="DFKai-SB" w:hAnsi="Times New Roman" w:cs="Times New Roman"/>
           <w:sz w:val="28"/>
         </w:rPr>
-        <w:t>(  )</w:t>
+        <w:t>(</w:t>
+      </w:r>
+      <w:r>
+        <w:fldChar w:fldCharType="begin"/>
+      </w:r>
+      <w:r>
+        <w:instrText xml:space="preserve"> NUMPAGES </w:instrText>
+      </w:r>
+      <w:r>
+        <w:fldChar w:fldCharType="separate"/>
+      </w:r>
+      <w:r>
+        <w:t>?</w:t>
+      </w:r>
+      <w:r>
+        <w:fldChar w:fldCharType="end"/>
+      </w:r>
+      <w:r>
+        <w:t>)</w:t>
       </w:r>
       <w:r>
         <w:rPr>
@@ -1781,18 +1853,21 @@
                 <w:sz w:val="20"/>
                 <w:szCs w:val="20"/>
               </w:rPr>
-              <w:t>中文：{project_title_zh}</w:t>
-            </w:r>
-          </w:p>
-          <w:p>
-            <w:pPr>
-              <w:jc w:val="both"/>
-              <w:rPr>
-                <w:rFonts w:ascii="Times New Roman" w:eastAsia="DFKai-SB" w:hAnsi="Times New Roman" w:cs="Times New Roman"/>
-                <w:sz w:val="20"/>
-                <w:szCs w:val="20"/>
-              </w:rPr>
-            </w:pPr>
+              <w:t>中文：</w:t>
+            </w:r>
+          </w:p>
+          <w:p>
+            <w:pPr>
+              <w:jc w:val="both"/>
+              <w:rPr>
+                <w:rFonts w:ascii="Times New Roman" w:eastAsia="DFKai-SB" w:hAnsi="Times New Roman" w:cs="Times New Roman"/>
+                <w:sz w:val="20"/>
+                <w:szCs w:val="20"/>
+              </w:rPr>
+            </w:pPr>
+            <w:r>
+              <w:t xml:space="preserve">{project_title_zh}</w:t>
+            </w:r>
           </w:p>
         </w:tc>
       </w:tr>
@@ -1835,18 +1910,21 @@
                 <w:sz w:val="20"/>
                 <w:szCs w:val="20"/>
               </w:rPr>
-              <w:t>英文：{project_title_en}</w:t>
-            </w:r>
-          </w:p>
-          <w:p>
-            <w:pPr>
-              <w:jc w:val="both"/>
-              <w:rPr>
-                <w:rFonts w:ascii="Times New Roman" w:eastAsia="DFKai-SB" w:hAnsi="Times New Roman" w:cs="Times New Roman"/>
-                <w:sz w:val="20"/>
-                <w:szCs w:val="20"/>
-              </w:rPr>
-            </w:pPr>
+              <w:t>英文：</w:t>
+            </w:r>
+          </w:p>
+          <w:p>
+            <w:pPr>
+              <w:jc w:val="both"/>
+              <w:rPr>
+                <w:rFonts w:ascii="Times New Roman" w:eastAsia="DFKai-SB" w:hAnsi="Times New Roman" w:cs="Times New Roman"/>
+                <w:sz w:val="20"/>
+                <w:szCs w:val="20"/>
+              </w:rPr>
+            </w:pPr>
+            <w:r>
+              <w:t xml:space="preserve">{project_title_en}</w:t>
+            </w:r>
           </w:p>
         </w:tc>
       </w:tr>
@@ -5729,8 +5807,8 @@
       </w:r>
     </w:p>
     <w:p>
-      <w:bookmarkStart w:id="114" w:name="sec_4_7"/>
-      <w:bookmarkEnd w:id="114"/>
+      <w:bookmarkStart w:id="117" w:name="sec_4_7"/>
+      <w:bookmarkEnd w:id="117"/>
       <w:pPr>
         <w:ind w:left="480" w:hangingChars="200" w:hanging="480"/>
         <w:jc w:val="both"/>
@@ -10173,6 +10251,8 @@
       </w:r>
     </w:p>
     <w:p>
+      <w:bookmarkStart w:id="114" w:name="sec_app1"/>
+      <w:bookmarkEnd w:id="114"/>
       <w:pPr>
         <w:widowControl/>
         <w:rPr>
@@ -10185,6 +10265,11 @@
         </w:rPr>
         <w:lastRenderedPageBreak/>
         <w:br w:type="page"/>
+      </w:r>
+    </w:p>
+    <w:p>
+      <w:r>
+        <w:t>{#personnel_appendix}</w:t>
       </w:r>
     </w:p>
     <w:p>
@@ -10292,70 +10377,7 @@
               </w:rPr>
             </w:pPr>
             <w:r>
-              <w:rPr>
-                <w:rFonts w:ascii="Times New Roman" w:eastAsia="DFKai-SB" w:hAnsi="Times New Roman" w:cs="Times New Roman" w:hint="eastAsia"/>
-              </w:rPr>
-              <w:t>（</w:t>
-            </w:r>
-            <w:r>
-              <w:rPr>
-                <w:rFonts w:ascii="Times New Roman" w:eastAsia="DFKai-SB" w:hAnsi="Times New Roman" w:cs="Times New Roman" w:hint="eastAsia"/>
-              </w:rPr>
-              <w:t xml:space="preserve">   </w:t>
-            </w:r>
-            <w:r>
-              <w:rPr>
-                <w:rFonts w:ascii="Times New Roman" w:eastAsia="DFKai-SB" w:hAnsi="Times New Roman" w:cs="Times New Roman" w:hint="eastAsia"/>
-              </w:rPr>
-              <w:t>）主持人</w:t>
-            </w:r>
-            <w:r>
-              <w:rPr>
-                <w:rFonts w:ascii="Times New Roman" w:eastAsia="DFKai-SB" w:hAnsi="Times New Roman" w:cs="Times New Roman" w:hint="eastAsia"/>
-              </w:rPr>
-              <w:t xml:space="preserve">      </w:t>
-            </w:r>
-            <w:r>
-              <w:rPr>
-                <w:rFonts w:ascii="Times New Roman" w:eastAsia="DFKai-SB" w:hAnsi="Times New Roman" w:cs="Times New Roman" w:hint="eastAsia"/>
-              </w:rPr>
-              <w:t>（</w:t>
-            </w:r>
-            <w:r>
-              <w:rPr>
-                <w:rFonts w:ascii="Times New Roman" w:eastAsia="DFKai-SB" w:hAnsi="Times New Roman" w:cs="Times New Roman" w:hint="eastAsia"/>
-              </w:rPr>
-              <w:t xml:space="preserve">    </w:t>
-            </w:r>
-            <w:r>
-              <w:rPr>
-                <w:rFonts w:ascii="Times New Roman" w:eastAsia="DFKai-SB" w:hAnsi="Times New Roman" w:cs="Times New Roman" w:hint="eastAsia"/>
-              </w:rPr>
-              <w:t>）協同主持人</w:t>
-            </w:r>
-            <w:r>
-              <w:rPr>
-                <w:rFonts w:ascii="Times New Roman" w:eastAsia="DFKai-SB" w:hAnsi="Times New Roman" w:cs="Times New Roman" w:hint="eastAsia"/>
-              </w:rPr>
-              <w:t xml:space="preserve">      </w:t>
-            </w:r>
-            <w:r>
-              <w:rPr>
-                <w:rFonts w:ascii="Times New Roman" w:eastAsia="DFKai-SB" w:hAnsi="Times New Roman" w:cs="Times New Roman" w:hint="eastAsia"/>
-              </w:rPr>
-              <w:t>（</w:t>
-            </w:r>
-            <w:r>
-              <w:rPr>
-                <w:rFonts w:ascii="Times New Roman" w:eastAsia="DFKai-SB" w:hAnsi="Times New Roman" w:cs="Times New Roman" w:hint="eastAsia"/>
-              </w:rPr>
-              <w:t xml:space="preserve">    </w:t>
-            </w:r>
-            <w:r>
-              <w:rPr>
-                <w:rFonts w:ascii="Times New Roman" w:eastAsia="DFKai-SB" w:hAnsi="Times New Roman" w:cs="Times New Roman" w:hint="eastAsia"/>
-              </w:rPr>
-              <w:t>）研究人員</w:t>
+              <w:t xml:space="preserve">{pa_role_label}</w:t>
             </w:r>
           </w:p>
         </w:tc>
@@ -10410,6 +10432,9 @@
                 <w:rFonts w:ascii="Times New Roman" w:eastAsia="DFKai-SB" w:hAnsi="Times New Roman" w:cs="Times New Roman"/>
               </w:rPr>
             </w:pPr>
+            <w:r>
+              <w:t xml:space="preserve">{pa_name_zh}</w:t>
+            </w:r>
           </w:p>
         </w:tc>
         <w:tc>
@@ -10458,6 +10483,9 @@
                 <w:rFonts w:ascii="Times New Roman" w:eastAsia="DFKai-SB" w:hAnsi="Times New Roman" w:cs="Times New Roman"/>
               </w:rPr>
             </w:pPr>
+            <w:r>
+              <w:t xml:space="preserve">{pa_gender_label}</w:t>
+            </w:r>
           </w:p>
         </w:tc>
         <w:tc>
@@ -10494,6 +10522,9 @@
                 <w:rFonts w:ascii="Times New Roman" w:eastAsia="DFKai-SB" w:hAnsi="Times New Roman" w:cs="Times New Roman"/>
               </w:rPr>
             </w:pPr>
+            <w:r>
+              <w:t xml:space="preserve">{pa_birth_date}</w:t>
+            </w:r>
           </w:p>
         </w:tc>
       </w:tr>
@@ -10725,6 +10756,9 @@
                 <w:rFonts w:ascii="Times New Roman" w:eastAsia="DFKai-SB" w:hAnsi="Times New Roman" w:cs="Times New Roman"/>
               </w:rPr>
             </w:pPr>
+            <w:r>
+              <w:t xml:space="preserve">{#pa_education}{edu_school}</w:t>
+            </w:r>
           </w:p>
         </w:tc>
         <w:tc>
@@ -10740,6 +10774,9 @@
                 <w:rFonts w:ascii="Times New Roman" w:eastAsia="DFKai-SB" w:hAnsi="Times New Roman" w:cs="Times New Roman"/>
               </w:rPr>
             </w:pPr>
+            <w:r>
+              <w:t xml:space="preserve">{edu_degree}</w:t>
+            </w:r>
           </w:p>
         </w:tc>
         <w:tc>
@@ -10755,6 +10792,9 @@
                 <w:rFonts w:ascii="Times New Roman" w:eastAsia="DFKai-SB" w:hAnsi="Times New Roman" w:cs="Times New Roman"/>
               </w:rPr>
             </w:pPr>
+            <w:r>
+              <w:t xml:space="preserve">{edu_grad_year}</w:t>
+            </w:r>
           </w:p>
         </w:tc>
         <w:tc>
@@ -10770,6 +10810,9 @@
                 <w:rFonts w:ascii="Times New Roman" w:eastAsia="DFKai-SB" w:hAnsi="Times New Roman" w:cs="Times New Roman"/>
               </w:rPr>
             </w:pPr>
+            <w:r>
+              <w:t xml:space="preserve">{/pa_education}</w:t>
+            </w:r>
           </w:p>
         </w:tc>
       </w:tr>
@@ -10779,62 +10822,35 @@
         </w:trPr>
         <w:tc>
           <w:tcPr>
-            <w:tcW w:w="4815" w:type="dxa"/>
-            <w:gridSpan w:val="5"/>
-            <w:vAlign w:val="center"/>
-          </w:tcPr>
-          <w:p>
-            <w:pPr>
-              <w:jc w:val="both"/>
-              <w:rPr>
-                <w:rFonts w:ascii="Times New Roman" w:eastAsia="DFKai-SB" w:hAnsi="Times New Roman" w:cs="Times New Roman"/>
-              </w:rPr>
-            </w:pPr>
-          </w:p>
-        </w:tc>
-        <w:tc>
-          <w:tcPr>
-            <w:tcW w:w="1191" w:type="dxa"/>
-            <w:gridSpan w:val="3"/>
-            <w:vAlign w:val="center"/>
-          </w:tcPr>
-          <w:p>
-            <w:pPr>
-              <w:jc w:val="both"/>
-              <w:rPr>
-                <w:rFonts w:ascii="Times New Roman" w:eastAsia="DFKai-SB" w:hAnsi="Times New Roman" w:cs="Times New Roman"/>
-              </w:rPr>
-            </w:pPr>
-          </w:p>
-        </w:tc>
-        <w:tc>
-          <w:tcPr>
-            <w:tcW w:w="1859" w:type="dxa"/>
-            <w:gridSpan w:val="3"/>
-            <w:vAlign w:val="center"/>
-          </w:tcPr>
-          <w:p>
-            <w:pPr>
-              <w:jc w:val="both"/>
-              <w:rPr>
-                <w:rFonts w:ascii="Times New Roman" w:eastAsia="DFKai-SB" w:hAnsi="Times New Roman" w:cs="Times New Roman"/>
-              </w:rPr>
-            </w:pPr>
-          </w:p>
-        </w:tc>
-        <w:tc>
-          <w:tcPr>
-            <w:tcW w:w="1911" w:type="dxa"/>
-            <w:gridSpan w:val="2"/>
-            <w:vAlign w:val="center"/>
-          </w:tcPr>
-          <w:p>
-            <w:pPr>
-              <w:jc w:val="both"/>
-              <w:rPr>
-                <w:rFonts w:ascii="Times New Roman" w:eastAsia="DFKai-SB" w:hAnsi="Times New Roman" w:cs="Times New Roman"/>
-              </w:rPr>
-            </w:pPr>
+            <w:tcW w:w="9776" w:type="dxa"/>
+            <w:gridSpan w:val="13"/>
+            <w:vAlign w:val="center"/>
+          </w:tcPr>
+          <w:p>
+            <w:pPr>
+              <w:jc w:val="both"/>
+              <w:rPr>
+                <w:rFonts w:ascii="Times New Roman" w:eastAsia="DFKai-SB" w:hAnsi="Times New Roman" w:cs="Times New Roman"/>
+              </w:rPr>
+            </w:pPr>
+            <w:r>
+              <w:rPr>
+                <w:rFonts w:ascii="Times New Roman" w:eastAsia="DFKai-SB" w:hAnsi="Times New Roman" w:cs="Times New Roman" w:hint="eastAsia"/>
+              </w:rPr>
+              <w:t>經</w:t>
+            </w:r>
+            <w:r>
+              <w:rPr>
+                <w:rFonts w:ascii="Times New Roman" w:eastAsia="DFKai-SB" w:hAnsi="Times New Roman" w:cs="Times New Roman" w:hint="eastAsia"/>
+              </w:rPr>
+              <w:t xml:space="preserve">      </w:t>
+            </w:r>
+            <w:r>
+              <w:rPr>
+                <w:rFonts w:ascii="Times New Roman" w:eastAsia="DFKai-SB" w:hAnsi="Times New Roman" w:cs="Times New Roman" w:hint="eastAsia"/>
+              </w:rPr>
+              <w:t>歷（請按服務時間先後順序填寫與現提計畫有關之經歷）</w:t>
+            </w:r>
           </w:p>
         </w:tc>
       </w:tr>
@@ -10844,34 +10860,147 @@
         </w:trPr>
         <w:tc>
           <w:tcPr>
-            <w:tcW w:w="9776" w:type="dxa"/>
-            <w:gridSpan w:val="13"/>
-            <w:vAlign w:val="center"/>
-          </w:tcPr>
-          <w:p>
-            <w:pPr>
-              <w:jc w:val="both"/>
-              <w:rPr>
-                <w:rFonts w:ascii="Times New Roman" w:eastAsia="DFKai-SB" w:hAnsi="Times New Roman" w:cs="Times New Roman"/>
-              </w:rPr>
-            </w:pPr>
-            <w:r>
-              <w:rPr>
-                <w:rFonts w:ascii="Times New Roman" w:eastAsia="DFKai-SB" w:hAnsi="Times New Roman" w:cs="Times New Roman" w:hint="eastAsia"/>
-              </w:rPr>
-              <w:t>經</w:t>
-            </w:r>
-            <w:r>
-              <w:rPr>
-                <w:rFonts w:ascii="Times New Roman" w:eastAsia="DFKai-SB" w:hAnsi="Times New Roman" w:cs="Times New Roman" w:hint="eastAsia"/>
-              </w:rPr>
-              <w:t xml:space="preserve">      </w:t>
-            </w:r>
-            <w:r>
-              <w:rPr>
-                <w:rFonts w:ascii="Times New Roman" w:eastAsia="DFKai-SB" w:hAnsi="Times New Roman" w:cs="Times New Roman" w:hint="eastAsia"/>
-              </w:rPr>
-              <w:t>歷（請按服務時間先後順序填寫與現提計畫有關之經歷）</w:t>
+            <w:tcW w:w="6658" w:type="dxa"/>
+            <w:gridSpan w:val="10"/>
+            <w:vAlign w:val="center"/>
+          </w:tcPr>
+          <w:p>
+            <w:pPr>
+              <w:jc w:val="center"/>
+              <w:rPr>
+                <w:rFonts w:ascii="Times New Roman" w:eastAsia="DFKai-SB" w:hAnsi="Times New Roman" w:cs="Times New Roman"/>
+              </w:rPr>
+            </w:pPr>
+            <w:r>
+              <w:rPr>
+                <w:rFonts w:ascii="Times New Roman" w:eastAsia="DFKai-SB" w:hAnsi="Times New Roman" w:cs="Times New Roman" w:hint="eastAsia"/>
+              </w:rPr>
+              <w:t>服</w:t>
+            </w:r>
+            <w:r>
+              <w:rPr>
+                <w:rFonts w:ascii="Times New Roman" w:eastAsia="DFKai-SB" w:hAnsi="Times New Roman" w:cs="Times New Roman" w:hint="eastAsia"/>
+              </w:rPr>
+              <w:t xml:space="preserve">    </w:t>
+            </w:r>
+            <w:r>
+              <w:rPr>
+                <w:rFonts w:ascii="Times New Roman" w:eastAsia="DFKai-SB" w:hAnsi="Times New Roman" w:cs="Times New Roman" w:hint="eastAsia"/>
+              </w:rPr>
+              <w:t>務</w:t>
+            </w:r>
+            <w:r>
+              <w:rPr>
+                <w:rFonts w:ascii="Times New Roman" w:eastAsia="DFKai-SB" w:hAnsi="Times New Roman" w:cs="Times New Roman" w:hint="eastAsia"/>
+              </w:rPr>
+              <w:t xml:space="preserve">    </w:t>
+            </w:r>
+            <w:r>
+              <w:rPr>
+                <w:rFonts w:ascii="Times New Roman" w:eastAsia="DFKai-SB" w:hAnsi="Times New Roman" w:cs="Times New Roman" w:hint="eastAsia"/>
+              </w:rPr>
+              <w:t>機</w:t>
+            </w:r>
+            <w:r>
+              <w:rPr>
+                <w:rFonts w:ascii="Times New Roman" w:eastAsia="DFKai-SB" w:hAnsi="Times New Roman" w:cs="Times New Roman" w:hint="eastAsia"/>
+              </w:rPr>
+              <w:t xml:space="preserve">    </w:t>
+            </w:r>
+            <w:r>
+              <w:rPr>
+                <w:rFonts w:ascii="Times New Roman" w:eastAsia="DFKai-SB" w:hAnsi="Times New Roman" w:cs="Times New Roman" w:hint="eastAsia"/>
+              </w:rPr>
+              <w:t>構</w:t>
+            </w:r>
+            <w:r>
+              <w:rPr>
+                <w:rFonts w:ascii="Times New Roman" w:eastAsia="DFKai-SB" w:hAnsi="Times New Roman" w:cs="Times New Roman" w:hint="eastAsia"/>
+              </w:rPr>
+              <w:t xml:space="preserve">    </w:t>
+            </w:r>
+            <w:r>
+              <w:rPr>
+                <w:rFonts w:ascii="Times New Roman" w:eastAsia="DFKai-SB" w:hAnsi="Times New Roman" w:cs="Times New Roman" w:hint="eastAsia"/>
+              </w:rPr>
+              <w:t>及</w:t>
+            </w:r>
+            <w:r>
+              <w:rPr>
+                <w:rFonts w:ascii="Times New Roman" w:eastAsia="DFKai-SB" w:hAnsi="Times New Roman" w:cs="Times New Roman" w:hint="eastAsia"/>
+              </w:rPr>
+              <w:t xml:space="preserve">    </w:t>
+            </w:r>
+            <w:r>
+              <w:rPr>
+                <w:rFonts w:ascii="Times New Roman" w:eastAsia="DFKai-SB" w:hAnsi="Times New Roman" w:cs="Times New Roman" w:hint="eastAsia"/>
+              </w:rPr>
+              <w:t>單</w:t>
+            </w:r>
+            <w:r>
+              <w:rPr>
+                <w:rFonts w:ascii="Times New Roman" w:eastAsia="DFKai-SB" w:hAnsi="Times New Roman" w:cs="Times New Roman" w:hint="eastAsia"/>
+              </w:rPr>
+              <w:t xml:space="preserve">    </w:t>
+            </w:r>
+            <w:r>
+              <w:rPr>
+                <w:rFonts w:ascii="Times New Roman" w:eastAsia="DFKai-SB" w:hAnsi="Times New Roman" w:cs="Times New Roman" w:hint="eastAsia"/>
+              </w:rPr>
+              <w:t>位</w:t>
+            </w:r>
+          </w:p>
+        </w:tc>
+        <w:tc>
+          <w:tcPr>
+            <w:tcW w:w="1701" w:type="dxa"/>
+            <w:gridSpan w:val="2"/>
+            <w:vAlign w:val="center"/>
+          </w:tcPr>
+          <w:p>
+            <w:pPr>
+              <w:jc w:val="center"/>
+              <w:rPr>
+                <w:rFonts w:ascii="Times New Roman" w:eastAsia="DFKai-SB" w:hAnsi="Times New Roman" w:cs="Times New Roman"/>
+              </w:rPr>
+            </w:pPr>
+            <w:r>
+              <w:rPr>
+                <w:rFonts w:ascii="Times New Roman" w:eastAsia="DFKai-SB" w:hAnsi="Times New Roman" w:cs="Times New Roman" w:hint="eastAsia"/>
+              </w:rPr>
+              <w:t>職</w:t>
+            </w:r>
+            <w:r>
+              <w:rPr>
+                <w:rFonts w:ascii="Times New Roman" w:eastAsia="DFKai-SB" w:hAnsi="Times New Roman" w:cs="Times New Roman" w:hint="eastAsia"/>
+              </w:rPr>
+              <w:t xml:space="preserve">   </w:t>
+            </w:r>
+            <w:r>
+              <w:rPr>
+                <w:rFonts w:ascii="Times New Roman" w:eastAsia="DFKai-SB" w:hAnsi="Times New Roman" w:cs="Times New Roman" w:hint="eastAsia"/>
+              </w:rPr>
+              <w:t>稱</w:t>
+            </w:r>
+          </w:p>
+        </w:tc>
+        <w:tc>
+          <w:tcPr>
+            <w:tcW w:w="1417" w:type="dxa"/>
+            <w:vAlign w:val="center"/>
+          </w:tcPr>
+          <w:p>
+            <w:pPr>
+              <w:jc w:val="center"/>
+              <w:rPr>
+                <w:rFonts w:ascii="Times New Roman" w:eastAsia="DFKai-SB" w:hAnsi="Times New Roman" w:cs="Times New Roman"/>
+              </w:rPr>
+            </w:pPr>
+            <w:r>
+              <w:rPr>
+                <w:rFonts w:ascii="Times New Roman" w:eastAsia="DFKai-SB" w:hAnsi="Times New Roman" w:cs="Times New Roman" w:hint="eastAsia"/>
+              </w:rPr>
+              <w:t>起迄年月</w:t>
             </w:r>
           </w:p>
         </w:tc>
@@ -10888,88 +11017,13 @@
           </w:tcPr>
           <w:p>
             <w:pPr>
-              <w:jc w:val="center"/>
-              <w:rPr>
-                <w:rFonts w:ascii="Times New Roman" w:eastAsia="DFKai-SB" w:hAnsi="Times New Roman" w:cs="Times New Roman"/>
-              </w:rPr>
-            </w:pPr>
-            <w:r>
-              <w:rPr>
-                <w:rFonts w:ascii="Times New Roman" w:eastAsia="DFKai-SB" w:hAnsi="Times New Roman" w:cs="Times New Roman" w:hint="eastAsia"/>
-              </w:rPr>
-              <w:t>服</w:t>
-            </w:r>
-            <w:r>
-              <w:rPr>
-                <w:rFonts w:ascii="Times New Roman" w:eastAsia="DFKai-SB" w:hAnsi="Times New Roman" w:cs="Times New Roman" w:hint="eastAsia"/>
-              </w:rPr>
-              <w:t xml:space="preserve">    </w:t>
-            </w:r>
-            <w:r>
-              <w:rPr>
-                <w:rFonts w:ascii="Times New Roman" w:eastAsia="DFKai-SB" w:hAnsi="Times New Roman" w:cs="Times New Roman" w:hint="eastAsia"/>
-              </w:rPr>
-              <w:t>務</w:t>
-            </w:r>
-            <w:r>
-              <w:rPr>
-                <w:rFonts w:ascii="Times New Roman" w:eastAsia="DFKai-SB" w:hAnsi="Times New Roman" w:cs="Times New Roman" w:hint="eastAsia"/>
-              </w:rPr>
-              <w:t xml:space="preserve">    </w:t>
-            </w:r>
-            <w:r>
-              <w:rPr>
-                <w:rFonts w:ascii="Times New Roman" w:eastAsia="DFKai-SB" w:hAnsi="Times New Roman" w:cs="Times New Roman" w:hint="eastAsia"/>
-              </w:rPr>
-              <w:t>機</w:t>
-            </w:r>
-            <w:r>
-              <w:rPr>
-                <w:rFonts w:ascii="Times New Roman" w:eastAsia="DFKai-SB" w:hAnsi="Times New Roman" w:cs="Times New Roman" w:hint="eastAsia"/>
-              </w:rPr>
-              <w:t xml:space="preserve">    </w:t>
-            </w:r>
-            <w:r>
-              <w:rPr>
-                <w:rFonts w:ascii="Times New Roman" w:eastAsia="DFKai-SB" w:hAnsi="Times New Roman" w:cs="Times New Roman" w:hint="eastAsia"/>
-              </w:rPr>
-              <w:t>構</w:t>
-            </w:r>
-            <w:r>
-              <w:rPr>
-                <w:rFonts w:ascii="Times New Roman" w:eastAsia="DFKai-SB" w:hAnsi="Times New Roman" w:cs="Times New Roman" w:hint="eastAsia"/>
-              </w:rPr>
-              <w:t xml:space="preserve">    </w:t>
-            </w:r>
-            <w:r>
-              <w:rPr>
-                <w:rFonts w:ascii="Times New Roman" w:eastAsia="DFKai-SB" w:hAnsi="Times New Roman" w:cs="Times New Roman" w:hint="eastAsia"/>
-              </w:rPr>
-              <w:t>及</w:t>
-            </w:r>
-            <w:r>
-              <w:rPr>
-                <w:rFonts w:ascii="Times New Roman" w:eastAsia="DFKai-SB" w:hAnsi="Times New Roman" w:cs="Times New Roman" w:hint="eastAsia"/>
-              </w:rPr>
-              <w:t xml:space="preserve">    </w:t>
-            </w:r>
-            <w:r>
-              <w:rPr>
-                <w:rFonts w:ascii="Times New Roman" w:eastAsia="DFKai-SB" w:hAnsi="Times New Roman" w:cs="Times New Roman" w:hint="eastAsia"/>
-              </w:rPr>
-              <w:t>單</w:t>
-            </w:r>
-            <w:r>
-              <w:rPr>
-                <w:rFonts w:ascii="Times New Roman" w:eastAsia="DFKai-SB" w:hAnsi="Times New Roman" w:cs="Times New Roman" w:hint="eastAsia"/>
-              </w:rPr>
-              <w:t xml:space="preserve">    </w:t>
-            </w:r>
-            <w:r>
-              <w:rPr>
-                <w:rFonts w:ascii="Times New Roman" w:eastAsia="DFKai-SB" w:hAnsi="Times New Roman" w:cs="Times New Roman" w:hint="eastAsia"/>
-              </w:rPr>
-              <w:t>位</w:t>
+              <w:jc w:val="both"/>
+              <w:rPr>
+                <w:rFonts w:ascii="Times New Roman" w:eastAsia="DFKai-SB" w:hAnsi="Times New Roman" w:cs="Times New Roman"/>
+              </w:rPr>
+            </w:pPr>
+            <w:r>
+              <w:t xml:space="preserve">{#pa_work_history}{wh_institution}</w:t>
             </w:r>
           </w:p>
         </w:tc>
@@ -10981,28 +11035,13 @@
           </w:tcPr>
           <w:p>
             <w:pPr>
-              <w:jc w:val="center"/>
-              <w:rPr>
-                <w:rFonts w:ascii="Times New Roman" w:eastAsia="DFKai-SB" w:hAnsi="Times New Roman" w:cs="Times New Roman"/>
-              </w:rPr>
-            </w:pPr>
-            <w:r>
-              <w:rPr>
-                <w:rFonts w:ascii="Times New Roman" w:eastAsia="DFKai-SB" w:hAnsi="Times New Roman" w:cs="Times New Roman" w:hint="eastAsia"/>
-              </w:rPr>
-              <w:t>職</w:t>
-            </w:r>
-            <w:r>
-              <w:rPr>
-                <w:rFonts w:ascii="Times New Roman" w:eastAsia="DFKai-SB" w:hAnsi="Times New Roman" w:cs="Times New Roman" w:hint="eastAsia"/>
-              </w:rPr>
-              <w:t xml:space="preserve">   </w:t>
-            </w:r>
-            <w:r>
-              <w:rPr>
-                <w:rFonts w:ascii="Times New Roman" w:eastAsia="DFKai-SB" w:hAnsi="Times New Roman" w:cs="Times New Roman" w:hint="eastAsia"/>
-              </w:rPr>
-              <w:t>稱</w:t>
+              <w:jc w:val="both"/>
+              <w:rPr>
+                <w:rFonts w:ascii="Times New Roman" w:eastAsia="DFKai-SB" w:hAnsi="Times New Roman" w:cs="Times New Roman"/>
+              </w:rPr>
+            </w:pPr>
+            <w:r>
+              <w:t xml:space="preserve">{wh_title}</w:t>
             </w:r>
           </w:p>
         </w:tc>
@@ -11013,127 +11052,14 @@
           </w:tcPr>
           <w:p>
             <w:pPr>
-              <w:jc w:val="center"/>
-              <w:rPr>
-                <w:rFonts w:ascii="Times New Roman" w:eastAsia="DFKai-SB" w:hAnsi="Times New Roman" w:cs="Times New Roman"/>
-              </w:rPr>
-            </w:pPr>
-            <w:r>
-              <w:rPr>
-                <w:rFonts w:ascii="Times New Roman" w:eastAsia="DFKai-SB" w:hAnsi="Times New Roman" w:cs="Times New Roman" w:hint="eastAsia"/>
-              </w:rPr>
-              <w:t>起迄年月</w:t>
-            </w:r>
-          </w:p>
-        </w:tc>
-      </w:tr>
-      <w:tr>
-        <w:trPr>
-          <w:trHeight w:val="454"/>
-        </w:trPr>
-        <w:tc>
-          <w:tcPr>
-            <w:tcW w:w="6658" w:type="dxa"/>
-            <w:gridSpan w:val="10"/>
-            <w:vAlign w:val="center"/>
-          </w:tcPr>
-          <w:p>
-            <w:pPr>
-              <w:jc w:val="both"/>
-              <w:rPr>
-                <w:rFonts w:ascii="Times New Roman" w:eastAsia="DFKai-SB" w:hAnsi="Times New Roman" w:cs="Times New Roman"/>
-              </w:rPr>
-            </w:pPr>
-            <w:r>
-              <w:rPr>
-                <w:rFonts w:ascii="Times New Roman" w:eastAsia="DFKai-SB" w:hAnsi="Times New Roman" w:cs="Times New Roman" w:hint="eastAsia"/>
-              </w:rPr>
-              <w:t>現任：</w:t>
-            </w:r>
-          </w:p>
-        </w:tc>
-        <w:tc>
-          <w:tcPr>
-            <w:tcW w:w="1701" w:type="dxa"/>
-            <w:gridSpan w:val="2"/>
-            <w:vAlign w:val="center"/>
-          </w:tcPr>
-          <w:p>
-            <w:pPr>
-              <w:jc w:val="both"/>
-              <w:rPr>
-                <w:rFonts w:ascii="Times New Roman" w:eastAsia="DFKai-SB" w:hAnsi="Times New Roman" w:cs="Times New Roman"/>
-              </w:rPr>
-            </w:pPr>
-          </w:p>
-        </w:tc>
-        <w:tc>
-          <w:tcPr>
-            <w:tcW w:w="1417" w:type="dxa"/>
-            <w:vAlign w:val="center"/>
-          </w:tcPr>
-          <w:p>
-            <w:pPr>
-              <w:jc w:val="both"/>
-              <w:rPr>
-                <w:rFonts w:ascii="Times New Roman" w:eastAsia="DFKai-SB" w:hAnsi="Times New Roman" w:cs="Times New Roman"/>
-              </w:rPr>
-            </w:pPr>
-          </w:p>
-        </w:tc>
-      </w:tr>
-      <w:tr>
-        <w:trPr>
-          <w:trHeight w:val="454"/>
-        </w:trPr>
-        <w:tc>
-          <w:tcPr>
-            <w:tcW w:w="6658" w:type="dxa"/>
-            <w:gridSpan w:val="10"/>
-            <w:vAlign w:val="center"/>
-          </w:tcPr>
-          <w:p>
-            <w:pPr>
-              <w:jc w:val="both"/>
-              <w:rPr>
-                <w:rFonts w:ascii="Times New Roman" w:eastAsia="DFKai-SB" w:hAnsi="Times New Roman" w:cs="Times New Roman"/>
-              </w:rPr>
-            </w:pPr>
-            <w:r>
-              <w:rPr>
-                <w:rFonts w:ascii="Times New Roman" w:eastAsia="DFKai-SB" w:hAnsi="Times New Roman" w:cs="Times New Roman" w:hint="eastAsia"/>
-              </w:rPr>
-              <w:t>曾任：</w:t>
-            </w:r>
-          </w:p>
-        </w:tc>
-        <w:tc>
-          <w:tcPr>
-            <w:tcW w:w="1701" w:type="dxa"/>
-            <w:gridSpan w:val="2"/>
-            <w:vAlign w:val="center"/>
-          </w:tcPr>
-          <w:p>
-            <w:pPr>
-              <w:jc w:val="both"/>
-              <w:rPr>
-                <w:rFonts w:ascii="Times New Roman" w:eastAsia="DFKai-SB" w:hAnsi="Times New Roman" w:cs="Times New Roman"/>
-              </w:rPr>
-            </w:pPr>
-          </w:p>
-        </w:tc>
-        <w:tc>
-          <w:tcPr>
-            <w:tcW w:w="1417" w:type="dxa"/>
-            <w:vAlign w:val="center"/>
-          </w:tcPr>
-          <w:p>
-            <w:pPr>
-              <w:jc w:val="both"/>
-              <w:rPr>
-                <w:rFonts w:ascii="Times New Roman" w:eastAsia="DFKai-SB" w:hAnsi="Times New Roman" w:cs="Times New Roman"/>
-              </w:rPr>
-            </w:pPr>
+              <w:jc w:val="both"/>
+              <w:rPr>
+                <w:rFonts w:ascii="Times New Roman" w:eastAsia="DFKai-SB" w:hAnsi="Times New Roman" w:cs="Times New Roman"/>
+              </w:rPr>
+            </w:pPr>
+            <w:r>
+              <w:t xml:space="preserve">{wh_start_ym}～{wh_end_ym}{/pa_work_history}</w:t>
+            </w:r>
           </w:p>
         </w:tc>
       </w:tr>
@@ -11374,7 +11300,6 @@
         <w:tc>
           <w:tcPr>
             <w:tcW w:w="702" w:type="dxa"/>
-            <w:vMerge w:val="restart"/>
             <w:textDirection w:val="tbRlV"/>
             <w:vAlign w:val="center"/>
           </w:tcPr>
@@ -11424,6 +11349,9 @@
                 <w:rFonts w:ascii="Times New Roman" w:eastAsia="DFKai-SB" w:hAnsi="Times New Roman" w:cs="Times New Roman"/>
               </w:rPr>
             </w:pPr>
+            <w:r>
+              <w:t xml:space="preserve">{#pa_completed}{proj_name}</w:t>
+            </w:r>
           </w:p>
         </w:tc>
         <w:tc>
@@ -11439,6 +11367,9 @@
                 <w:rFonts w:ascii="Times New Roman" w:eastAsia="DFKai-SB" w:hAnsi="Times New Roman" w:cs="Times New Roman"/>
               </w:rPr>
             </w:pPr>
+            <w:r>
+              <w:t xml:space="preserve">{proj_role}</w:t>
+            </w:r>
           </w:p>
         </w:tc>
         <w:tc>
@@ -11454,6 +11385,9 @@
                 <w:rFonts w:ascii="Times New Roman" w:eastAsia="DFKai-SB" w:hAnsi="Times New Roman" w:cs="Times New Roman"/>
               </w:rPr>
             </w:pPr>
+            <w:r>
+              <w:t xml:space="preserve">{proj_budget}</w:t>
+            </w:r>
           </w:p>
         </w:tc>
         <w:tc>
@@ -11469,6 +11403,9 @@
                 <w:rFonts w:ascii="Times New Roman" w:eastAsia="DFKai-SB" w:hAnsi="Times New Roman" w:cs="Times New Roman"/>
               </w:rPr>
             </w:pPr>
+            <w:r>
+              <w:t xml:space="preserve">{proj_funder}</w:t>
+            </w:r>
           </w:p>
         </w:tc>
         <w:tc>
@@ -11483,6 +11420,9 @@
                 <w:rFonts w:ascii="Times New Roman" w:eastAsia="DFKai-SB" w:hAnsi="Times New Roman" w:cs="Times New Roman"/>
               </w:rPr>
             </w:pPr>
+            <w:r>
+              <w:t xml:space="preserve">{proj_start_ym}～{proj_end_ym}{/pa_completed}</w:t>
+            </w:r>
           </w:p>
         </w:tc>
       </w:tr>
@@ -11494,16 +11434,22 @@
         <w:tc>
           <w:tcPr>
             <w:tcW w:w="702" w:type="dxa"/>
-            <w:vMerge/>
-            <w:vAlign w:val="center"/>
-          </w:tcPr>
-          <w:p>
-            <w:pPr>
-              <w:jc w:val="both"/>
-              <w:rPr>
-                <w:rFonts w:ascii="Times New Roman" w:eastAsia="DFKai-SB" w:hAnsi="Times New Roman" w:cs="Times New Roman"/>
-              </w:rPr>
-            </w:pPr>
+            <w:vAlign w:val="center"/>
+            <w:textDirection w:val="tbRlV"/>
+          </w:tcPr>
+          <w:p>
+            <w:pPr>
+              <w:jc w:val="both"/>
+              <w:rPr>
+                <w:rFonts w:ascii="Times New Roman" w:eastAsia="DFKai-SB" w:hAnsi="Times New Roman" w:cs="Times New Roman"/>
+              </w:rPr>
+            </w:pPr>
+            <w:r>
+              <w:rPr>
+                <w:rFonts w:ascii="Times New Roman" w:eastAsia="DFKai-SB" w:hAnsi="Times New Roman" w:cs="Times New Roman" w:hint="eastAsia"/>
+              </w:rPr>
+              <w:t xml:space="preserve">{#pa_no_completed}近三年已完成之研究計畫{/pa_no_completed}</w:t>
+            </w:r>
           </w:p>
         </w:tc>
         <w:tc>
@@ -11519,6 +11465,9 @@
                 <w:rFonts w:ascii="Times New Roman" w:eastAsia="DFKai-SB" w:hAnsi="Times New Roman" w:cs="Times New Roman"/>
               </w:rPr>
             </w:pPr>
+            <w:r>
+              <w:t xml:space="preserve">{#pa_no_completed}若無此資料，請填無此資料{/pa_no_completed}</w:t>
+            </w:r>
           </w:p>
         </w:tc>
         <w:tc>
@@ -11589,16 +11538,40 @@
         <w:tc>
           <w:tcPr>
             <w:tcW w:w="702" w:type="dxa"/>
-            <w:vMerge/>
-            <w:vAlign w:val="center"/>
-          </w:tcPr>
-          <w:p>
-            <w:pPr>
-              <w:jc w:val="both"/>
-              <w:rPr>
-                <w:rFonts w:ascii="Times New Roman" w:eastAsia="DFKai-SB" w:hAnsi="Times New Roman" w:cs="Times New Roman"/>
-              </w:rPr>
-            </w:pPr>
+            <w:textDirection w:val="tbRlV"/>
+            <w:vAlign w:val="center"/>
+          </w:tcPr>
+          <w:p>
+            <w:pPr>
+              <w:snapToGrid w:val="0"/>
+              <w:spacing w:line="240" w:lineRule="exact"/>
+              <w:jc w:val="center"/>
+              <w:rPr>
+                <w:rFonts w:ascii="Times New Roman" w:eastAsia="DFKai-SB" w:hAnsi="Times New Roman" w:cs="Times New Roman"/>
+              </w:rPr>
+            </w:pPr>
+            <w:r>
+              <w:rPr>
+                <w:rFonts w:ascii="Times New Roman" w:eastAsia="DFKai-SB" w:hAnsi="Times New Roman" w:cs="Times New Roman" w:hint="eastAsia"/>
+              </w:rPr>
+              <w:t>研究計畫</w:t>
+            </w:r>
+          </w:p>
+          <w:p>
+            <w:pPr>
+              <w:snapToGrid w:val="0"/>
+              <w:spacing w:line="240" w:lineRule="exact"/>
+              <w:jc w:val="center"/>
+              <w:rPr>
+                <w:rFonts w:ascii="Times New Roman" w:eastAsia="DFKai-SB" w:hAnsi="Times New Roman" w:cs="Times New Roman"/>
+              </w:rPr>
+            </w:pPr>
+            <w:r>
+              <w:rPr>
+                <w:rFonts w:ascii="Times New Roman" w:eastAsia="DFKai-SB" w:hAnsi="Times New Roman" w:cs="Times New Roman" w:hint="eastAsia"/>
+              </w:rPr>
+              <w:t>執行中之</w:t>
+            </w:r>
           </w:p>
         </w:tc>
         <w:tc>
@@ -11614,6 +11587,9 @@
                 <w:rFonts w:ascii="Times New Roman" w:eastAsia="DFKai-SB" w:hAnsi="Times New Roman" w:cs="Times New Roman"/>
               </w:rPr>
             </w:pPr>
+            <w:r>
+              <w:t xml:space="preserve">{#pa_ongoing}{proj_name}</w:t>
+            </w:r>
           </w:p>
         </w:tc>
         <w:tc>
@@ -11629,6 +11605,9 @@
                 <w:rFonts w:ascii="Times New Roman" w:eastAsia="DFKai-SB" w:hAnsi="Times New Roman" w:cs="Times New Roman"/>
               </w:rPr>
             </w:pPr>
+            <w:r>
+              <w:t xml:space="preserve">{proj_role}</w:t>
+            </w:r>
           </w:p>
         </w:tc>
         <w:tc>
@@ -11644,6 +11623,9 @@
                 <w:rFonts w:ascii="Times New Roman" w:eastAsia="DFKai-SB" w:hAnsi="Times New Roman" w:cs="Times New Roman"/>
               </w:rPr>
             </w:pPr>
+            <w:r>
+              <w:t xml:space="preserve">{proj_budget}</w:t>
+            </w:r>
           </w:p>
         </w:tc>
         <w:tc>
@@ -11659,6 +11641,9 @@
                 <w:rFonts w:ascii="Times New Roman" w:eastAsia="DFKai-SB" w:hAnsi="Times New Roman" w:cs="Times New Roman"/>
               </w:rPr>
             </w:pPr>
+            <w:r>
+              <w:t xml:space="preserve">{proj_funder}</w:t>
+            </w:r>
           </w:p>
         </w:tc>
         <w:tc>
@@ -11673,6 +11658,9 @@
                 <w:rFonts w:ascii="Times New Roman" w:eastAsia="DFKai-SB" w:hAnsi="Times New Roman" w:cs="Times New Roman"/>
               </w:rPr>
             </w:pPr>
+            <w:r>
+              <w:t xml:space="preserve">{proj_start_ym}～{proj_end_ym}{/pa_ongoing}</w:t>
+            </w:r>
           </w:p>
         </w:tc>
       </w:tr>
@@ -11684,16 +11672,22 @@
         <w:tc>
           <w:tcPr>
             <w:tcW w:w="702" w:type="dxa"/>
-            <w:vMerge/>
-            <w:vAlign w:val="center"/>
-          </w:tcPr>
-          <w:p>
-            <w:pPr>
-              <w:jc w:val="both"/>
-              <w:rPr>
-                <w:rFonts w:ascii="Times New Roman" w:eastAsia="DFKai-SB" w:hAnsi="Times New Roman" w:cs="Times New Roman"/>
-              </w:rPr>
-            </w:pPr>
+            <w:vAlign w:val="center"/>
+            <w:textDirection w:val="tbRlV"/>
+          </w:tcPr>
+          <w:p>
+            <w:pPr>
+              <w:jc w:val="both"/>
+              <w:rPr>
+                <w:rFonts w:ascii="Times New Roman" w:eastAsia="DFKai-SB" w:hAnsi="Times New Roman" w:cs="Times New Roman"/>
+              </w:rPr>
+            </w:pPr>
+            <w:r>
+              <w:rPr>
+                <w:rFonts w:ascii="Times New Roman" w:eastAsia="DFKai-SB" w:hAnsi="Times New Roman" w:cs="Times New Roman" w:hint="eastAsia"/>
+              </w:rPr>
+              <w:t xml:space="preserve">{#pa_no_ongoing}執行中之相關研究計畫{/pa_no_ongoing}</w:t>
+            </w:r>
           </w:p>
         </w:tc>
         <w:tc>
@@ -11710,22 +11704,7 @@
               </w:rPr>
             </w:pPr>
             <w:r>
-              <w:rPr>
-                <w:rFonts w:ascii="Times New Roman" w:eastAsia="DFKai-SB" w:hAnsi="Times New Roman" w:cs="Times New Roman" w:hint="eastAsia"/>
-              </w:rPr>
-              <w:t>(</w:t>
-            </w:r>
-            <w:r>
-              <w:rPr>
-                <w:rFonts w:ascii="Times New Roman" w:eastAsia="DFKai-SB" w:hAnsi="Times New Roman" w:cs="Times New Roman" w:hint="eastAsia"/>
-              </w:rPr>
-              <w:t>若無此資料，請填無此資料</w:t>
-            </w:r>
-            <w:r>
-              <w:rPr>
-                <w:rFonts w:ascii="Times New Roman" w:eastAsia="DFKai-SB" w:hAnsi="Times New Roman" w:cs="Times New Roman"/>
-              </w:rPr>
-              <w:t>)</w:t>
+              <w:t xml:space="preserve">{#pa_no_ongoing}若無此資料，請填無此資料{/pa_no_ongoing}</w:t>
             </w:r>
           </w:p>
         </w:tc>
@@ -11797,7 +11776,6 @@
         <w:tc>
           <w:tcPr>
             <w:tcW w:w="702" w:type="dxa"/>
-            <w:vMerge w:val="restart"/>
             <w:textDirection w:val="tbRlV"/>
             <w:vAlign w:val="center"/>
           </w:tcPr>
@@ -11814,7 +11792,7 @@
               <w:rPr>
                 <w:rFonts w:ascii="Times New Roman" w:eastAsia="DFKai-SB" w:hAnsi="Times New Roman" w:cs="Times New Roman" w:hint="eastAsia"/>
               </w:rPr>
-              <w:t>研究計畫</w:t>
+              <w:t>相關研究計畫</w:t>
             </w:r>
           </w:p>
           <w:p>
@@ -11830,7 +11808,7 @@
               <w:rPr>
                 <w:rFonts w:ascii="Times New Roman" w:eastAsia="DFKai-SB" w:hAnsi="Times New Roman" w:cs="Times New Roman" w:hint="eastAsia"/>
               </w:rPr>
-              <w:t>執行中之</w:t>
+              <w:t>申請中之</w:t>
             </w:r>
           </w:p>
         </w:tc>
@@ -11847,6 +11825,9 @@
                 <w:rFonts w:ascii="Times New Roman" w:eastAsia="DFKai-SB" w:hAnsi="Times New Roman" w:cs="Times New Roman"/>
               </w:rPr>
             </w:pPr>
+            <w:r>
+              <w:t xml:space="preserve">{#pa_pending}{proj_name}</w:t>
+            </w:r>
           </w:p>
         </w:tc>
         <w:tc>
@@ -11862,6 +11843,9 @@
                 <w:rFonts w:ascii="Times New Roman" w:eastAsia="DFKai-SB" w:hAnsi="Times New Roman" w:cs="Times New Roman"/>
               </w:rPr>
             </w:pPr>
+            <w:r>
+              <w:t xml:space="preserve">{proj_role}</w:t>
+            </w:r>
           </w:p>
         </w:tc>
         <w:tc>
@@ -11877,6 +11861,9 @@
                 <w:rFonts w:ascii="Times New Roman" w:eastAsia="DFKai-SB" w:hAnsi="Times New Roman" w:cs="Times New Roman"/>
               </w:rPr>
             </w:pPr>
+            <w:r>
+              <w:t xml:space="preserve">{proj_budget}</w:t>
+            </w:r>
           </w:p>
         </w:tc>
         <w:tc>
@@ -11892,6 +11879,9 @@
                 <w:rFonts w:ascii="Times New Roman" w:eastAsia="DFKai-SB" w:hAnsi="Times New Roman" w:cs="Times New Roman"/>
               </w:rPr>
             </w:pPr>
+            <w:r>
+              <w:t xml:space="preserve">{proj_funder}</w:t>
+            </w:r>
           </w:p>
         </w:tc>
         <w:tc>
@@ -11906,6 +11896,9 @@
                 <w:rFonts w:ascii="Times New Roman" w:eastAsia="DFKai-SB" w:hAnsi="Times New Roman" w:cs="Times New Roman"/>
               </w:rPr>
             </w:pPr>
+            <w:r>
+              <w:t xml:space="preserve">{proj_start_ym}～{proj_end_ym}{/pa_pending}</w:t>
+            </w:r>
           </w:p>
         </w:tc>
       </w:tr>
@@ -11917,16 +11910,22 @@
         <w:tc>
           <w:tcPr>
             <w:tcW w:w="702" w:type="dxa"/>
-            <w:vMerge/>
-            <w:vAlign w:val="center"/>
-          </w:tcPr>
-          <w:p>
-            <w:pPr>
-              <w:jc w:val="both"/>
-              <w:rPr>
-                <w:rFonts w:ascii="Times New Roman" w:eastAsia="DFKai-SB" w:hAnsi="Times New Roman" w:cs="Times New Roman"/>
-              </w:rPr>
-            </w:pPr>
+            <w:vAlign w:val="center"/>
+            <w:textDirection w:val="tbRlV"/>
+          </w:tcPr>
+          <w:p>
+            <w:pPr>
+              <w:jc w:val="both"/>
+              <w:rPr>
+                <w:rFonts w:ascii="Times New Roman" w:eastAsia="DFKai-SB" w:hAnsi="Times New Roman" w:cs="Times New Roman"/>
+              </w:rPr>
+            </w:pPr>
+            <w:r>
+              <w:rPr>
+                <w:rFonts w:ascii="Times New Roman" w:eastAsia="DFKai-SB" w:hAnsi="Times New Roman" w:cs="Times New Roman" w:hint="eastAsia"/>
+              </w:rPr>
+              <w:t xml:space="preserve">{#pa_no_pending}申請中之相關研究計畫{/pa_no_pending}</w:t>
+            </w:r>
           </w:p>
         </w:tc>
         <w:tc>
@@ -11942,636 +11941,8 @@
                 <w:rFonts w:ascii="Times New Roman" w:eastAsia="DFKai-SB" w:hAnsi="Times New Roman" w:cs="Times New Roman"/>
               </w:rPr>
             </w:pPr>
-          </w:p>
-        </w:tc>
-        <w:tc>
-          <w:tcPr>
-            <w:tcW w:w="1418" w:type="dxa"/>
-            <w:gridSpan w:val="4"/>
-            <w:vAlign w:val="center"/>
-          </w:tcPr>
-          <w:p>
-            <w:pPr>
-              <w:jc w:val="both"/>
-              <w:rPr>
-                <w:rFonts w:ascii="Times New Roman" w:eastAsia="DFKai-SB" w:hAnsi="Times New Roman" w:cs="Times New Roman"/>
-              </w:rPr>
-            </w:pPr>
-          </w:p>
-        </w:tc>
-        <w:tc>
-          <w:tcPr>
-            <w:tcW w:w="1276" w:type="dxa"/>
-            <w:gridSpan w:val="3"/>
-            <w:vAlign w:val="center"/>
-          </w:tcPr>
-          <w:p>
-            <w:pPr>
-              <w:jc w:val="both"/>
-              <w:rPr>
-                <w:rFonts w:ascii="Times New Roman" w:eastAsia="DFKai-SB" w:hAnsi="Times New Roman" w:cs="Times New Roman"/>
-              </w:rPr>
-            </w:pPr>
-          </w:p>
-        </w:tc>
-        <w:tc>
-          <w:tcPr>
-            <w:tcW w:w="1701" w:type="dxa"/>
-            <w:gridSpan w:val="2"/>
-            <w:vAlign w:val="center"/>
-          </w:tcPr>
-          <w:p>
-            <w:pPr>
-              <w:jc w:val="both"/>
-              <w:rPr>
-                <w:rFonts w:ascii="Times New Roman" w:eastAsia="DFKai-SB" w:hAnsi="Times New Roman" w:cs="Times New Roman"/>
-              </w:rPr>
-            </w:pPr>
-          </w:p>
-        </w:tc>
-        <w:tc>
-          <w:tcPr>
-            <w:tcW w:w="1417" w:type="dxa"/>
-            <w:vAlign w:val="center"/>
-          </w:tcPr>
-          <w:p>
-            <w:pPr>
-              <w:jc w:val="both"/>
-              <w:rPr>
-                <w:rFonts w:ascii="Times New Roman" w:eastAsia="DFKai-SB" w:hAnsi="Times New Roman" w:cs="Times New Roman"/>
-              </w:rPr>
-            </w:pPr>
-          </w:p>
-        </w:tc>
-      </w:tr>
-      <w:tr>
-        <w:trPr>
-          <w:cantSplit/>
-          <w:trHeight w:val="510"/>
-        </w:trPr>
-        <w:tc>
-          <w:tcPr>
-            <w:tcW w:w="702" w:type="dxa"/>
-            <w:vMerge/>
-            <w:vAlign w:val="center"/>
-          </w:tcPr>
-          <w:p>
-            <w:pPr>
-              <w:jc w:val="both"/>
-              <w:rPr>
-                <w:rFonts w:ascii="Times New Roman" w:eastAsia="DFKai-SB" w:hAnsi="Times New Roman" w:cs="Times New Roman"/>
-              </w:rPr>
-            </w:pPr>
-          </w:p>
-        </w:tc>
-        <w:tc>
-          <w:tcPr>
-            <w:tcW w:w="3262" w:type="dxa"/>
-            <w:gridSpan w:val="2"/>
-            <w:vAlign w:val="center"/>
-          </w:tcPr>
-          <w:p>
-            <w:pPr>
-              <w:jc w:val="both"/>
-              <w:rPr>
-                <w:rFonts w:ascii="Times New Roman" w:eastAsia="DFKai-SB" w:hAnsi="Times New Roman" w:cs="Times New Roman"/>
-              </w:rPr>
-            </w:pPr>
-          </w:p>
-        </w:tc>
-        <w:tc>
-          <w:tcPr>
-            <w:tcW w:w="1418" w:type="dxa"/>
-            <w:gridSpan w:val="4"/>
-            <w:vAlign w:val="center"/>
-          </w:tcPr>
-          <w:p>
-            <w:pPr>
-              <w:jc w:val="both"/>
-              <w:rPr>
-                <w:rFonts w:ascii="Times New Roman" w:eastAsia="DFKai-SB" w:hAnsi="Times New Roman" w:cs="Times New Roman"/>
-              </w:rPr>
-            </w:pPr>
-          </w:p>
-        </w:tc>
-        <w:tc>
-          <w:tcPr>
-            <w:tcW w:w="1276" w:type="dxa"/>
-            <w:gridSpan w:val="3"/>
-            <w:vAlign w:val="center"/>
-          </w:tcPr>
-          <w:p>
-            <w:pPr>
-              <w:jc w:val="both"/>
-              <w:rPr>
-                <w:rFonts w:ascii="Times New Roman" w:eastAsia="DFKai-SB" w:hAnsi="Times New Roman" w:cs="Times New Roman"/>
-              </w:rPr>
-            </w:pPr>
-          </w:p>
-        </w:tc>
-        <w:tc>
-          <w:tcPr>
-            <w:tcW w:w="1701" w:type="dxa"/>
-            <w:gridSpan w:val="2"/>
-            <w:vAlign w:val="center"/>
-          </w:tcPr>
-          <w:p>
-            <w:pPr>
-              <w:jc w:val="both"/>
-              <w:rPr>
-                <w:rFonts w:ascii="Times New Roman" w:eastAsia="DFKai-SB" w:hAnsi="Times New Roman" w:cs="Times New Roman"/>
-              </w:rPr>
-            </w:pPr>
-          </w:p>
-        </w:tc>
-        <w:tc>
-          <w:tcPr>
-            <w:tcW w:w="1417" w:type="dxa"/>
-            <w:vAlign w:val="center"/>
-          </w:tcPr>
-          <w:p>
-            <w:pPr>
-              <w:jc w:val="both"/>
-              <w:rPr>
-                <w:rFonts w:ascii="Times New Roman" w:eastAsia="DFKai-SB" w:hAnsi="Times New Roman" w:cs="Times New Roman"/>
-              </w:rPr>
-            </w:pPr>
-          </w:p>
-        </w:tc>
-      </w:tr>
-      <w:tr>
-        <w:trPr>
-          <w:cantSplit/>
-          <w:trHeight w:val="510"/>
-        </w:trPr>
-        <w:tc>
-          <w:tcPr>
-            <w:tcW w:w="702" w:type="dxa"/>
-            <w:vMerge/>
-            <w:vAlign w:val="center"/>
-          </w:tcPr>
-          <w:p>
-            <w:pPr>
-              <w:jc w:val="both"/>
-              <w:rPr>
-                <w:rFonts w:ascii="Times New Roman" w:eastAsia="DFKai-SB" w:hAnsi="Times New Roman" w:cs="Times New Roman"/>
-              </w:rPr>
-            </w:pPr>
-          </w:p>
-        </w:tc>
-        <w:tc>
-          <w:tcPr>
-            <w:tcW w:w="3262" w:type="dxa"/>
-            <w:gridSpan w:val="2"/>
-            <w:vAlign w:val="center"/>
-          </w:tcPr>
-          <w:p>
-            <w:pPr>
-              <w:jc w:val="both"/>
-              <w:rPr>
-                <w:rFonts w:ascii="Times New Roman" w:eastAsia="DFKai-SB" w:hAnsi="Times New Roman" w:cs="Times New Roman"/>
-              </w:rPr>
-            </w:pPr>
-            <w:r>
-              <w:rPr>
-                <w:rFonts w:ascii="Times New Roman" w:eastAsia="DFKai-SB" w:hAnsi="Times New Roman" w:cs="Times New Roman" w:hint="eastAsia"/>
-              </w:rPr>
-              <w:t>(</w:t>
-            </w:r>
-            <w:r>
-              <w:rPr>
-                <w:rFonts w:ascii="Times New Roman" w:eastAsia="DFKai-SB" w:hAnsi="Times New Roman" w:cs="Times New Roman" w:hint="eastAsia"/>
-              </w:rPr>
-              <w:t>若無此資料，請填無此資料</w:t>
-            </w:r>
-            <w:r>
-              <w:rPr>
-                <w:rFonts w:ascii="Times New Roman" w:eastAsia="DFKai-SB" w:hAnsi="Times New Roman" w:cs="Times New Roman"/>
-              </w:rPr>
-              <w:t>)</w:t>
-            </w:r>
-          </w:p>
-        </w:tc>
-        <w:tc>
-          <w:tcPr>
-            <w:tcW w:w="1418" w:type="dxa"/>
-            <w:gridSpan w:val="4"/>
-            <w:vAlign w:val="center"/>
-          </w:tcPr>
-          <w:p>
-            <w:pPr>
-              <w:jc w:val="both"/>
-              <w:rPr>
-                <w:rFonts w:ascii="Times New Roman" w:eastAsia="DFKai-SB" w:hAnsi="Times New Roman" w:cs="Times New Roman"/>
-              </w:rPr>
-            </w:pPr>
-          </w:p>
-        </w:tc>
-        <w:tc>
-          <w:tcPr>
-            <w:tcW w:w="1276" w:type="dxa"/>
-            <w:gridSpan w:val="3"/>
-            <w:vAlign w:val="center"/>
-          </w:tcPr>
-          <w:p>
-            <w:pPr>
-              <w:jc w:val="both"/>
-              <w:rPr>
-                <w:rFonts w:ascii="Times New Roman" w:eastAsia="DFKai-SB" w:hAnsi="Times New Roman" w:cs="Times New Roman"/>
-              </w:rPr>
-            </w:pPr>
-          </w:p>
-        </w:tc>
-        <w:tc>
-          <w:tcPr>
-            <w:tcW w:w="1701" w:type="dxa"/>
-            <w:gridSpan w:val="2"/>
-            <w:vAlign w:val="center"/>
-          </w:tcPr>
-          <w:p>
-            <w:pPr>
-              <w:jc w:val="both"/>
-              <w:rPr>
-                <w:rFonts w:ascii="Times New Roman" w:eastAsia="DFKai-SB" w:hAnsi="Times New Roman" w:cs="Times New Roman"/>
-              </w:rPr>
-            </w:pPr>
-          </w:p>
-        </w:tc>
-        <w:tc>
-          <w:tcPr>
-            <w:tcW w:w="1417" w:type="dxa"/>
-            <w:vAlign w:val="center"/>
-          </w:tcPr>
-          <w:p>
-            <w:pPr>
-              <w:jc w:val="both"/>
-              <w:rPr>
-                <w:rFonts w:ascii="Times New Roman" w:eastAsia="DFKai-SB" w:hAnsi="Times New Roman" w:cs="Times New Roman"/>
-              </w:rPr>
-            </w:pPr>
-          </w:p>
-        </w:tc>
-      </w:tr>
-      <w:tr>
-        <w:trPr>
-          <w:cantSplit/>
-          <w:trHeight w:val="510"/>
-        </w:trPr>
-        <w:tc>
-          <w:tcPr>
-            <w:tcW w:w="702" w:type="dxa"/>
-            <w:vMerge w:val="restart"/>
-            <w:textDirection w:val="tbRlV"/>
-            <w:vAlign w:val="center"/>
-          </w:tcPr>
-          <w:p>
-            <w:pPr>
-              <w:snapToGrid w:val="0"/>
-              <w:spacing w:line="240" w:lineRule="exact"/>
-              <w:jc w:val="center"/>
-              <w:rPr>
-                <w:rFonts w:ascii="Times New Roman" w:eastAsia="DFKai-SB" w:hAnsi="Times New Roman" w:cs="Times New Roman"/>
-              </w:rPr>
-            </w:pPr>
-            <w:r>
-              <w:rPr>
-                <w:rFonts w:ascii="Times New Roman" w:eastAsia="DFKai-SB" w:hAnsi="Times New Roman" w:cs="Times New Roman" w:hint="eastAsia"/>
-              </w:rPr>
-              <w:t>相關研究計畫</w:t>
-            </w:r>
-          </w:p>
-          <w:p>
-            <w:pPr>
-              <w:snapToGrid w:val="0"/>
-              <w:spacing w:line="240" w:lineRule="exact"/>
-              <w:jc w:val="center"/>
-              <w:rPr>
-                <w:rFonts w:ascii="Times New Roman" w:eastAsia="DFKai-SB" w:hAnsi="Times New Roman" w:cs="Times New Roman"/>
-              </w:rPr>
-            </w:pPr>
-            <w:r>
-              <w:rPr>
-                <w:rFonts w:ascii="Times New Roman" w:eastAsia="DFKai-SB" w:hAnsi="Times New Roman" w:cs="Times New Roman" w:hint="eastAsia"/>
-              </w:rPr>
-              <w:t>申請中之</w:t>
-            </w:r>
-          </w:p>
-        </w:tc>
-        <w:tc>
-          <w:tcPr>
-            <w:tcW w:w="3262" w:type="dxa"/>
-            <w:gridSpan w:val="2"/>
-            <w:vAlign w:val="center"/>
-          </w:tcPr>
-          <w:p>
-            <w:pPr>
-              <w:jc w:val="both"/>
-              <w:rPr>
-                <w:rFonts w:ascii="Times New Roman" w:eastAsia="DFKai-SB" w:hAnsi="Times New Roman" w:cs="Times New Roman"/>
-              </w:rPr>
-            </w:pPr>
-          </w:p>
-        </w:tc>
-        <w:tc>
-          <w:tcPr>
-            <w:tcW w:w="1418" w:type="dxa"/>
-            <w:gridSpan w:val="4"/>
-            <w:vAlign w:val="center"/>
-          </w:tcPr>
-          <w:p>
-            <w:pPr>
-              <w:jc w:val="both"/>
-              <w:rPr>
-                <w:rFonts w:ascii="Times New Roman" w:eastAsia="DFKai-SB" w:hAnsi="Times New Roman" w:cs="Times New Roman"/>
-              </w:rPr>
-            </w:pPr>
-          </w:p>
-        </w:tc>
-        <w:tc>
-          <w:tcPr>
-            <w:tcW w:w="1276" w:type="dxa"/>
-            <w:gridSpan w:val="3"/>
-            <w:vAlign w:val="center"/>
-          </w:tcPr>
-          <w:p>
-            <w:pPr>
-              <w:jc w:val="both"/>
-              <w:rPr>
-                <w:rFonts w:ascii="Times New Roman" w:eastAsia="DFKai-SB" w:hAnsi="Times New Roman" w:cs="Times New Roman"/>
-              </w:rPr>
-            </w:pPr>
-          </w:p>
-        </w:tc>
-        <w:tc>
-          <w:tcPr>
-            <w:tcW w:w="1701" w:type="dxa"/>
-            <w:gridSpan w:val="2"/>
-            <w:vAlign w:val="center"/>
-          </w:tcPr>
-          <w:p>
-            <w:pPr>
-              <w:jc w:val="both"/>
-              <w:rPr>
-                <w:rFonts w:ascii="Times New Roman" w:eastAsia="DFKai-SB" w:hAnsi="Times New Roman" w:cs="Times New Roman"/>
-              </w:rPr>
-            </w:pPr>
-          </w:p>
-        </w:tc>
-        <w:tc>
-          <w:tcPr>
-            <w:tcW w:w="1417" w:type="dxa"/>
-            <w:vAlign w:val="center"/>
-          </w:tcPr>
-          <w:p>
-            <w:pPr>
-              <w:jc w:val="both"/>
-              <w:rPr>
-                <w:rFonts w:ascii="Times New Roman" w:eastAsia="DFKai-SB" w:hAnsi="Times New Roman" w:cs="Times New Roman"/>
-              </w:rPr>
-            </w:pPr>
-          </w:p>
-        </w:tc>
-      </w:tr>
-      <w:tr>
-        <w:trPr>
-          <w:cantSplit/>
-          <w:trHeight w:val="510"/>
-        </w:trPr>
-        <w:tc>
-          <w:tcPr>
-            <w:tcW w:w="702" w:type="dxa"/>
-            <w:vMerge/>
-            <w:vAlign w:val="center"/>
-          </w:tcPr>
-          <w:p>
-            <w:pPr>
-              <w:jc w:val="both"/>
-              <w:rPr>
-                <w:rFonts w:ascii="Times New Roman" w:eastAsia="DFKai-SB" w:hAnsi="Times New Roman" w:cs="Times New Roman"/>
-              </w:rPr>
-            </w:pPr>
-          </w:p>
-        </w:tc>
-        <w:tc>
-          <w:tcPr>
-            <w:tcW w:w="3262" w:type="dxa"/>
-            <w:gridSpan w:val="2"/>
-            <w:vAlign w:val="center"/>
-          </w:tcPr>
-          <w:p>
-            <w:pPr>
-              <w:jc w:val="both"/>
-              <w:rPr>
-                <w:rFonts w:ascii="Times New Roman" w:eastAsia="DFKai-SB" w:hAnsi="Times New Roman" w:cs="Times New Roman"/>
-              </w:rPr>
-            </w:pPr>
-          </w:p>
-        </w:tc>
-        <w:tc>
-          <w:tcPr>
-            <w:tcW w:w="1418" w:type="dxa"/>
-            <w:gridSpan w:val="4"/>
-            <w:vAlign w:val="center"/>
-          </w:tcPr>
-          <w:p>
-            <w:pPr>
-              <w:jc w:val="both"/>
-              <w:rPr>
-                <w:rFonts w:ascii="Times New Roman" w:eastAsia="DFKai-SB" w:hAnsi="Times New Roman" w:cs="Times New Roman"/>
-              </w:rPr>
-            </w:pPr>
-          </w:p>
-        </w:tc>
-        <w:tc>
-          <w:tcPr>
-            <w:tcW w:w="1276" w:type="dxa"/>
-            <w:gridSpan w:val="3"/>
-            <w:vAlign w:val="center"/>
-          </w:tcPr>
-          <w:p>
-            <w:pPr>
-              <w:jc w:val="both"/>
-              <w:rPr>
-                <w:rFonts w:ascii="Times New Roman" w:eastAsia="DFKai-SB" w:hAnsi="Times New Roman" w:cs="Times New Roman"/>
-              </w:rPr>
-            </w:pPr>
-          </w:p>
-        </w:tc>
-        <w:tc>
-          <w:tcPr>
-            <w:tcW w:w="1701" w:type="dxa"/>
-            <w:gridSpan w:val="2"/>
-            <w:vAlign w:val="center"/>
-          </w:tcPr>
-          <w:p>
-            <w:pPr>
-              <w:jc w:val="both"/>
-              <w:rPr>
-                <w:rFonts w:ascii="Times New Roman" w:eastAsia="DFKai-SB" w:hAnsi="Times New Roman" w:cs="Times New Roman"/>
-              </w:rPr>
-            </w:pPr>
-          </w:p>
-        </w:tc>
-        <w:tc>
-          <w:tcPr>
-            <w:tcW w:w="1417" w:type="dxa"/>
-            <w:vAlign w:val="center"/>
-          </w:tcPr>
-          <w:p>
-            <w:pPr>
-              <w:jc w:val="both"/>
-              <w:rPr>
-                <w:rFonts w:ascii="Times New Roman" w:eastAsia="DFKai-SB" w:hAnsi="Times New Roman" w:cs="Times New Roman"/>
-              </w:rPr>
-            </w:pPr>
-          </w:p>
-        </w:tc>
-      </w:tr>
-      <w:tr>
-        <w:trPr>
-          <w:cantSplit/>
-          <w:trHeight w:val="510"/>
-        </w:trPr>
-        <w:tc>
-          <w:tcPr>
-            <w:tcW w:w="702" w:type="dxa"/>
-            <w:vMerge/>
-            <w:vAlign w:val="center"/>
-          </w:tcPr>
-          <w:p>
-            <w:pPr>
-              <w:jc w:val="both"/>
-              <w:rPr>
-                <w:rFonts w:ascii="Times New Roman" w:eastAsia="DFKai-SB" w:hAnsi="Times New Roman" w:cs="Times New Roman"/>
-              </w:rPr>
-            </w:pPr>
-          </w:p>
-        </w:tc>
-        <w:tc>
-          <w:tcPr>
-            <w:tcW w:w="3262" w:type="dxa"/>
-            <w:gridSpan w:val="2"/>
-            <w:vAlign w:val="center"/>
-          </w:tcPr>
-          <w:p>
-            <w:pPr>
-              <w:jc w:val="both"/>
-              <w:rPr>
-                <w:rFonts w:ascii="Times New Roman" w:eastAsia="DFKai-SB" w:hAnsi="Times New Roman" w:cs="Times New Roman"/>
-              </w:rPr>
-            </w:pPr>
-          </w:p>
-        </w:tc>
-        <w:tc>
-          <w:tcPr>
-            <w:tcW w:w="1418" w:type="dxa"/>
-            <w:gridSpan w:val="4"/>
-            <w:vAlign w:val="center"/>
-          </w:tcPr>
-          <w:p>
-            <w:pPr>
-              <w:jc w:val="both"/>
-              <w:rPr>
-                <w:rFonts w:ascii="Times New Roman" w:eastAsia="DFKai-SB" w:hAnsi="Times New Roman" w:cs="Times New Roman"/>
-              </w:rPr>
-            </w:pPr>
-          </w:p>
-        </w:tc>
-        <w:tc>
-          <w:tcPr>
-            <w:tcW w:w="1276" w:type="dxa"/>
-            <w:gridSpan w:val="3"/>
-            <w:vAlign w:val="center"/>
-          </w:tcPr>
-          <w:p>
-            <w:pPr>
-              <w:jc w:val="both"/>
-              <w:rPr>
-                <w:rFonts w:ascii="Times New Roman" w:eastAsia="DFKai-SB" w:hAnsi="Times New Roman" w:cs="Times New Roman"/>
-              </w:rPr>
-            </w:pPr>
-          </w:p>
-        </w:tc>
-        <w:tc>
-          <w:tcPr>
-            <w:tcW w:w="1701" w:type="dxa"/>
-            <w:gridSpan w:val="2"/>
-            <w:vAlign w:val="center"/>
-          </w:tcPr>
-          <w:p>
-            <w:pPr>
-              <w:jc w:val="both"/>
-              <w:rPr>
-                <w:rFonts w:ascii="Times New Roman" w:eastAsia="DFKai-SB" w:hAnsi="Times New Roman" w:cs="Times New Roman"/>
-              </w:rPr>
-            </w:pPr>
-          </w:p>
-        </w:tc>
-        <w:tc>
-          <w:tcPr>
-            <w:tcW w:w="1417" w:type="dxa"/>
-            <w:vAlign w:val="center"/>
-          </w:tcPr>
-          <w:p>
-            <w:pPr>
-              <w:jc w:val="both"/>
-              <w:rPr>
-                <w:rFonts w:ascii="Times New Roman" w:eastAsia="DFKai-SB" w:hAnsi="Times New Roman" w:cs="Times New Roman"/>
-              </w:rPr>
-            </w:pPr>
-          </w:p>
-        </w:tc>
-      </w:tr>
-      <w:tr>
-        <w:trPr>
-          <w:cantSplit/>
-          <w:trHeight w:val="510"/>
-        </w:trPr>
-        <w:tc>
-          <w:tcPr>
-            <w:tcW w:w="702" w:type="dxa"/>
-            <w:vMerge/>
-            <w:vAlign w:val="center"/>
-          </w:tcPr>
-          <w:p>
-            <w:pPr>
-              <w:jc w:val="both"/>
-              <w:rPr>
-                <w:rFonts w:ascii="Times New Roman" w:eastAsia="DFKai-SB" w:hAnsi="Times New Roman" w:cs="Times New Roman"/>
-              </w:rPr>
-            </w:pPr>
-          </w:p>
-        </w:tc>
-        <w:tc>
-          <w:tcPr>
-            <w:tcW w:w="3262" w:type="dxa"/>
-            <w:gridSpan w:val="2"/>
-            <w:vAlign w:val="center"/>
-          </w:tcPr>
-          <w:p>
-            <w:pPr>
-              <w:jc w:val="both"/>
-              <w:rPr>
-                <w:rFonts w:ascii="Times New Roman" w:eastAsia="DFKai-SB" w:hAnsi="Times New Roman" w:cs="Times New Roman"/>
-              </w:rPr>
-            </w:pPr>
-            <w:r>
-              <w:rPr>
-                <w:rFonts w:ascii="Times New Roman" w:eastAsia="DFKai-SB" w:hAnsi="Times New Roman" w:cs="Times New Roman" w:hint="eastAsia"/>
-              </w:rPr>
-              <w:t>(</w:t>
-            </w:r>
-            <w:r>
-              <w:rPr>
-                <w:rFonts w:ascii="Times New Roman" w:eastAsia="DFKai-SB" w:hAnsi="Times New Roman" w:cs="Times New Roman" w:hint="eastAsia"/>
-              </w:rPr>
-              <w:t>若無此資料，請填無此資料</w:t>
-            </w:r>
-            <w:r>
-              <w:rPr>
-                <w:rFonts w:ascii="Times New Roman" w:eastAsia="DFKai-SB" w:hAnsi="Times New Roman" w:cs="Times New Roman"/>
-              </w:rPr>
-              <w:t>)</w:t>
+            <w:r>
+              <w:t xml:space="preserve">{#pa_no_pending}若無此資料，請填無此資料{/pa_no_pending}</w:t>
             </w:r>
           </w:p>
         </w:tc>
@@ -12710,6 +12081,8 @@
       </w:r>
     </w:p>
     <w:p>
+      <w:bookmarkStart w:id="115" w:name="sec_app2"/>
+      <w:bookmarkEnd w:id="115"/>
       <w:pPr>
         <w:ind w:left="960" w:hangingChars="400" w:hanging="960"/>
         <w:jc w:val="both"/>
@@ -12807,6 +12180,16 @@
           <w:u w:val="double"/>
         </w:rPr>
         <w:t>)</w:t>
+      </w:r>
+    </w:p>
+    <w:p>
+      <w:r>
+        <w:t xml:space="preserve">{pa_role_label}</w:t>
+      </w:r>
+    </w:p>
+    <w:p>
+      <w:r>
+        <w:t>{#pa_has_pi_proj}</w:t>
       </w:r>
     </w:p>
     <w:p>
@@ -12823,6 +12206,9 @@
         </w:rPr>
         <w:t>計畫名稱：</w:t>
       </w:r>
+      <w:r>
+        <w:t xml:space="preserve">{pa_pi_proj_name}</w:t>
+      </w:r>
     </w:p>
     <w:p>
       <w:pPr>
@@ -12837,6 +12223,9 @@
         </w:rPr>
         <w:t>計畫主持人：</w:t>
       </w:r>
+      <w:r>
+        <w:t xml:space="preserve">{pa_pi_proj_pi}</w:t>
+      </w:r>
     </w:p>
     <w:p>
       <w:pPr>
@@ -12851,6 +12240,9 @@
         </w:rPr>
         <w:t>委託或補助單位：</w:t>
       </w:r>
+      <w:r>
+        <w:t xml:space="preserve">{pa_pi_proj_funder}</w:t>
+      </w:r>
     </w:p>
     <w:p>
       <w:pPr>
@@ -12865,6 +12257,9 @@
         </w:rPr>
         <w:t>執行期程：</w:t>
       </w:r>
+      <w:r>
+        <w:t xml:space="preserve">{pa_pi_proj_period}</w:t>
+      </w:r>
     </w:p>
     <w:p>
       <w:pPr>
@@ -12878,6 +12273,9 @@
           <w:rFonts w:ascii="Times New Roman" w:eastAsia="DFKai-SB" w:hAnsi="Times New Roman" w:cs="Times New Roman" w:hint="eastAsia"/>
         </w:rPr>
         <w:t>經費：</w:t>
+      </w:r>
+      <w:r>
+        <w:t xml:space="preserve">{pa_pi_proj_budget}</w:t>
       </w:r>
     </w:p>
     <w:p>
@@ -12912,6 +12310,19 @@
         </w:rPr>
         <w:t>)</w:t>
       </w:r>
+      <w:r>
+        <w:t xml:space="preserve">{pa_pi_proj_summary}</w:t>
+      </w:r>
+    </w:p>
+    <w:p>
+      <w:r>
+        <w:t>{/pa_has_pi_proj}</w:t>
+      </w:r>
+    </w:p>
+    <w:p>
+      <w:r>
+        <w:t>{#pa_no_pi_proj}無此資料{/pa_no_pi_proj}</w:t>
+      </w:r>
     </w:p>
     <w:p>
       <w:pPr>
@@ -12975,6 +12386,8 @@
       </w:r>
     </w:p>
     <w:p>
+      <w:bookmarkStart w:id="116" w:name="sec_app3"/>
+      <w:bookmarkEnd w:id="116"/>
       <w:pPr>
         <w:ind w:left="960" w:hangingChars="400" w:hanging="960"/>
         <w:jc w:val="both"/>
@@ -13029,6 +12442,11 @@
           <w:u w:val="double"/>
         </w:rPr>
         <w:t>)</w:t>
+      </w:r>
+    </w:p>
+    <w:p>
+      <w:r>
+        <w:t xml:space="preserve">{pa_role_label}</w:t>
       </w:r>
     </w:p>
     <w:p>
@@ -13039,6 +12457,9 @@
           <w:sz w:val="28"/>
         </w:rPr>
       </w:pPr>
+      <w:r>
+        <w:t xml:space="preserve">{pa_publications_text}</w:t>
+      </w:r>
     </w:p>
     <w:p/>
     <w:sectPr>
@@ -13049,1314 +12470,7 @@
     </w:sectPr>
     <w:p>
       <w:r>
-        <w:rPr>
-          <w:rFonts w:ascii="DFKai-SB" w:hAnsi="DFKai-SB" w:eastAsia="DFKai-SB"/>
-          <w:sz w:val="22"/>
-          <w:szCs w:val="22"/>
-        </w:rPr>
-        <w:t xml:space="preserve">{#personnel_appendix}</w:t>
-      </w:r>
-    </w:p>
-    <w:p>
-      <w:r>
-        <w:br w:type="page"/>
-      </w:r>
-    </w:p>
-    <w:p>
-      <w:pPr>
-        <w:jc w:val="center"/>
-        <w:spacing w:before="0" w:after="160"/>
-      </w:pPr>
-      <w:r>
-        <w:rPr>
-          <w:rFonts w:ascii="DFKai-SB" w:hAnsi="DFKai-SB" w:eastAsia="DFKai-SB"/>
-          <w:b/>
-          <w:sz w:val="26"/>
-          <w:szCs w:val="26"/>
-        </w:rPr>
-        <w:t xml:space="preserve">附表一　計畫主持人、協同主持人、研究人員學經歷說明書</w:t>
-      </w:r>
-    </w:p>
-    <w:tbl>
-      <w:tblPr>
-        <w:tblW w:w="9000" w:type="dxa"/>
-        <w:tblBorders>
-          <w:top w:val="single" w:sz="4" w:color="000000"/>
-          <w:left w:val="single" w:sz="4" w:color="000000"/>
-          <w:bottom w:val="single" w:sz="4" w:color="000000"/>
-          <w:right w:val="single" w:sz="4" w:color="000000"/>
-          <w:insideH w:val="single" w:sz="4" w:color="000000"/>
-          <w:insideV w:val="single" w:sz="4" w:color="000000"/>
-        </w:tblBorders>
-        <w:tblLayout w:type="fixed"/>
-      </w:tblPr>
-      <w:tr>
-        <w:tc>
-          <w:tcPr>
-            <w:tcW w:w="1500" w:type="dxa"/>
-            <w:tcBorders>
-              <w:top w:val="single" w:sz="4" w:color="000000"/>
-              <w:left w:val="single" w:sz="4" w:color="000000"/>
-              <w:bottom w:val="single" w:sz="4" w:color="000000"/>
-              <w:right w:val="single" w:sz="4" w:color="000000"/>
-            </w:tcBorders>
-            <w:shd w:val="clear" w:color="auto" w:fill="D9D9D9"/>
-          </w:tcPr>
-          <w:p>
-            <w:pPr>
-              <w:spacing w:before="40" w:after="40"/>
-            </w:pPr>
-            <w:r>
-              <w:rPr>
-                <w:rFonts w:ascii="DFKai-SB" w:hAnsi="DFKai-SB" w:eastAsia="DFKai-SB"/>
-                <w:b/>
-                <w:sz w:val="22"/>
-                <w:szCs w:val="22"/>
-              </w:rPr>
-              <w:t xml:space="preserve">姓名</w:t>
-            </w:r>
-          </w:p>
-        </w:tc>
-        <w:tc>
-          <w:tcPr>
-            <w:tcW w:w="7500" w:type="dxa"/>
-            <w:tcBorders>
-              <w:top w:val="single" w:sz="4" w:color="000000"/>
-              <w:left w:val="single" w:sz="4" w:color="000000"/>
-              <w:bottom w:val="single" w:sz="4" w:color="000000"/>
-              <w:right w:val="single" w:sz="4" w:color="000000"/>
-            </w:tcBorders>
-          </w:tcPr>
-          <w:p>
-            <w:pPr>
-              <w:spacing w:before="40" w:after="40"/>
-            </w:pPr>
-            <w:r>
-              <w:rPr>
-                <w:rFonts w:ascii="DFKai-SB" w:hAnsi="DFKai-SB" w:eastAsia="DFKai-SB"/>
-                <w:sz w:val="22"/>
-                <w:szCs w:val="22"/>
-              </w:rPr>
-              <w:t xml:space="preserve">{pa_name_zh}　　職稱：{pa_title}　　服務單位：{pa_unit}</w:t>
-            </w:r>
-          </w:p>
-        </w:tc>
-      </w:tr>
-      <w:tr>
-        <w:tc>
-          <w:tcPr>
-            <w:tcW w:w="1500" w:type="dxa"/>
-            <w:tcBorders>
-              <w:top w:val="single" w:sz="4" w:color="000000"/>
-              <w:left w:val="single" w:sz="4" w:color="000000"/>
-              <w:bottom w:val="single" w:sz="4" w:color="000000"/>
-              <w:right w:val="single" w:sz="4" w:color="000000"/>
-            </w:tcBorders>
-            <w:shd w:val="clear" w:color="auto" w:fill="D9D9D9"/>
-          </w:tcPr>
-          <w:p>
-            <w:pPr>
-              <w:spacing w:before="40" w:after="40"/>
-            </w:pPr>
-            <w:r>
-              <w:rPr>
-                <w:rFonts w:ascii="DFKai-SB" w:hAnsi="DFKai-SB" w:eastAsia="DFKai-SB"/>
-                <w:b/>
-                <w:sz w:val="22"/>
-                <w:szCs w:val="22"/>
-              </w:rPr>
-              <w:t xml:space="preserve">學歷</w:t>
-            </w:r>
-          </w:p>
-        </w:tc>
-        <w:tc>
-          <w:tcPr>
-            <w:tcW w:w="7500" w:type="dxa"/>
-            <w:tcBorders>
-              <w:top w:val="single" w:sz="4" w:color="000000"/>
-              <w:left w:val="single" w:sz="4" w:color="000000"/>
-              <w:bottom w:val="single" w:sz="4" w:color="000000"/>
-              <w:right w:val="single" w:sz="4" w:color="000000"/>
-            </w:tcBorders>
-          </w:tcPr>
-          <w:p>
-            <w:pPr>
-              <w:spacing w:before="40" w:after="40"/>
-            </w:pPr>
-            <w:r>
-              <w:rPr>
-                <w:rFonts w:ascii="DFKai-SB" w:hAnsi="DFKai-SB" w:eastAsia="DFKai-SB"/>
-                <w:sz w:val="22"/>
-                <w:szCs w:val="22"/>
-              </w:rPr>
-              <w:t xml:space="preserve">{#pa_education}{edu_degree}　{edu_school}　{edu_department}，民國{edu_grad_year}年畢業{/pa_education}</w:t>
-            </w:r>
-          </w:p>
-        </w:tc>
-      </w:tr>
-      <w:tr>
-        <w:tc>
-          <w:tcPr>
-            <w:tcW w:w="1500" w:type="dxa"/>
-            <w:tcBorders>
-              <w:top w:val="single" w:sz="4" w:color="000000"/>
-              <w:left w:val="single" w:sz="4" w:color="000000"/>
-              <w:bottom w:val="single" w:sz="4" w:color="000000"/>
-              <w:right w:val="single" w:sz="4" w:color="000000"/>
-            </w:tcBorders>
-            <w:shd w:val="clear" w:color="auto" w:fill="D9D9D9"/>
-          </w:tcPr>
-          <w:p>
-            <w:pPr>
-              <w:spacing w:before="40" w:after="40"/>
-            </w:pPr>
-            <w:r>
-              <w:rPr>
-                <w:rFonts w:ascii="DFKai-SB" w:hAnsi="DFKai-SB" w:eastAsia="DFKai-SB"/>
-                <w:b/>
-                <w:sz w:val="22"/>
-                <w:szCs w:val="22"/>
-              </w:rPr>
-              <w:t xml:space="preserve">專長領域</w:t>
-            </w:r>
-          </w:p>
-        </w:tc>
-        <w:tc>
-          <w:tcPr>
-            <w:tcW w:w="7500" w:type="dxa"/>
-            <w:tcBorders>
-              <w:top w:val="single" w:sz="4" w:color="000000"/>
-              <w:left w:val="single" w:sz="4" w:color="000000"/>
-              <w:bottom w:val="single" w:sz="4" w:color="000000"/>
-              <w:right w:val="single" w:sz="4" w:color="000000"/>
-            </w:tcBorders>
-          </w:tcPr>
-          <w:p>
-            <w:pPr>
-              <w:spacing w:before="40" w:after="40"/>
-            </w:pPr>
-            <w:r>
-              <w:rPr>
-                <w:rFonts w:ascii="DFKai-SB" w:hAnsi="DFKai-SB" w:eastAsia="DFKai-SB"/>
-                <w:sz w:val="22"/>
-                <w:szCs w:val="22"/>
-              </w:rPr>
-              <w:t xml:space="preserve">{pa_expertise}</w:t>
-            </w:r>
-          </w:p>
-        </w:tc>
-      </w:tr>
-      <w:tr>
-        <w:tc>
-          <w:tcPr>
-            <w:tcW w:w="1500" w:type="dxa"/>
-            <w:tcBorders>
-              <w:top w:val="single" w:sz="4" w:color="000000"/>
-              <w:left w:val="single" w:sz="4" w:color="000000"/>
-              <w:bottom w:val="single" w:sz="4" w:color="000000"/>
-              <w:right w:val="single" w:sz="4" w:color="000000"/>
-            </w:tcBorders>
-            <w:shd w:val="clear" w:color="auto" w:fill="D9D9D9"/>
-          </w:tcPr>
-          <w:p>
-            <w:pPr>
-              <w:spacing w:before="40" w:after="40"/>
-            </w:pPr>
-            <w:r>
-              <w:rPr>
-                <w:rFonts w:ascii="DFKai-SB" w:hAnsi="DFKai-SB" w:eastAsia="DFKai-SB"/>
-                <w:b/>
-                <w:sz w:val="22"/>
-                <w:szCs w:val="22"/>
-              </w:rPr>
-              <w:t xml:space="preserve">研究倫理訓練</w:t>
-            </w:r>
-          </w:p>
-        </w:tc>
-        <w:tc>
-          <w:tcPr>
-            <w:tcW w:w="7500" w:type="dxa"/>
-            <w:tcBorders>
-              <w:top w:val="single" w:sz="4" w:color="000000"/>
-              <w:left w:val="single" w:sz="4" w:color="000000"/>
-              <w:bottom w:val="single" w:sz="4" w:color="000000"/>
-              <w:right w:val="single" w:sz="4" w:color="000000"/>
-            </w:tcBorders>
-          </w:tcPr>
-          <w:p>
-            <w:pPr>
-              <w:spacing w:before="40" w:after="40"/>
-            </w:pPr>
-            <w:r>
-              <w:rPr>
-                <w:rFonts w:ascii="DFKai-SB" w:hAnsi="DFKai-SB" w:eastAsia="DFKai-SB"/>
-                <w:sz w:val="22"/>
-                <w:szCs w:val="22"/>
-              </w:rPr>
-              <w:t xml:space="preserve">{pa_irb_training_hours}小時（證明文件：{pa_irb_training_cert}）</w:t>
-            </w:r>
-          </w:p>
-        </w:tc>
-      </w:tr>
-    </w:tbl>
-    <w:p>
-      <w:pPr>
-        <w:spacing w:before="200" w:after="80"/>
-      </w:pPr>
-      <w:r>
-        <w:rPr>
-          <w:rFonts w:ascii="DFKai-SB" w:hAnsi="DFKai-SB" w:eastAsia="DFKai-SB"/>
-          <w:b/>
-          <w:sz w:val="22"/>
-          <w:szCs w:val="22"/>
-        </w:rPr>
-        <w:t xml:space="preserve">服務經歷</w:t>
-      </w:r>
-    </w:p>
-    <w:tbl>
-      <w:tblPr>
-        <w:tblW w:w="9000" w:type="dxa"/>
-        <w:tblBorders>
-          <w:top w:val="single" w:sz="4" w:color="000000"/>
-          <w:left w:val="single" w:sz="4" w:color="000000"/>
-          <w:bottom w:val="single" w:sz="4" w:color="000000"/>
-          <w:right w:val="single" w:sz="4" w:color="000000"/>
-          <w:insideH w:val="single" w:sz="4" w:color="000000"/>
-          <w:insideV w:val="single" w:sz="4" w:color="000000"/>
-        </w:tblBorders>
-        <w:tblLayout w:type="fixed"/>
-      </w:tblPr>
-      <w:tr>
-        <w:tc>
-          <w:tcPr>
-            <w:tcW w:w="4800" w:type="dxa"/>
-            <w:tcBorders>
-              <w:top w:val="single" w:sz="4" w:color="000000"/>
-              <w:left w:val="single" w:sz="4" w:color="000000"/>
-              <w:bottom w:val="single" w:sz="4" w:color="000000"/>
-              <w:right w:val="single" w:sz="4" w:color="000000"/>
-            </w:tcBorders>
-            <w:shd w:val="clear" w:color="auto" w:fill="D9D9D9"/>
-          </w:tcPr>
-          <w:p>
-            <w:pPr>
-              <w:spacing w:before="40" w:after="40"/>
-            </w:pPr>
-            <w:r>
-              <w:rPr>
-                <w:rFonts w:ascii="DFKai-SB" w:hAnsi="DFKai-SB" w:eastAsia="DFKai-SB"/>
-                <w:b/>
-                <w:sz w:val="22"/>
-                <w:szCs w:val="22"/>
-              </w:rPr>
-              <w:t xml:space="preserve">服務機關及單位</w:t>
-            </w:r>
-          </w:p>
-        </w:tc>
-        <w:tc>
-          <w:tcPr>
-            <w:tcW w:w="2000" w:type="dxa"/>
-            <w:tcBorders>
-              <w:top w:val="single" w:sz="4" w:color="000000"/>
-              <w:left w:val="single" w:sz="4" w:color="000000"/>
-              <w:bottom w:val="single" w:sz="4" w:color="000000"/>
-              <w:right w:val="single" w:sz="4" w:color="000000"/>
-            </w:tcBorders>
-            <w:shd w:val="clear" w:color="auto" w:fill="D9D9D9"/>
-          </w:tcPr>
-          <w:p>
-            <w:pPr>
-              <w:spacing w:before="40" w:after="40"/>
-            </w:pPr>
-            <w:r>
-              <w:rPr>
-                <w:rFonts w:ascii="DFKai-SB" w:hAnsi="DFKai-SB" w:eastAsia="DFKai-SB"/>
-                <w:b/>
-                <w:sz w:val="22"/>
-                <w:szCs w:val="22"/>
-              </w:rPr>
-              <w:t xml:space="preserve">職稱</w:t>
-            </w:r>
-          </w:p>
-        </w:tc>
-        <w:tc>
-          <w:tcPr>
-            <w:tcW w:w="2200" w:type="dxa"/>
-            <w:tcBorders>
-              <w:top w:val="single" w:sz="4" w:color="000000"/>
-              <w:left w:val="single" w:sz="4" w:color="000000"/>
-              <w:bottom w:val="single" w:sz="4" w:color="000000"/>
-              <w:right w:val="single" w:sz="4" w:color="000000"/>
-            </w:tcBorders>
-            <w:shd w:val="clear" w:color="auto" w:fill="D9D9D9"/>
-          </w:tcPr>
-          <w:p>
-            <w:pPr>
-              <w:spacing w:before="40" w:after="40"/>
-            </w:pPr>
-            <w:r>
-              <w:rPr>
-                <w:rFonts w:ascii="DFKai-SB" w:hAnsi="DFKai-SB" w:eastAsia="DFKai-SB"/>
-                <w:b/>
-                <w:sz w:val="22"/>
-                <w:szCs w:val="22"/>
-              </w:rPr>
-              <w:t xml:space="preserve">起訖年月</w:t>
-            </w:r>
-          </w:p>
-        </w:tc>
-      </w:tr>
-      <w:tr>
-        <w:tc>
-          <w:tcPr>
-            <w:tcW w:w="4800" w:type="dxa"/>
-            <w:tcBorders>
-              <w:top w:val="single" w:sz="4" w:color="000000"/>
-              <w:left w:val="single" w:sz="4" w:color="000000"/>
-              <w:bottom w:val="single" w:sz="4" w:color="000000"/>
-              <w:right w:val="single" w:sz="4" w:color="000000"/>
-            </w:tcBorders>
-          </w:tcPr>
-          <w:p>
-            <w:pPr>
-              <w:spacing w:before="40" w:after="40"/>
-            </w:pPr>
-            <w:r>
-              <w:rPr>
-                <w:rFonts w:ascii="DFKai-SB" w:hAnsi="DFKai-SB" w:eastAsia="DFKai-SB"/>
-                <w:sz w:val="22"/>
-                <w:szCs w:val="22"/>
-              </w:rPr>
-              <w:t xml:space="preserve">{#pa_work_history}{wh_institution}</w:t>
-            </w:r>
-          </w:p>
-        </w:tc>
-        <w:tc>
-          <w:tcPr>
-            <w:tcW w:w="2000" w:type="dxa"/>
-            <w:tcBorders>
-              <w:top w:val="single" w:sz="4" w:color="000000"/>
-              <w:left w:val="single" w:sz="4" w:color="000000"/>
-              <w:bottom w:val="single" w:sz="4" w:color="000000"/>
-              <w:right w:val="single" w:sz="4" w:color="000000"/>
-            </w:tcBorders>
-          </w:tcPr>
-          <w:p>
-            <w:pPr>
-              <w:spacing w:before="40" w:after="40"/>
-            </w:pPr>
-            <w:r>
-              <w:rPr>
-                <w:rFonts w:ascii="DFKai-SB" w:hAnsi="DFKai-SB" w:eastAsia="DFKai-SB"/>
-                <w:sz w:val="22"/>
-                <w:szCs w:val="22"/>
-              </w:rPr>
-              <w:t xml:space="preserve">{wh_title}</w:t>
-            </w:r>
-          </w:p>
-        </w:tc>
-        <w:tc>
-          <w:tcPr>
-            <w:tcW w:w="2200" w:type="dxa"/>
-            <w:tcBorders>
-              <w:top w:val="single" w:sz="4" w:color="000000"/>
-              <w:left w:val="single" w:sz="4" w:color="000000"/>
-              <w:bottom w:val="single" w:sz="4" w:color="000000"/>
-              <w:right w:val="single" w:sz="4" w:color="000000"/>
-            </w:tcBorders>
-          </w:tcPr>
-          <w:p>
-            <w:pPr>
-              <w:spacing w:before="40" w:after="40"/>
-            </w:pPr>
-            <w:r>
-              <w:rPr>
-                <w:rFonts w:ascii="DFKai-SB" w:hAnsi="DFKai-SB" w:eastAsia="DFKai-SB"/>
-                <w:sz w:val="22"/>
-                <w:szCs w:val="22"/>
-              </w:rPr>
-              <w:t xml:space="preserve">{wh_start_ym}～{wh_end_ym}{/pa_work_history}</w:t>
-            </w:r>
-          </w:p>
-        </w:tc>
-      </w:tr>
-    </w:tbl>
-    <w:p>
-      <w:pPr>
-        <w:spacing w:before="200" w:after="80"/>
-      </w:pPr>
-      <w:r>
-        <w:rPr>
-          <w:rFonts w:ascii="DFKai-SB" w:hAnsi="DFKai-SB" w:eastAsia="DFKai-SB"/>
-          <w:b/>
-          <w:sz w:val="22"/>
-          <w:szCs w:val="22"/>
-        </w:rPr>
-        <w:t xml:space="preserve">研究計畫（近三年已完成、執行中、申請中）</w:t>
-      </w:r>
-    </w:p>
-    <w:tbl>
-      <w:tblPr>
-        <w:tblW w:w="9000" w:type="dxa"/>
-        <w:tblBorders>
-          <w:top w:val="single" w:sz="4" w:color="000000"/>
-          <w:left w:val="single" w:sz="4" w:color="000000"/>
-          <w:bottom w:val="single" w:sz="4" w:color="000000"/>
-          <w:right w:val="single" w:sz="4" w:color="000000"/>
-          <w:insideH w:val="single" w:sz="4" w:color="000000"/>
-          <w:insideV w:val="single" w:sz="4" w:color="000000"/>
-        </w:tblBorders>
-        <w:tblLayout w:type="fixed"/>
-      </w:tblPr>
-      <w:tr>
-        <w:tc>
-          <w:tcPr>
-            <w:tcW w:w="2800" w:type="dxa"/>
-            <w:tcBorders>
-              <w:top w:val="single" w:sz="4" w:color="000000"/>
-              <w:left w:val="single" w:sz="4" w:color="000000"/>
-              <w:bottom w:val="single" w:sz="4" w:color="000000"/>
-              <w:right w:val="single" w:sz="4" w:color="000000"/>
-            </w:tcBorders>
-            <w:shd w:val="clear" w:color="auto" w:fill="D9D9D9"/>
-          </w:tcPr>
-          <w:p>
-            <w:pPr>
-              <w:spacing w:before="40" w:after="40"/>
-            </w:pPr>
-            <w:r>
-              <w:rPr>
-                <w:rFonts w:ascii="DFKai-SB" w:hAnsi="DFKai-SB" w:eastAsia="DFKai-SB"/>
-                <w:b/>
-                <w:sz w:val="22"/>
-                <w:szCs w:val="22"/>
-              </w:rPr>
-              <w:t xml:space="preserve">計畫名稱</w:t>
-            </w:r>
-          </w:p>
-        </w:tc>
-        <w:tc>
-          <w:tcPr>
-            <w:tcW w:w="800" w:type="dxa"/>
-            <w:tcBorders>
-              <w:top w:val="single" w:sz="4" w:color="000000"/>
-              <w:left w:val="single" w:sz="4" w:color="000000"/>
-              <w:bottom w:val="single" w:sz="4" w:color="000000"/>
-              <w:right w:val="single" w:sz="4" w:color="000000"/>
-            </w:tcBorders>
-            <w:shd w:val="clear" w:color="auto" w:fill="D9D9D9"/>
-          </w:tcPr>
-          <w:p>
-            <w:pPr>
-              <w:spacing w:before="40" w:after="40"/>
-            </w:pPr>
-            <w:r>
-              <w:rPr>
-                <w:rFonts w:ascii="DFKai-SB" w:hAnsi="DFKai-SB" w:eastAsia="DFKai-SB"/>
-                <w:b/>
-                <w:sz w:val="22"/>
-                <w:szCs w:val="22"/>
-              </w:rPr>
-              <w:t xml:space="preserve">狀態</w:t>
-            </w:r>
-          </w:p>
-        </w:tc>
-        <w:tc>
-          <w:tcPr>
-            <w:tcW w:w="900" w:type="dxa"/>
-            <w:tcBorders>
-              <w:top w:val="single" w:sz="4" w:color="000000"/>
-              <w:left w:val="single" w:sz="4" w:color="000000"/>
-              <w:bottom w:val="single" w:sz="4" w:color="000000"/>
-              <w:right w:val="single" w:sz="4" w:color="000000"/>
-            </w:tcBorders>
-            <w:shd w:val="clear" w:color="auto" w:fill="D9D9D9"/>
-          </w:tcPr>
-          <w:p>
-            <w:pPr>
-              <w:spacing w:before="40" w:after="40"/>
-            </w:pPr>
-            <w:r>
-              <w:rPr>
-                <w:rFonts w:ascii="DFKai-SB" w:hAnsi="DFKai-SB" w:eastAsia="DFKai-SB"/>
-                <w:b/>
-                <w:sz w:val="22"/>
-                <w:szCs w:val="22"/>
-              </w:rPr>
-              <w:t xml:space="preserve">角色</w:t>
-            </w:r>
-          </w:p>
-        </w:tc>
-        <w:tc>
-          <w:tcPr>
-            <w:tcW w:w="1800" w:type="dxa"/>
-            <w:tcBorders>
-              <w:top w:val="single" w:sz="4" w:color="000000"/>
-              <w:left w:val="single" w:sz="4" w:color="000000"/>
-              <w:bottom w:val="single" w:sz="4" w:color="000000"/>
-              <w:right w:val="single" w:sz="4" w:color="000000"/>
-            </w:tcBorders>
-            <w:shd w:val="clear" w:color="auto" w:fill="D9D9D9"/>
-          </w:tcPr>
-          <w:p>
-            <w:pPr>
-              <w:spacing w:before="40" w:after="40"/>
-            </w:pPr>
-            <w:r>
-              <w:rPr>
-                <w:rFonts w:ascii="DFKai-SB" w:hAnsi="DFKai-SB" w:eastAsia="DFKai-SB"/>
-                <w:b/>
-                <w:sz w:val="22"/>
-                <w:szCs w:val="22"/>
-              </w:rPr>
-              <w:t xml:space="preserve">補助機關</w:t>
-            </w:r>
-          </w:p>
-        </w:tc>
-        <w:tc>
-          <w:tcPr>
-            <w:tcW w:w="1200" w:type="dxa"/>
-            <w:tcBorders>
-              <w:top w:val="single" w:sz="4" w:color="000000"/>
-              <w:left w:val="single" w:sz="4" w:color="000000"/>
-              <w:bottom w:val="single" w:sz="4" w:color="000000"/>
-              <w:right w:val="single" w:sz="4" w:color="000000"/>
-            </w:tcBorders>
-            <w:shd w:val="clear" w:color="auto" w:fill="D9D9D9"/>
-          </w:tcPr>
-          <w:p>
-            <w:pPr>
-              <w:spacing w:before="40" w:after="40"/>
-            </w:pPr>
-            <w:r>
-              <w:rPr>
-                <w:rFonts w:ascii="DFKai-SB" w:hAnsi="DFKai-SB" w:eastAsia="DFKai-SB"/>
-                <w:b/>
-                <w:sz w:val="22"/>
-                <w:szCs w:val="22"/>
-              </w:rPr>
-              <w:t xml:space="preserve">經費(元)</w:t>
-            </w:r>
-          </w:p>
-        </w:tc>
-        <w:tc>
-          <w:tcPr>
-            <w:tcW w:w="1500" w:type="dxa"/>
-            <w:tcBorders>
-              <w:top w:val="single" w:sz="4" w:color="000000"/>
-              <w:left w:val="single" w:sz="4" w:color="000000"/>
-              <w:bottom w:val="single" w:sz="4" w:color="000000"/>
-              <w:right w:val="single" w:sz="4" w:color="000000"/>
-            </w:tcBorders>
-            <w:shd w:val="clear" w:color="auto" w:fill="D9D9D9"/>
-          </w:tcPr>
-          <w:p>
-            <w:pPr>
-              <w:spacing w:before="40" w:after="40"/>
-            </w:pPr>
-            <w:r>
-              <w:rPr>
-                <w:rFonts w:ascii="DFKai-SB" w:hAnsi="DFKai-SB" w:eastAsia="DFKai-SB"/>
-                <w:b/>
-                <w:sz w:val="22"/>
-                <w:szCs w:val="22"/>
-              </w:rPr>
-              <w:t xml:space="preserve">起訖年月</w:t>
-            </w:r>
-          </w:p>
-        </w:tc>
-      </w:tr>
-      <w:tr>
-        <w:tc>
-          <w:tcPr>
-            <w:tcW w:w="2800" w:type="dxa"/>
-            <w:tcBorders>
-              <w:top w:val="single" w:sz="4" w:color="000000"/>
-              <w:left w:val="single" w:sz="4" w:color="000000"/>
-              <w:bottom w:val="single" w:sz="4" w:color="000000"/>
-              <w:right w:val="single" w:sz="4" w:color="000000"/>
-            </w:tcBorders>
-          </w:tcPr>
-          <w:p>
-            <w:pPr>
-              <w:spacing w:before="40" w:after="40"/>
-            </w:pPr>
-            <w:r>
-              <w:rPr>
-                <w:rFonts w:ascii="DFKai-SB" w:hAnsi="DFKai-SB" w:eastAsia="DFKai-SB"/>
-                <w:sz w:val="22"/>
-                <w:szCs w:val="22"/>
-              </w:rPr>
-              <w:t xml:space="preserve">{#pa_projects}{proj_name}</w:t>
-            </w:r>
-          </w:p>
-        </w:tc>
-        <w:tc>
-          <w:tcPr>
-            <w:tcW w:w="800" w:type="dxa"/>
-            <w:tcBorders>
-              <w:top w:val="single" w:sz="4" w:color="000000"/>
-              <w:left w:val="single" w:sz="4" w:color="000000"/>
-              <w:bottom w:val="single" w:sz="4" w:color="000000"/>
-              <w:right w:val="single" w:sz="4" w:color="000000"/>
-            </w:tcBorders>
-          </w:tcPr>
-          <w:p>
-            <w:pPr>
-              <w:spacing w:before="40" w:after="40"/>
-            </w:pPr>
-            <w:r>
-              <w:rPr>
-                <w:rFonts w:ascii="DFKai-SB" w:hAnsi="DFKai-SB" w:eastAsia="DFKai-SB"/>
-                <w:sz w:val="22"/>
-                <w:szCs w:val="22"/>
-              </w:rPr>
-              <w:t xml:space="preserve">{proj_status_label}</w:t>
-            </w:r>
-          </w:p>
-        </w:tc>
-        <w:tc>
-          <w:tcPr>
-            <w:tcW w:w="900" w:type="dxa"/>
-            <w:tcBorders>
-              <w:top w:val="single" w:sz="4" w:color="000000"/>
-              <w:left w:val="single" w:sz="4" w:color="000000"/>
-              <w:bottom w:val="single" w:sz="4" w:color="000000"/>
-              <w:right w:val="single" w:sz="4" w:color="000000"/>
-            </w:tcBorders>
-          </w:tcPr>
-          <w:p>
-            <w:pPr>
-              <w:spacing w:before="40" w:after="40"/>
-            </w:pPr>
-            <w:r>
-              <w:rPr>
-                <w:rFonts w:ascii="DFKai-SB" w:hAnsi="DFKai-SB" w:eastAsia="DFKai-SB"/>
-                <w:sz w:val="22"/>
-                <w:szCs w:val="22"/>
-              </w:rPr>
-              <w:t xml:space="preserve">{proj_role}</w:t>
-            </w:r>
-          </w:p>
-        </w:tc>
-        <w:tc>
-          <w:tcPr>
-            <w:tcW w:w="1800" w:type="dxa"/>
-            <w:tcBorders>
-              <w:top w:val="single" w:sz="4" w:color="000000"/>
-              <w:left w:val="single" w:sz="4" w:color="000000"/>
-              <w:bottom w:val="single" w:sz="4" w:color="000000"/>
-              <w:right w:val="single" w:sz="4" w:color="000000"/>
-            </w:tcBorders>
-          </w:tcPr>
-          <w:p>
-            <w:pPr>
-              <w:spacing w:before="40" w:after="40"/>
-            </w:pPr>
-            <w:r>
-              <w:rPr>
-                <w:rFonts w:ascii="DFKai-SB" w:hAnsi="DFKai-SB" w:eastAsia="DFKai-SB"/>
-                <w:sz w:val="22"/>
-                <w:szCs w:val="22"/>
-              </w:rPr>
-              <w:t xml:space="preserve">{proj_funder}</w:t>
-            </w:r>
-          </w:p>
-        </w:tc>
-        <w:tc>
-          <w:tcPr>
-            <w:tcW w:w="1200" w:type="dxa"/>
-            <w:tcBorders>
-              <w:top w:val="single" w:sz="4" w:color="000000"/>
-              <w:left w:val="single" w:sz="4" w:color="000000"/>
-              <w:bottom w:val="single" w:sz="4" w:color="000000"/>
-              <w:right w:val="single" w:sz="4" w:color="000000"/>
-            </w:tcBorders>
-          </w:tcPr>
-          <w:p>
-            <w:pPr>
-              <w:spacing w:before="40" w:after="40"/>
-            </w:pPr>
-            <w:r>
-              <w:rPr>
-                <w:rFonts w:ascii="DFKai-SB" w:hAnsi="DFKai-SB" w:eastAsia="DFKai-SB"/>
-                <w:sz w:val="22"/>
-                <w:szCs w:val="22"/>
-              </w:rPr>
-              <w:t xml:space="preserve">{proj_budget}</w:t>
-            </w:r>
-          </w:p>
-        </w:tc>
-        <w:tc>
-          <w:tcPr>
-            <w:tcW w:w="1500" w:type="dxa"/>
-            <w:tcBorders>
-              <w:top w:val="single" w:sz="4" w:color="000000"/>
-              <w:left w:val="single" w:sz="4" w:color="000000"/>
-              <w:bottom w:val="single" w:sz="4" w:color="000000"/>
-              <w:right w:val="single" w:sz="4" w:color="000000"/>
-            </w:tcBorders>
-          </w:tcPr>
-          <w:p>
-            <w:pPr>
-              <w:spacing w:before="40" w:after="40"/>
-            </w:pPr>
-            <w:r>
-              <w:rPr>
-                <w:rFonts w:ascii="DFKai-SB" w:hAnsi="DFKai-SB" w:eastAsia="DFKai-SB"/>
-                <w:sz w:val="22"/>
-                <w:szCs w:val="22"/>
-              </w:rPr>
-              <w:t xml:space="preserve">{proj_start_ym}～{proj_end_ym}{/pa_projects}</w:t>
-            </w:r>
-          </w:p>
-        </w:tc>
-      </w:tr>
-    </w:tbl>
-    <w:p>
-      <w:pPr>
-        <w:jc w:val="center"/>
-        <w:spacing w:before="300" w:after="160"/>
-      </w:pPr>
-      <w:r>
-        <w:rPr>
-          <w:rFonts w:ascii="DFKai-SB" w:hAnsi="DFKai-SB" w:eastAsia="DFKai-SB"/>
-          <w:b/>
-          <w:sz w:val="26"/>
-          <w:szCs w:val="26"/>
-        </w:rPr>
-        <w:t xml:space="preserve">附表二　近三年主持之有經費計畫摘要（若無此資料，請填無此資料）</w:t>
-      </w:r>
-    </w:p>
-    <w:tbl>
-      <w:tblPr>
-        <w:tblW w:w="9000" w:type="dxa"/>
-        <w:tblBorders>
-          <w:top w:val="single" w:sz="4" w:color="000000"/>
-          <w:left w:val="single" w:sz="4" w:color="000000"/>
-          <w:bottom w:val="single" w:sz="4" w:color="000000"/>
-          <w:right w:val="single" w:sz="4" w:color="000000"/>
-          <w:insideH w:val="single" w:sz="4" w:color="000000"/>
-          <w:insideV w:val="single" w:sz="4" w:color="000000"/>
-        </w:tblBorders>
-        <w:tblLayout w:type="fixed"/>
-      </w:tblPr>
-      <w:tr>
-        <w:tc>
-          <w:tcPr>
-            <w:tcW w:w="2500" w:type="dxa"/>
-            <w:tcBorders>
-              <w:top w:val="single" w:sz="4" w:color="000000"/>
-              <w:left w:val="single" w:sz="4" w:color="000000"/>
-              <w:bottom w:val="single" w:sz="4" w:color="000000"/>
-              <w:right w:val="single" w:sz="4" w:color="000000"/>
-            </w:tcBorders>
-            <w:shd w:val="clear" w:color="auto" w:fill="D9D9D9"/>
-          </w:tcPr>
-          <w:p>
-            <w:pPr>
-              <w:spacing w:before="40" w:after="40"/>
-            </w:pPr>
-            <w:r>
-              <w:rPr>
-                <w:rFonts w:ascii="DFKai-SB" w:hAnsi="DFKai-SB" w:eastAsia="DFKai-SB"/>
-                <w:b/>
-                <w:sz w:val="22"/>
-                <w:szCs w:val="22"/>
-              </w:rPr>
-              <w:t xml:space="preserve">計畫名稱</w:t>
-            </w:r>
-          </w:p>
-        </w:tc>
-        <w:tc>
-          <w:tcPr>
-            <w:tcW w:w="1800" w:type="dxa"/>
-            <w:tcBorders>
-              <w:top w:val="single" w:sz="4" w:color="000000"/>
-              <w:left w:val="single" w:sz="4" w:color="000000"/>
-              <w:bottom w:val="single" w:sz="4" w:color="000000"/>
-              <w:right w:val="single" w:sz="4" w:color="000000"/>
-            </w:tcBorders>
-            <w:shd w:val="clear" w:color="auto" w:fill="D9D9D9"/>
-          </w:tcPr>
-          <w:p>
-            <w:pPr>
-              <w:spacing w:before="40" w:after="40"/>
-            </w:pPr>
-            <w:r>
-              <w:rPr>
-                <w:rFonts w:ascii="DFKai-SB" w:hAnsi="DFKai-SB" w:eastAsia="DFKai-SB"/>
-                <w:b/>
-                <w:sz w:val="22"/>
-                <w:szCs w:val="22"/>
-              </w:rPr>
-              <w:t xml:space="preserve">補助機關</w:t>
-            </w:r>
-          </w:p>
-        </w:tc>
-        <w:tc>
-          <w:tcPr>
-            <w:tcW w:w="1000" w:type="dxa"/>
-            <w:tcBorders>
-              <w:top w:val="single" w:sz="4" w:color="000000"/>
-              <w:left w:val="single" w:sz="4" w:color="000000"/>
-              <w:bottom w:val="single" w:sz="4" w:color="000000"/>
-              <w:right w:val="single" w:sz="4" w:color="000000"/>
-            </w:tcBorders>
-            <w:shd w:val="clear" w:color="auto" w:fill="D9D9D9"/>
-          </w:tcPr>
-          <w:p>
-            <w:pPr>
-              <w:spacing w:before="40" w:after="40"/>
-            </w:pPr>
-            <w:r>
-              <w:rPr>
-                <w:rFonts w:ascii="DFKai-SB" w:hAnsi="DFKai-SB" w:eastAsia="DFKai-SB"/>
-                <w:b/>
-                <w:sz w:val="22"/>
-                <w:szCs w:val="22"/>
-              </w:rPr>
-              <w:t xml:space="preserve">經費(元)</w:t>
-            </w:r>
-          </w:p>
-        </w:tc>
-        <w:tc>
-          <w:tcPr>
-            <w:tcW w:w="1400" w:type="dxa"/>
-            <w:tcBorders>
-              <w:top w:val="single" w:sz="4" w:color="000000"/>
-              <w:left w:val="single" w:sz="4" w:color="000000"/>
-              <w:bottom w:val="single" w:sz="4" w:color="000000"/>
-              <w:right w:val="single" w:sz="4" w:color="000000"/>
-            </w:tcBorders>
-            <w:shd w:val="clear" w:color="auto" w:fill="D9D9D9"/>
-          </w:tcPr>
-          <w:p>
-            <w:pPr>
-              <w:spacing w:before="40" w:after="40"/>
-            </w:pPr>
-            <w:r>
-              <w:rPr>
-                <w:rFonts w:ascii="DFKai-SB" w:hAnsi="DFKai-SB" w:eastAsia="DFKai-SB"/>
-                <w:b/>
-                <w:sz w:val="22"/>
-                <w:szCs w:val="22"/>
-              </w:rPr>
-              <w:t xml:space="preserve">起訖年月</w:t>
-            </w:r>
-          </w:p>
-        </w:tc>
-        <w:tc>
-          <w:tcPr>
-            <w:tcW w:w="2300" w:type="dxa"/>
-            <w:tcBorders>
-              <w:top w:val="single" w:sz="4" w:color="000000"/>
-              <w:left w:val="single" w:sz="4" w:color="000000"/>
-              <w:bottom w:val="single" w:sz="4" w:color="000000"/>
-              <w:right w:val="single" w:sz="4" w:color="000000"/>
-            </w:tcBorders>
-            <w:shd w:val="clear" w:color="auto" w:fill="D9D9D9"/>
-          </w:tcPr>
-          <w:p>
-            <w:pPr>
-              <w:spacing w:before="40" w:after="40"/>
-            </w:pPr>
-            <w:r>
-              <w:rPr>
-                <w:rFonts w:ascii="DFKai-SB" w:hAnsi="DFKai-SB" w:eastAsia="DFKai-SB"/>
-                <w:b/>
-                <w:sz w:val="22"/>
-                <w:szCs w:val="22"/>
-              </w:rPr>
-              <w:t xml:space="preserve">計畫摘要</w:t>
-            </w:r>
-          </w:p>
-        </w:tc>
-      </w:tr>
-      <w:tr>
-        <w:tc>
-          <w:tcPr>
-            <w:tcW w:w="2500" w:type="dxa"/>
-            <w:tcBorders>
-              <w:top w:val="single" w:sz="4" w:color="000000"/>
-              <w:left w:val="single" w:sz="4" w:color="000000"/>
-              <w:bottom w:val="single" w:sz="4" w:color="000000"/>
-              <w:right w:val="single" w:sz="4" w:color="000000"/>
-            </w:tcBorders>
-          </w:tcPr>
-          <w:p>
-            <w:pPr>
-              <w:spacing w:before="40" w:after="40"/>
-            </w:pPr>
-            <w:r>
-              <w:rPr>
-                <w:rFonts w:ascii="DFKai-SB" w:hAnsi="DFKai-SB" w:eastAsia="DFKai-SB"/>
-                <w:sz w:val="22"/>
-                <w:szCs w:val="22"/>
-              </w:rPr>
-              <w:t xml:space="preserve">{#pa_pi_projects}{pi_proj_name}</w:t>
-            </w:r>
-          </w:p>
-        </w:tc>
-        <w:tc>
-          <w:tcPr>
-            <w:tcW w:w="1800" w:type="dxa"/>
-            <w:tcBorders>
-              <w:top w:val="single" w:sz="4" w:color="000000"/>
-              <w:left w:val="single" w:sz="4" w:color="000000"/>
-              <w:bottom w:val="single" w:sz="4" w:color="000000"/>
-              <w:right w:val="single" w:sz="4" w:color="000000"/>
-            </w:tcBorders>
-          </w:tcPr>
-          <w:p>
-            <w:pPr>
-              <w:spacing w:before="40" w:after="40"/>
-            </w:pPr>
-            <w:r>
-              <w:rPr>
-                <w:rFonts w:ascii="DFKai-SB" w:hAnsi="DFKai-SB" w:eastAsia="DFKai-SB"/>
-                <w:sz w:val="22"/>
-                <w:szCs w:val="22"/>
-              </w:rPr>
-              <w:t xml:space="preserve">{pi_proj_funder}</w:t>
-            </w:r>
-          </w:p>
-        </w:tc>
-        <w:tc>
-          <w:tcPr>
-            <w:tcW w:w="1000" w:type="dxa"/>
-            <w:tcBorders>
-              <w:top w:val="single" w:sz="4" w:color="000000"/>
-              <w:left w:val="single" w:sz="4" w:color="000000"/>
-              <w:bottom w:val="single" w:sz="4" w:color="000000"/>
-              <w:right w:val="single" w:sz="4" w:color="000000"/>
-            </w:tcBorders>
-          </w:tcPr>
-          <w:p>
-            <w:pPr>
-              <w:spacing w:before="40" w:after="40"/>
-            </w:pPr>
-            <w:r>
-              <w:rPr>
-                <w:rFonts w:ascii="DFKai-SB" w:hAnsi="DFKai-SB" w:eastAsia="DFKai-SB"/>
-                <w:sz w:val="22"/>
-                <w:szCs w:val="22"/>
-              </w:rPr>
-              <w:t xml:space="preserve">{pi_proj_budget}</w:t>
-            </w:r>
-          </w:p>
-        </w:tc>
-        <w:tc>
-          <w:tcPr>
-            <w:tcW w:w="1400" w:type="dxa"/>
-            <w:tcBorders>
-              <w:top w:val="single" w:sz="4" w:color="000000"/>
-              <w:left w:val="single" w:sz="4" w:color="000000"/>
-              <w:bottom w:val="single" w:sz="4" w:color="000000"/>
-              <w:right w:val="single" w:sz="4" w:color="000000"/>
-            </w:tcBorders>
-          </w:tcPr>
-          <w:p>
-            <w:pPr>
-              <w:spacing w:before="40" w:after="40"/>
-            </w:pPr>
-            <w:r>
-              <w:rPr>
-                <w:rFonts w:ascii="DFKai-SB" w:hAnsi="DFKai-SB" w:eastAsia="DFKai-SB"/>
-                <w:sz w:val="22"/>
-                <w:szCs w:val="22"/>
-              </w:rPr>
-              <w:t xml:space="preserve">{pi_proj_start_ym}～{pi_proj_end_ym}</w:t>
-            </w:r>
-          </w:p>
-        </w:tc>
-        <w:tc>
-          <w:tcPr>
-            <w:tcW w:w="2300" w:type="dxa"/>
-            <w:tcBorders>
-              <w:top w:val="single" w:sz="4" w:color="000000"/>
-              <w:left w:val="single" w:sz="4" w:color="000000"/>
-              <w:bottom w:val="single" w:sz="4" w:color="000000"/>
-              <w:right w:val="single" w:sz="4" w:color="000000"/>
-            </w:tcBorders>
-          </w:tcPr>
-          <w:p>
-            <w:pPr>
-              <w:spacing w:before="40" w:after="40"/>
-            </w:pPr>
-            <w:r>
-              <w:rPr>
-                <w:rFonts w:ascii="DFKai-SB" w:hAnsi="DFKai-SB" w:eastAsia="DFKai-SB"/>
-                <w:sz w:val="22"/>
-                <w:szCs w:val="22"/>
-              </w:rPr>
-              <w:t xml:space="preserve">{pi_proj_summary}{/pa_pi_projects}</w:t>
-            </w:r>
-          </w:p>
-        </w:tc>
-      </w:tr>
-    </w:tbl>
-    <w:p>
-      <w:r>
-        <w:rPr>
-          <w:rFonts w:ascii="DFKai-SB" w:hAnsi="DFKai-SB" w:eastAsia="DFKai-SB"/>
-          <w:sz w:val="22"/>
-          <w:szCs w:val="22"/>
-        </w:rPr>
-        <w:t xml:space="preserve">{#pa_no_pi_projects}無此資料{/pa_no_pi_projects}</w:t>
-      </w:r>
-    </w:p>
-    <w:p>
-      <w:pPr>
-        <w:jc w:val="center"/>
-        <w:spacing w:before="300" w:after="160"/>
-      </w:pPr>
-      <w:r>
-        <w:rPr>
-          <w:rFonts w:ascii="DFKai-SB" w:hAnsi="DFKai-SB" w:eastAsia="DFKai-SB"/>
-          <w:b/>
-          <w:sz w:val="26"/>
-          <w:szCs w:val="26"/>
-        </w:rPr>
-        <w:t xml:space="preserve">附表三　近三年著作清單（若無此資料，請填無此資料）</w:t>
-      </w:r>
-    </w:p>
-    <w:tbl>
-      <w:tblPr>
-        <w:tblW w:w="9000" w:type="dxa"/>
-        <w:tblBorders>
-          <w:top w:val="single" w:sz="4" w:color="000000"/>
-          <w:left w:val="single" w:sz="4" w:color="000000"/>
-          <w:bottom w:val="single" w:sz="4" w:color="000000"/>
-          <w:right w:val="single" w:sz="4" w:color="000000"/>
-          <w:insideH w:val="single" w:sz="4" w:color="000000"/>
-          <w:insideV w:val="single" w:sz="4" w:color="000000"/>
-        </w:tblBorders>
-        <w:tblLayout w:type="fixed"/>
-      </w:tblPr>
-      <w:tr>
-        <w:tc>
-          <w:tcPr>
-            <w:tcW w:w="3000" w:type="dxa"/>
-            <w:tcBorders>
-              <w:top w:val="single" w:sz="4" w:color="000000"/>
-              <w:left w:val="single" w:sz="4" w:color="000000"/>
-              <w:bottom w:val="single" w:sz="4" w:color="000000"/>
-              <w:right w:val="single" w:sz="4" w:color="000000"/>
-            </w:tcBorders>
-            <w:shd w:val="clear" w:color="auto" w:fill="D9D9D9"/>
-          </w:tcPr>
-          <w:p>
-            <w:pPr>
-              <w:spacing w:before="40" w:after="40"/>
-            </w:pPr>
-            <w:r>
-              <w:rPr>
-                <w:rFonts w:ascii="DFKai-SB" w:hAnsi="DFKai-SB" w:eastAsia="DFKai-SB"/>
-                <w:b/>
-                <w:sz w:val="22"/>
-                <w:szCs w:val="22"/>
-              </w:rPr>
-              <w:t xml:space="preserve">著作名稱</w:t>
-            </w:r>
-          </w:p>
-        </w:tc>
-        <w:tc>
-          <w:tcPr>
-            <w:tcW w:w="2500" w:type="dxa"/>
-            <w:tcBorders>
-              <w:top w:val="single" w:sz="4" w:color="000000"/>
-              <w:left w:val="single" w:sz="4" w:color="000000"/>
-              <w:bottom w:val="single" w:sz="4" w:color="000000"/>
-              <w:right w:val="single" w:sz="4" w:color="000000"/>
-            </w:tcBorders>
-            <w:shd w:val="clear" w:color="auto" w:fill="D9D9D9"/>
-          </w:tcPr>
-          <w:p>
-            <w:pPr>
-              <w:spacing w:before="40" w:after="40"/>
-            </w:pPr>
-            <w:r>
-              <w:rPr>
-                <w:rFonts w:ascii="DFKai-SB" w:hAnsi="DFKai-SB" w:eastAsia="DFKai-SB"/>
-                <w:b/>
-                <w:sz w:val="22"/>
-                <w:szCs w:val="22"/>
-              </w:rPr>
-              <w:t xml:space="preserve">期刊／出版來源</w:t>
-            </w:r>
-          </w:p>
-        </w:tc>
-        <w:tc>
-          <w:tcPr>
-            <w:tcW w:w="1000" w:type="dxa"/>
-            <w:tcBorders>
-              <w:top w:val="single" w:sz="4" w:color="000000"/>
-              <w:left w:val="single" w:sz="4" w:color="000000"/>
-              <w:bottom w:val="single" w:sz="4" w:color="000000"/>
-              <w:right w:val="single" w:sz="4" w:color="000000"/>
-            </w:tcBorders>
-            <w:shd w:val="clear" w:color="auto" w:fill="D9D9D9"/>
-          </w:tcPr>
-          <w:p>
-            <w:pPr>
-              <w:spacing w:before="40" w:after="40"/>
-            </w:pPr>
-            <w:r>
-              <w:rPr>
-                <w:rFonts w:ascii="DFKai-SB" w:hAnsi="DFKai-SB" w:eastAsia="DFKai-SB"/>
-                <w:b/>
-                <w:sz w:val="22"/>
-                <w:szCs w:val="22"/>
-              </w:rPr>
-              <w:t xml:space="preserve">發表年(民國)</w:t>
-            </w:r>
-          </w:p>
-        </w:tc>
-        <w:tc>
-          <w:tcPr>
-            <w:tcW w:w="2500" w:type="dxa"/>
-            <w:tcBorders>
-              <w:top w:val="single" w:sz="4" w:color="000000"/>
-              <w:left w:val="single" w:sz="4" w:color="000000"/>
-              <w:bottom w:val="single" w:sz="4" w:color="000000"/>
-              <w:right w:val="single" w:sz="4" w:color="000000"/>
-            </w:tcBorders>
-            <w:shd w:val="clear" w:color="auto" w:fill="D9D9D9"/>
-          </w:tcPr>
-          <w:p>
-            <w:pPr>
-              <w:spacing w:before="40" w:after="40"/>
-            </w:pPr>
-            <w:r>
-              <w:rPr>
-                <w:rFonts w:ascii="DFKai-SB" w:hAnsi="DFKai-SB" w:eastAsia="DFKai-SB"/>
-                <w:b/>
-                <w:sz w:val="22"/>
-                <w:szCs w:val="22"/>
-              </w:rPr>
-              <w:t xml:space="preserve">作者群</w:t>
-            </w:r>
-          </w:p>
-        </w:tc>
-      </w:tr>
-      <w:tr>
-        <w:tc>
-          <w:tcPr>
-            <w:tcW w:w="3000" w:type="dxa"/>
-            <w:tcBorders>
-              <w:top w:val="single" w:sz="4" w:color="000000"/>
-              <w:left w:val="single" w:sz="4" w:color="000000"/>
-              <w:bottom w:val="single" w:sz="4" w:color="000000"/>
-              <w:right w:val="single" w:sz="4" w:color="000000"/>
-            </w:tcBorders>
-          </w:tcPr>
-          <w:p>
-            <w:pPr>
-              <w:spacing w:before="40" w:after="40"/>
-            </w:pPr>
-            <w:r>
-              <w:rPr>
-                <w:rFonts w:ascii="DFKai-SB" w:hAnsi="DFKai-SB" w:eastAsia="DFKai-SB"/>
-                <w:sz w:val="22"/>
-                <w:szCs w:val="22"/>
-              </w:rPr>
-              <w:t xml:space="preserve">{#pa_publications}{pub_title}</w:t>
-            </w:r>
-          </w:p>
-        </w:tc>
-        <w:tc>
-          <w:tcPr>
-            <w:tcW w:w="2500" w:type="dxa"/>
-            <w:tcBorders>
-              <w:top w:val="single" w:sz="4" w:color="000000"/>
-              <w:left w:val="single" w:sz="4" w:color="000000"/>
-              <w:bottom w:val="single" w:sz="4" w:color="000000"/>
-              <w:right w:val="single" w:sz="4" w:color="000000"/>
-            </w:tcBorders>
-          </w:tcPr>
-          <w:p>
-            <w:pPr>
-              <w:spacing w:before="40" w:after="40"/>
-            </w:pPr>
-            <w:r>
-              <w:rPr>
-                <w:rFonts w:ascii="DFKai-SB" w:hAnsi="DFKai-SB" w:eastAsia="DFKai-SB"/>
-                <w:sz w:val="22"/>
-                <w:szCs w:val="22"/>
-              </w:rPr>
-              <w:t xml:space="preserve">{pub_journal}</w:t>
-            </w:r>
-          </w:p>
-        </w:tc>
-        <w:tc>
-          <w:tcPr>
-            <w:tcW w:w="1000" w:type="dxa"/>
-            <w:tcBorders>
-              <w:top w:val="single" w:sz="4" w:color="000000"/>
-              <w:left w:val="single" w:sz="4" w:color="000000"/>
-              <w:bottom w:val="single" w:sz="4" w:color="000000"/>
-              <w:right w:val="single" w:sz="4" w:color="000000"/>
-            </w:tcBorders>
-          </w:tcPr>
-          <w:p>
-            <w:pPr>
-              <w:spacing w:before="40" w:after="40"/>
-            </w:pPr>
-            <w:r>
-              <w:rPr>
-                <w:rFonts w:ascii="DFKai-SB" w:hAnsi="DFKai-SB" w:eastAsia="DFKai-SB"/>
-                <w:sz w:val="22"/>
-                <w:szCs w:val="22"/>
-              </w:rPr>
-              <w:t xml:space="preserve">{pub_year}</w:t>
-            </w:r>
-          </w:p>
-        </w:tc>
-        <w:tc>
-          <w:tcPr>
-            <w:tcW w:w="2500" w:type="dxa"/>
-            <w:tcBorders>
-              <w:top w:val="single" w:sz="4" w:color="000000"/>
-              <w:left w:val="single" w:sz="4" w:color="000000"/>
-              <w:bottom w:val="single" w:sz="4" w:color="000000"/>
-              <w:right w:val="single" w:sz="4" w:color="000000"/>
-            </w:tcBorders>
-          </w:tcPr>
-          <w:p>
-            <w:pPr>
-              <w:spacing w:before="40" w:after="40"/>
-            </w:pPr>
-            <w:r>
-              <w:rPr>
-                <w:rFonts w:ascii="DFKai-SB" w:hAnsi="DFKai-SB" w:eastAsia="DFKai-SB"/>
-                <w:sz w:val="22"/>
-                <w:szCs w:val="22"/>
-              </w:rPr>
-              <w:t xml:space="preserve">{pub_authors}{/pa_publications}</w:t>
-            </w:r>
-          </w:p>
-        </w:tc>
-      </w:tr>
-    </w:tbl>
-    <w:p>
-      <w:r>
-        <w:rPr>
-          <w:rFonts w:ascii="DFKai-SB" w:hAnsi="DFKai-SB" w:eastAsia="DFKai-SB"/>
-          <w:sz w:val="22"/>
-          <w:szCs w:val="22"/>
-        </w:rPr>
-        <w:t xml:space="preserve">{#pa_no_publications}無此資料{/pa_no_publications}</w:t>
-      </w:r>
-    </w:p>
-    <w:p>
-      <w:r>
-        <w:rPr>
-          <w:rFonts w:ascii="DFKai-SB" w:hAnsi="DFKai-SB" w:eastAsia="DFKai-SB"/>
-          <w:sz w:val="22"/>
-          <w:szCs w:val="22"/>
-        </w:rPr>
-        <w:t xml:space="preserve">{/personnel_appendix}</w:t>
+        <w:t>{/personnel_appendix}</w:t>
       </w:r>
     </w:p>
   </w:body>

--- a/public/templates/DOC-2.docx
+++ b/public/templates/DOC-2.docx
@@ -8425,7 +8425,7 @@
                 <w:sz w:val="23"/>
                 <w:szCs w:val="23"/>
               </w:rPr>
-              <w:t>無經費需求</w:t>
+              <w:t>{#budget_no_items}無經費需求{/budget_no_items}</w:t>
             </w:r>
             <w:r>
               <w:rPr>
@@ -8467,6 +8467,9 @@
                 <w:rFonts w:ascii="Times New Roman" w:eastAsia="DFKai-SB" w:hAnsi="Times New Roman" w:cs="Times New Roman"/>
               </w:rPr>
             </w:pPr>
+            <w:r>
+              <w:t xml:space="preserve">{#budget_rows}{budget_item}</w:t>
+            </w:r>
           </w:p>
         </w:tc>
         <w:tc>
@@ -8481,6 +8484,9 @@
                 <w:rFonts w:ascii="Times New Roman" w:eastAsia="DFKai-SB" w:hAnsi="Times New Roman" w:cs="Times New Roman"/>
               </w:rPr>
             </w:pPr>
+            <w:r>
+              <w:t xml:space="preserve">{budget_amount}</w:t>
+            </w:r>
           </w:p>
         </w:tc>
         <w:tc>
@@ -8495,241 +8501,9 @@
                 <w:rFonts w:ascii="Times New Roman" w:eastAsia="DFKai-SB" w:hAnsi="Times New Roman" w:cs="Times New Roman"/>
               </w:rPr>
             </w:pPr>
-          </w:p>
-        </w:tc>
-      </w:tr>
-      <w:tr>
-        <w:trPr>
-          <w:trHeight w:val="567"/>
-        </w:trPr>
-        <w:tc>
-          <w:tcPr>
-            <w:tcW w:w="2122" w:type="dxa"/>
-            <w:vAlign w:val="center"/>
-          </w:tcPr>
-          <w:p>
-            <w:pPr>
-              <w:jc w:val="both"/>
-              <w:rPr>
-                <w:rFonts w:ascii="Times New Roman" w:eastAsia="DFKai-SB" w:hAnsi="Times New Roman" w:cs="Times New Roman"/>
-              </w:rPr>
-            </w:pPr>
-          </w:p>
-        </w:tc>
-        <w:tc>
-          <w:tcPr>
-            <w:tcW w:w="1701" w:type="dxa"/>
-            <w:vAlign w:val="center"/>
-          </w:tcPr>
-          <w:p>
-            <w:pPr>
-              <w:jc w:val="right"/>
-              <w:rPr>
-                <w:rFonts w:ascii="Times New Roman" w:eastAsia="DFKai-SB" w:hAnsi="Times New Roman" w:cs="Times New Roman"/>
-              </w:rPr>
-            </w:pPr>
-          </w:p>
-        </w:tc>
-        <w:tc>
-          <w:tcPr>
-            <w:tcW w:w="5953" w:type="dxa"/>
-            <w:vAlign w:val="center"/>
-          </w:tcPr>
-          <w:p>
-            <w:pPr>
-              <w:jc w:val="both"/>
-              <w:rPr>
-                <w:rFonts w:ascii="Times New Roman" w:eastAsia="DFKai-SB" w:hAnsi="Times New Roman" w:cs="Times New Roman"/>
-              </w:rPr>
-            </w:pPr>
-          </w:p>
-        </w:tc>
-      </w:tr>
-      <w:tr>
-        <w:trPr>
-          <w:trHeight w:val="567"/>
-        </w:trPr>
-        <w:tc>
-          <w:tcPr>
-            <w:tcW w:w="2122" w:type="dxa"/>
-            <w:vAlign w:val="center"/>
-          </w:tcPr>
-          <w:p>
-            <w:pPr>
-              <w:jc w:val="both"/>
-              <w:rPr>
-                <w:rFonts w:ascii="Times New Roman" w:eastAsia="DFKai-SB" w:hAnsi="Times New Roman" w:cs="Times New Roman"/>
-              </w:rPr>
-            </w:pPr>
-          </w:p>
-        </w:tc>
-        <w:tc>
-          <w:tcPr>
-            <w:tcW w:w="1701" w:type="dxa"/>
-            <w:vAlign w:val="center"/>
-          </w:tcPr>
-          <w:p>
-            <w:pPr>
-              <w:jc w:val="right"/>
-              <w:rPr>
-                <w:rFonts w:ascii="Times New Roman" w:eastAsia="DFKai-SB" w:hAnsi="Times New Roman" w:cs="Times New Roman"/>
-              </w:rPr>
-            </w:pPr>
-          </w:p>
-        </w:tc>
-        <w:tc>
-          <w:tcPr>
-            <w:tcW w:w="5953" w:type="dxa"/>
-            <w:vAlign w:val="center"/>
-          </w:tcPr>
-          <w:p>
-            <w:pPr>
-              <w:jc w:val="both"/>
-              <w:rPr>
-                <w:rFonts w:ascii="Times New Roman" w:eastAsia="DFKai-SB" w:hAnsi="Times New Roman" w:cs="Times New Roman"/>
-              </w:rPr>
-            </w:pPr>
-          </w:p>
-        </w:tc>
-      </w:tr>
-      <w:tr>
-        <w:trPr>
-          <w:trHeight w:val="567"/>
-        </w:trPr>
-        <w:tc>
-          <w:tcPr>
-            <w:tcW w:w="2122" w:type="dxa"/>
-            <w:vAlign w:val="center"/>
-          </w:tcPr>
-          <w:p>
-            <w:pPr>
-              <w:jc w:val="both"/>
-              <w:rPr>
-                <w:rFonts w:ascii="Times New Roman" w:eastAsia="DFKai-SB" w:hAnsi="Times New Roman" w:cs="Times New Roman"/>
-              </w:rPr>
-            </w:pPr>
-          </w:p>
-        </w:tc>
-        <w:tc>
-          <w:tcPr>
-            <w:tcW w:w="1701" w:type="dxa"/>
-            <w:vAlign w:val="center"/>
-          </w:tcPr>
-          <w:p>
-            <w:pPr>
-              <w:jc w:val="right"/>
-              <w:rPr>
-                <w:rFonts w:ascii="Times New Roman" w:eastAsia="DFKai-SB" w:hAnsi="Times New Roman" w:cs="Times New Roman"/>
-              </w:rPr>
-            </w:pPr>
-          </w:p>
-        </w:tc>
-        <w:tc>
-          <w:tcPr>
-            <w:tcW w:w="5953" w:type="dxa"/>
-            <w:vAlign w:val="center"/>
-          </w:tcPr>
-          <w:p>
-            <w:pPr>
-              <w:jc w:val="both"/>
-              <w:rPr>
-                <w:rFonts w:ascii="Times New Roman" w:eastAsia="DFKai-SB" w:hAnsi="Times New Roman" w:cs="Times New Roman"/>
-              </w:rPr>
-            </w:pPr>
-          </w:p>
-        </w:tc>
-      </w:tr>
-      <w:tr>
-        <w:trPr>
-          <w:trHeight w:val="567"/>
-        </w:trPr>
-        <w:tc>
-          <w:tcPr>
-            <w:tcW w:w="2122" w:type="dxa"/>
-            <w:vAlign w:val="center"/>
-          </w:tcPr>
-          <w:p>
-            <w:pPr>
-              <w:jc w:val="both"/>
-              <w:rPr>
-                <w:rFonts w:ascii="Times New Roman" w:eastAsia="DFKai-SB" w:hAnsi="Times New Roman" w:cs="Times New Roman"/>
-              </w:rPr>
-            </w:pPr>
-          </w:p>
-        </w:tc>
-        <w:tc>
-          <w:tcPr>
-            <w:tcW w:w="1701" w:type="dxa"/>
-            <w:vAlign w:val="center"/>
-          </w:tcPr>
-          <w:p>
-            <w:pPr>
-              <w:jc w:val="right"/>
-              <w:rPr>
-                <w:rFonts w:ascii="Times New Roman" w:eastAsia="DFKai-SB" w:hAnsi="Times New Roman" w:cs="Times New Roman"/>
-              </w:rPr>
-            </w:pPr>
-          </w:p>
-        </w:tc>
-        <w:tc>
-          <w:tcPr>
-            <w:tcW w:w="5953" w:type="dxa"/>
-            <w:vAlign w:val="center"/>
-          </w:tcPr>
-          <w:p>
-            <w:pPr>
-              <w:jc w:val="both"/>
-              <w:rPr>
-                <w:rFonts w:ascii="Times New Roman" w:eastAsia="DFKai-SB" w:hAnsi="Times New Roman" w:cs="Times New Roman"/>
-              </w:rPr>
-            </w:pPr>
-          </w:p>
-        </w:tc>
-      </w:tr>
-      <w:tr>
-        <w:trPr>
-          <w:trHeight w:val="567"/>
-        </w:trPr>
-        <w:tc>
-          <w:tcPr>
-            <w:tcW w:w="2122" w:type="dxa"/>
-            <w:vAlign w:val="center"/>
-          </w:tcPr>
-          <w:p>
-            <w:pPr>
-              <w:jc w:val="both"/>
-              <w:rPr>
-                <w:rFonts w:ascii="Times New Roman" w:eastAsia="DFKai-SB" w:hAnsi="Times New Roman" w:cs="Times New Roman"/>
-              </w:rPr>
-            </w:pPr>
-          </w:p>
-        </w:tc>
-        <w:tc>
-          <w:tcPr>
-            <w:tcW w:w="1701" w:type="dxa"/>
-            <w:vAlign w:val="center"/>
-          </w:tcPr>
-          <w:p>
-            <w:pPr>
-              <w:jc w:val="right"/>
-              <w:rPr>
-                <w:rFonts w:ascii="Times New Roman" w:eastAsia="DFKai-SB" w:hAnsi="Times New Roman" w:cs="Times New Roman"/>
-              </w:rPr>
-            </w:pPr>
-          </w:p>
-        </w:tc>
-        <w:tc>
-          <w:tcPr>
-            <w:tcW w:w="5953" w:type="dxa"/>
-            <w:vAlign w:val="center"/>
-          </w:tcPr>
-          <w:p>
-            <w:pPr>
-              <w:jc w:val="both"/>
-              <w:rPr>
-                <w:rFonts w:ascii="Times New Roman" w:eastAsia="DFKai-SB" w:hAnsi="Times New Roman" w:cs="Times New Roman"/>
-              </w:rPr>
-            </w:pPr>
+            <w:r>
+              <w:t xml:space="preserve">{budget_note}{/budget_rows}</w:t>
+            </w:r>
           </w:p>
         </w:tc>
       </w:tr>

--- a/public/templates/DOC-2.docx
+++ b/public/templates/DOC-2.docx
@@ -3841,7 +3841,7 @@
                 <w:sz w:val="20"/>
                 <w:szCs w:val="20"/>
               </w:rPr>
-              <w:t>年度</w:t>
+              <w:t>{project_year}年度</w:t>
             </w:r>
           </w:p>
         </w:tc>
@@ -3859,6 +3859,9 @@
                 <w:szCs w:val="20"/>
               </w:rPr>
             </w:pPr>
+            <w:r>
+              <w:t xml:space="preserve">{personnel_count}</w:t>
+            </w:r>
           </w:p>
         </w:tc>
         <w:tc>
@@ -3876,6 +3879,9 @@
                 <w:szCs w:val="20"/>
               </w:rPr>
             </w:pPr>
+            <w:r>
+              <w:t xml:space="preserve">{apply_amount}</w:t>
+            </w:r>
           </w:p>
         </w:tc>
         <w:tc>
@@ -3893,6 +3899,9 @@
                 <w:szCs w:val="20"/>
               </w:rPr>
             </w:pPr>
+            <w:r>
+              <w:t xml:space="preserve">{budget_total}</w:t>
+            </w:r>
           </w:p>
         </w:tc>
         <w:tc>
@@ -3910,6 +3919,9 @@
                 <w:szCs w:val="20"/>
               </w:rPr>
             </w:pPr>
+            <w:r>
+              <w:t xml:space="preserve">{budget_personnel}</w:t>
+            </w:r>
           </w:p>
         </w:tc>
         <w:tc>
@@ -3927,6 +3939,9 @@
                 <w:szCs w:val="20"/>
               </w:rPr>
             </w:pPr>
+            <w:r>
+              <w:t xml:space="preserve">{budget_business}</w:t>
+            </w:r>
           </w:p>
         </w:tc>
         <w:tc>
@@ -3944,6 +3959,9 @@
                 <w:szCs w:val="20"/>
               </w:rPr>
             </w:pPr>
+            <w:r>
+              <w:t xml:space="preserve">{budget_capital}</w:t>
+            </w:r>
           </w:p>
         </w:tc>
       </w:tr>
@@ -4367,6 +4385,9 @@
                 <w:szCs w:val="20"/>
               </w:rPr>
             </w:pPr>
+            <w:r>
+              <w:t xml:space="preserve">{personnel_count}</w:t>
+            </w:r>
           </w:p>
         </w:tc>
         <w:tc>
@@ -4384,6 +4405,9 @@
                 <w:szCs w:val="20"/>
               </w:rPr>
             </w:pPr>
+            <w:r>
+              <w:t xml:space="preserve">{apply_amount}</w:t>
+            </w:r>
           </w:p>
         </w:tc>
         <w:tc>
@@ -4401,6 +4425,9 @@
                 <w:szCs w:val="20"/>
               </w:rPr>
             </w:pPr>
+            <w:r>
+              <w:t xml:space="preserve">{budget_total}</w:t>
+            </w:r>
           </w:p>
         </w:tc>
         <w:tc>
@@ -4418,6 +4445,9 @@
                 <w:szCs w:val="20"/>
               </w:rPr>
             </w:pPr>
+            <w:r>
+              <w:t xml:space="preserve">{budget_personnel}</w:t>
+            </w:r>
           </w:p>
         </w:tc>
         <w:tc>
@@ -4435,6 +4465,9 @@
                 <w:szCs w:val="20"/>
               </w:rPr>
             </w:pPr>
+            <w:r>
+              <w:t xml:space="preserve">{budget_business}</w:t>
+            </w:r>
           </w:p>
         </w:tc>
         <w:tc>
@@ -4452,6 +4485,9 @@
                 <w:szCs w:val="20"/>
               </w:rPr>
             </w:pPr>
+            <w:r>
+              <w:t xml:space="preserve">{budget_capital}</w:t>
+            </w:r>
           </w:p>
         </w:tc>
       </w:tr>
@@ -11240,7 +11276,7 @@
               </w:rPr>
             </w:pPr>
             <w:r>
-              <w:t xml:space="preserve">{#pa_no_completed}若無此資料，請填無此資料{/pa_no_completed}</w:t>
+              <w:t xml:space="preserve">{#pa_no_completed}無{/pa_no_completed}</w:t>
             </w:r>
           </w:p>
         </w:tc>
@@ -11478,7 +11514,7 @@
               </w:rPr>
             </w:pPr>
             <w:r>
-              <w:t xml:space="preserve">{#pa_no_ongoing}若無此資料，請填無此資料{/pa_no_ongoing}</w:t>
+              <w:t xml:space="preserve">{#pa_no_ongoing}無{/pa_no_ongoing}</w:t>
             </w:r>
           </w:p>
         </w:tc>
@@ -11716,7 +11752,7 @@
               </w:rPr>
             </w:pPr>
             <w:r>
-              <w:t xml:space="preserve">{#pa_no_pending}若無此資料，請填無此資料{/pa_no_pending}</w:t>
+              <w:t xml:space="preserve">{#pa_no_pending}無{/pa_no_pending}</w:t>
             </w:r>
           </w:p>
         </w:tc>

--- a/public/templates/DOC-2.docx
+++ b/public/templates/DOC-2.docx
@@ -11110,7 +11110,6 @@
         <w:tc>
           <w:tcPr>
             <w:tcW w:w="702" w:type="dxa"/>
-            <w:textDirection w:val="tbRlV"/>
             <w:vAlign w:val="center"/>
           </w:tcPr>
           <w:p>
@@ -11123,10 +11122,7 @@
               </w:rPr>
             </w:pPr>
             <w:r>
-              <w:rPr>
-                <w:rFonts w:ascii="Times New Roman" w:eastAsia="DFKai-SB" w:hAnsi="Times New Roman" w:cs="Times New Roman" w:hint="eastAsia"/>
-              </w:rPr>
-              <w:t>之究計畫</w:t>
+              <w:t xml:space="preserve">近三年</w:t>
             </w:r>
           </w:p>
           <w:p>
@@ -11138,12 +11134,6 @@
                 <w:rFonts w:ascii="Times New Roman" w:eastAsia="DFKai-SB" w:hAnsi="Times New Roman" w:cs="Times New Roman"/>
               </w:rPr>
             </w:pPr>
-            <w:r>
-              <w:rPr>
-                <w:rFonts w:ascii="Times New Roman" w:eastAsia="DFKai-SB" w:hAnsi="Times New Roman" w:cs="Times New Roman" w:hint="eastAsia"/>
-              </w:rPr>
-              <w:t>近三年內曾參與之</w:t>
-            </w:r>
           </w:p>
         </w:tc>
         <w:tc>
@@ -11245,20 +11235,16 @@
           <w:tcPr>
             <w:tcW w:w="702" w:type="dxa"/>
             <w:vAlign w:val="center"/>
-            <w:textDirection w:val="tbRlV"/>
-          </w:tcPr>
-          <w:p>
-            <w:pPr>
-              <w:jc w:val="both"/>
-              <w:rPr>
-                <w:rFonts w:ascii="Times New Roman" w:eastAsia="DFKai-SB" w:hAnsi="Times New Roman" w:cs="Times New Roman"/>
-              </w:rPr>
-            </w:pPr>
-            <w:r>
-              <w:rPr>
-                <w:rFonts w:ascii="Times New Roman" w:eastAsia="DFKai-SB" w:hAnsi="Times New Roman" w:cs="Times New Roman" w:hint="eastAsia"/>
-              </w:rPr>
-              <w:t xml:space="preserve">{#pa_no_completed}近三年已完成之研究計畫{/pa_no_completed}</w:t>
+          </w:tcPr>
+          <w:p>
+            <w:pPr>
+              <w:jc w:val="both"/>
+              <w:rPr>
+                <w:rFonts w:ascii="Times New Roman" w:eastAsia="DFKai-SB" w:hAnsi="Times New Roman" w:cs="Times New Roman"/>
+              </w:rPr>
+            </w:pPr>
+            <w:r>
+              <w:t xml:space="preserve">{#pa_no_completed}近三年</w:t>
             </w:r>
           </w:p>
         </w:tc>
@@ -11276,7 +11262,7 @@
               </w:rPr>
             </w:pPr>
             <w:r>
-              <w:t xml:space="preserve">{#pa_no_completed}無{/pa_no_completed}</w:t>
+              <w:t xml:space="preserve">無{/pa_no_completed}</w:t>
             </w:r>
           </w:p>
         </w:tc>
@@ -11348,7 +11334,6 @@
         <w:tc>
           <w:tcPr>
             <w:tcW w:w="702" w:type="dxa"/>
-            <w:textDirection w:val="tbRlV"/>
             <w:vAlign w:val="center"/>
           </w:tcPr>
           <w:p>
@@ -11361,10 +11346,7 @@
               </w:rPr>
             </w:pPr>
             <w:r>
-              <w:rPr>
-                <w:rFonts w:ascii="Times New Roman" w:eastAsia="DFKai-SB" w:hAnsi="Times New Roman" w:cs="Times New Roman" w:hint="eastAsia"/>
-              </w:rPr>
-              <w:t>研究計畫</w:t>
+              <w:t xml:space="preserve">執行中</w:t>
             </w:r>
           </w:p>
           <w:p>
@@ -11376,12 +11358,6 @@
                 <w:rFonts w:ascii="Times New Roman" w:eastAsia="DFKai-SB" w:hAnsi="Times New Roman" w:cs="Times New Roman"/>
               </w:rPr>
             </w:pPr>
-            <w:r>
-              <w:rPr>
-                <w:rFonts w:ascii="Times New Roman" w:eastAsia="DFKai-SB" w:hAnsi="Times New Roman" w:cs="Times New Roman" w:hint="eastAsia"/>
-              </w:rPr>
-              <w:t>執行中之</w:t>
-            </w:r>
           </w:p>
         </w:tc>
         <w:tc>
@@ -11483,20 +11459,16 @@
           <w:tcPr>
             <w:tcW w:w="702" w:type="dxa"/>
             <w:vAlign w:val="center"/>
-            <w:textDirection w:val="tbRlV"/>
-          </w:tcPr>
-          <w:p>
-            <w:pPr>
-              <w:jc w:val="both"/>
-              <w:rPr>
-                <w:rFonts w:ascii="Times New Roman" w:eastAsia="DFKai-SB" w:hAnsi="Times New Roman" w:cs="Times New Roman"/>
-              </w:rPr>
-            </w:pPr>
-            <w:r>
-              <w:rPr>
-                <w:rFonts w:ascii="Times New Roman" w:eastAsia="DFKai-SB" w:hAnsi="Times New Roman" w:cs="Times New Roman" w:hint="eastAsia"/>
-              </w:rPr>
-              <w:t xml:space="preserve">{#pa_no_ongoing}執行中之相關研究計畫{/pa_no_ongoing}</w:t>
+          </w:tcPr>
+          <w:p>
+            <w:pPr>
+              <w:jc w:val="both"/>
+              <w:rPr>
+                <w:rFonts w:ascii="Times New Roman" w:eastAsia="DFKai-SB" w:hAnsi="Times New Roman" w:cs="Times New Roman"/>
+              </w:rPr>
+            </w:pPr>
+            <w:r>
+              <w:t xml:space="preserve">{#pa_no_ongoing}執行中</w:t>
             </w:r>
           </w:p>
         </w:tc>
@@ -11514,7 +11486,7 @@
               </w:rPr>
             </w:pPr>
             <w:r>
-              <w:t xml:space="preserve">{#pa_no_ongoing}無{/pa_no_ongoing}</w:t>
+              <w:t xml:space="preserve">無{/pa_no_ongoing}</w:t>
             </w:r>
           </w:p>
         </w:tc>
@@ -11586,7 +11558,6 @@
         <w:tc>
           <w:tcPr>
             <w:tcW w:w="702" w:type="dxa"/>
-            <w:textDirection w:val="tbRlV"/>
             <w:vAlign w:val="center"/>
           </w:tcPr>
           <w:p>
@@ -11599,10 +11570,7 @@
               </w:rPr>
             </w:pPr>
             <w:r>
-              <w:rPr>
-                <w:rFonts w:ascii="Times New Roman" w:eastAsia="DFKai-SB" w:hAnsi="Times New Roman" w:cs="Times New Roman" w:hint="eastAsia"/>
-              </w:rPr>
-              <w:t>相關研究計畫</w:t>
+              <w:t xml:space="preserve">申請中</w:t>
             </w:r>
           </w:p>
           <w:p>
@@ -11614,12 +11582,6 @@
                 <w:rFonts w:ascii="Times New Roman" w:eastAsia="DFKai-SB" w:hAnsi="Times New Roman" w:cs="Times New Roman"/>
               </w:rPr>
             </w:pPr>
-            <w:r>
-              <w:rPr>
-                <w:rFonts w:ascii="Times New Roman" w:eastAsia="DFKai-SB" w:hAnsi="Times New Roman" w:cs="Times New Roman" w:hint="eastAsia"/>
-              </w:rPr>
-              <w:t>申請中之</w:t>
-            </w:r>
           </w:p>
         </w:tc>
         <w:tc>
@@ -11721,20 +11683,16 @@
           <w:tcPr>
             <w:tcW w:w="702" w:type="dxa"/>
             <w:vAlign w:val="center"/>
-            <w:textDirection w:val="tbRlV"/>
-          </w:tcPr>
-          <w:p>
-            <w:pPr>
-              <w:jc w:val="both"/>
-              <w:rPr>
-                <w:rFonts w:ascii="Times New Roman" w:eastAsia="DFKai-SB" w:hAnsi="Times New Roman" w:cs="Times New Roman"/>
-              </w:rPr>
-            </w:pPr>
-            <w:r>
-              <w:rPr>
-                <w:rFonts w:ascii="Times New Roman" w:eastAsia="DFKai-SB" w:hAnsi="Times New Roman" w:cs="Times New Roman" w:hint="eastAsia"/>
-              </w:rPr>
-              <w:t xml:space="preserve">{#pa_no_pending}申請中之相關研究計畫{/pa_no_pending}</w:t>
+          </w:tcPr>
+          <w:p>
+            <w:pPr>
+              <w:jc w:val="both"/>
+              <w:rPr>
+                <w:rFonts w:ascii="Times New Roman" w:eastAsia="DFKai-SB" w:hAnsi="Times New Roman" w:cs="Times New Roman"/>
+              </w:rPr>
+            </w:pPr>
+            <w:r>
+              <w:t xml:space="preserve">{#pa_no_pending}申請中</w:t>
             </w:r>
           </w:p>
         </w:tc>
@@ -11752,7 +11710,7 @@
               </w:rPr>
             </w:pPr>
             <w:r>
-              <w:t xml:space="preserve">{#pa_no_pending}無{/pa_no_pending}</w:t>
+              <w:t xml:space="preserve">無{/pa_no_pending}</w:t>
             </w:r>
           </w:p>
         </w:tc>

--- a/public/templates/DOC-2.docx
+++ b/public/templates/DOC-2.docx
@@ -2140,7 +2140,7 @@
                 <w:szCs w:val="20"/>
                 <w:u w:val="single"/>
               </w:rPr>
-              <w:t xml:space="preserve">　　</w:t>
+              <w:t xml:space="preserve">{project_years}</w:t>
             </w:r>
             <w:r>
               <w:rPr>
@@ -2662,7 +2662,7 @@
                 <w:sz w:val="20"/>
                 <w:szCs w:val="20"/>
               </w:rPr>
-              <w:t>{exec_start_y}</w:t>
+              <w:t>{full_exec_start_y}</w:t>
             </w:r>
           </w:p>
         </w:tc>
@@ -2693,7 +2693,7 @@
                 <w:sz w:val="20"/>
                 <w:szCs w:val="20"/>
               </w:rPr>
-              <w:t>{exec_start_m}</w:t>
+              <w:t>{full_exec_start_m}</w:t>
             </w:r>
           </w:p>
         </w:tc>
@@ -2723,7 +2723,7 @@
                 <w:sz w:val="20"/>
                 <w:szCs w:val="20"/>
               </w:rPr>
-              <w:t>{exec_start_d}</w:t>
+              <w:t>{full_exec_start_d}</w:t>
             </w:r>
           </w:p>
         </w:tc>
@@ -3374,7 +3374,7 @@
                 <w:sz w:val="20"/>
                 <w:szCs w:val="20"/>
               </w:rPr>
-              <w:t>{exec_end_y}</w:t>
+              <w:t>{full_exec_end_y}</w:t>
             </w:r>
           </w:p>
         </w:tc>
@@ -3405,7 +3405,7 @@
                 <w:sz w:val="20"/>
                 <w:szCs w:val="20"/>
               </w:rPr>
-              <w:t>{exec_end_m}</w:t>
+              <w:t>{full_exec_end_m}</w:t>
             </w:r>
           </w:p>
         </w:tc>
@@ -3435,7 +3435,7 @@
                 <w:sz w:val="20"/>
                 <w:szCs w:val="20"/>
               </w:rPr>
-              <w:t>{exec_end_d}</w:t>
+              <w:t>{full_exec_end_d}</w:t>
             </w:r>
           </w:p>
         </w:tc>
@@ -5954,6 +5954,22 @@
           </w:tcPr>
           <w:p>
             <w:pPr>
+              <w:jc w:val="center"/>
+              <w:rPr>
+                <w:rFonts w:eastAsia="DFKai-SB" w:hint="eastAsia"/>
+                <w:b/>
+              </w:rPr>
+            </w:pPr>
+            <w:r>
+              <w:rPr>
+                <w:rFonts w:eastAsia="DFKai-SB" w:hint="eastAsia"/>
+                <w:b/>
+              </w:rPr>
+              <w:t>{#gantt_years}{year_label}</w:t>
+            </w:r>
+          </w:p>
+          <w:p>
+            <w:pPr>
               <w:jc w:val="right"/>
               <w:rPr>
                 <w:rFonts w:ascii="Times New Roman" w:eastAsia="DFKai-SB" w:hAnsi="Times New Roman" w:cs="Times New Roman"/>
@@ -6814,7 +6830,7 @@
               </w:rPr>
             </w:pPr>
             <w:r>
-              <w:t>{/gantt_rows}</w:t>
+              <w:t>{/gantt_rows}{/gantt_years}</w:t>
             </w:r>
           </w:p>
         </w:tc>

--- a/public/templates/DOC-2.docx
+++ b/public/templates/DOC-2.docx
@@ -337,7 +337,7 @@
           <w:rFonts w:ascii="Times New Roman" w:eastAsia="DFKai-SB" w:hAnsi="Times New Roman" w:cs="Times New Roman" w:hint="eastAsia"/>
           <w:sz w:val="28"/>
         </w:rPr>
-        <w:t>填報日期：　　　　　年　　　月　　　日</w:t>
+        <w:t>填報日期：{filing_date_roc}</w:t>
       </w:r>
     </w:p>
     <w:p>
@@ -362,7 +362,7 @@
           <w:sz w:val="18"/>
           <w:szCs w:val="18"/>
         </w:rPr>
-        <w:t>■</w:t>
+        <w:t>{project_type_new}</w:t>
       </w:r>
       <w:r>
         <w:rPr>
@@ -383,7 +383,7 @@
           <w:sz w:val="18"/>
           <w:szCs w:val="18"/>
         </w:rPr>
-        <w:t>■</w:t>
+        <w:t>{project_type_1yr}</w:t>
       </w:r>
       <w:r>
         <w:rPr>
@@ -401,7 +401,7 @@
         <w:rPr>
           <w:rFonts w:ascii="Times New Roman" w:eastAsia="DFKai-SB" w:hAnsi="Times New Roman" w:cs="Times New Roman" w:hint="eastAsia"/>
         </w:rPr>
-        <w:t>□多年</w:t>
+        <w:t>{project_type_multi}多年</w:t>
       </w:r>
     </w:p>
     <w:p>
@@ -415,7 +415,7 @@
         <w:rPr>
           <w:rFonts w:ascii="Times New Roman" w:eastAsia="DFKai-SB" w:hAnsi="Times New Roman" w:cs="Times New Roman" w:hint="eastAsia"/>
         </w:rPr>
-        <w:t>□多年期計畫：</w:t>
+        <w:t>{project_type_old}多年期計畫：</w:t>
       </w:r>
       <w:r>
         <w:rPr>
@@ -3836,12 +3836,7 @@
               </w:rPr>
             </w:pPr>
             <w:r>
-              <w:rPr>
-                <w:rFonts w:ascii="Times New Roman" w:eastAsia="DFKai-SB" w:hAnsi="Times New Roman" w:cs="Times New Roman" w:hint="eastAsia"/>
-                <w:sz w:val="20"/>
-                <w:szCs w:val="20"/>
-              </w:rPr>
-              <w:t>{project_year}年度</w:t>
+              <w:t xml:space="preserve">{#budget_summary_years}{sy_year}年度</w:t>
             </w:r>
           </w:p>
         </w:tc>
@@ -3860,7 +3855,7 @@
               </w:rPr>
             </w:pPr>
             <w:r>
-              <w:t xml:space="preserve">{personnel_count}</w:t>
+              <w:t xml:space="preserve">{sy_personnel_count}</w:t>
             </w:r>
           </w:p>
         </w:tc>
@@ -3880,7 +3875,7 @@
               </w:rPr>
             </w:pPr>
             <w:r>
-              <w:t xml:space="preserve">{apply_amount}</w:t>
+              <w:t xml:space="preserve">{sy_apply}</w:t>
             </w:r>
           </w:p>
         </w:tc>
@@ -3900,7 +3895,7 @@
               </w:rPr>
             </w:pPr>
             <w:r>
-              <w:t xml:space="preserve">{budget_total}</w:t>
+              <w:t xml:space="preserve">{sy_approved}</w:t>
             </w:r>
           </w:p>
         </w:tc>
@@ -3920,7 +3915,7 @@
               </w:rPr>
             </w:pPr>
             <w:r>
-              <w:t xml:space="preserve">{budget_personnel}</w:t>
+              <w:t xml:space="preserve">{sy_personnel}</w:t>
             </w:r>
           </w:p>
         </w:tc>
@@ -3940,7 +3935,7 @@
               </w:rPr>
             </w:pPr>
             <w:r>
-              <w:t xml:space="preserve">{budget_business}</w:t>
+              <w:t xml:space="preserve">{sy_business}</w:t>
             </w:r>
           </w:p>
         </w:tc>
@@ -3960,387 +3955,8 @@
               </w:rPr>
             </w:pPr>
             <w:r>
-              <w:t xml:space="preserve">{budget_capital}</w:t>
-            </w:r>
-          </w:p>
-        </w:tc>
-      </w:tr>
-      <w:tr>
-        <w:trPr>
-          <w:trHeight w:val="397"/>
-        </w:trPr>
-        <w:tc>
-          <w:tcPr>
-            <w:tcW w:w="1271" w:type="dxa"/>
-            <w:vAlign w:val="center"/>
-          </w:tcPr>
-          <w:p>
-            <w:pPr>
-              <w:jc w:val="center"/>
-              <w:rPr>
-                <w:sz w:val="20"/>
-                <w:szCs w:val="20"/>
-              </w:rPr>
-            </w:pPr>
-            <w:r>
-              <w:rPr>
-                <w:rFonts w:ascii="Times New Roman" w:eastAsia="DFKai-SB" w:hAnsi="Times New Roman" w:cs="Times New Roman" w:hint="eastAsia"/>
-                <w:sz w:val="20"/>
-                <w:szCs w:val="20"/>
-              </w:rPr>
-              <w:t>年度</w:t>
-            </w:r>
-          </w:p>
-        </w:tc>
-        <w:tc>
-          <w:tcPr>
-            <w:tcW w:w="663" w:type="dxa"/>
-            <w:vAlign w:val="center"/>
-          </w:tcPr>
-          <w:p>
-            <w:pPr>
-              <w:jc w:val="center"/>
-              <w:rPr>
-                <w:rFonts w:ascii="Times New Roman" w:eastAsia="DFKai-SB" w:hAnsi="Times New Roman" w:cs="Times New Roman"/>
-                <w:sz w:val="20"/>
-                <w:szCs w:val="20"/>
-              </w:rPr>
-            </w:pPr>
-          </w:p>
-        </w:tc>
-        <w:tc>
-          <w:tcPr>
-            <w:tcW w:w="1323" w:type="dxa"/>
-            <w:gridSpan w:val="6"/>
-            <w:vAlign w:val="center"/>
-          </w:tcPr>
-          <w:p>
-            <w:pPr>
-              <w:jc w:val="right"/>
-              <w:rPr>
-                <w:rFonts w:ascii="Times New Roman" w:eastAsia="DFKai-SB" w:hAnsi="Times New Roman" w:cs="Times New Roman"/>
-                <w:sz w:val="20"/>
-                <w:szCs w:val="20"/>
-              </w:rPr>
-            </w:pPr>
-          </w:p>
-        </w:tc>
-        <w:tc>
-          <w:tcPr>
-            <w:tcW w:w="1404" w:type="dxa"/>
-            <w:gridSpan w:val="4"/>
-            <w:vAlign w:val="center"/>
-          </w:tcPr>
-          <w:p>
-            <w:pPr>
-              <w:jc w:val="right"/>
-              <w:rPr>
-                <w:rFonts w:ascii="Times New Roman" w:eastAsia="DFKai-SB" w:hAnsi="Times New Roman" w:cs="Times New Roman"/>
-                <w:sz w:val="20"/>
-                <w:szCs w:val="20"/>
-              </w:rPr>
-            </w:pPr>
-          </w:p>
-        </w:tc>
-        <w:tc>
-          <w:tcPr>
-            <w:tcW w:w="1680" w:type="dxa"/>
-            <w:gridSpan w:val="5"/>
-            <w:vAlign w:val="center"/>
-          </w:tcPr>
-          <w:p>
-            <w:pPr>
-              <w:jc w:val="right"/>
-              <w:rPr>
-                <w:rFonts w:ascii="Times New Roman" w:eastAsia="DFKai-SB" w:hAnsi="Times New Roman" w:cs="Times New Roman"/>
-                <w:sz w:val="20"/>
-                <w:szCs w:val="20"/>
-              </w:rPr>
-            </w:pPr>
-          </w:p>
-        </w:tc>
-        <w:tc>
-          <w:tcPr>
-            <w:tcW w:w="1765" w:type="dxa"/>
-            <w:gridSpan w:val="4"/>
-            <w:vAlign w:val="center"/>
-          </w:tcPr>
-          <w:p>
-            <w:pPr>
-              <w:jc w:val="right"/>
-              <w:rPr>
-                <w:rFonts w:ascii="Times New Roman" w:eastAsia="DFKai-SB" w:hAnsi="Times New Roman" w:cs="Times New Roman"/>
-                <w:sz w:val="20"/>
-                <w:szCs w:val="20"/>
-              </w:rPr>
-            </w:pPr>
-          </w:p>
-        </w:tc>
-        <w:tc>
-          <w:tcPr>
-            <w:tcW w:w="1694" w:type="dxa"/>
-            <w:gridSpan w:val="5"/>
-            <w:vAlign w:val="center"/>
-          </w:tcPr>
-          <w:p>
-            <w:pPr>
-              <w:jc w:val="right"/>
-              <w:rPr>
-                <w:rFonts w:ascii="Times New Roman" w:eastAsia="DFKai-SB" w:hAnsi="Times New Roman" w:cs="Times New Roman"/>
-                <w:sz w:val="20"/>
-                <w:szCs w:val="20"/>
-              </w:rPr>
-            </w:pPr>
-          </w:p>
-        </w:tc>
-      </w:tr>
-      <w:tr>
-        <w:trPr>
-          <w:trHeight w:val="397"/>
-        </w:trPr>
-        <w:tc>
-          <w:tcPr>
-            <w:tcW w:w="1271" w:type="dxa"/>
-            <w:vAlign w:val="center"/>
-          </w:tcPr>
-          <w:p>
-            <w:pPr>
-              <w:jc w:val="center"/>
-              <w:rPr>
-                <w:sz w:val="20"/>
-                <w:szCs w:val="20"/>
-              </w:rPr>
-            </w:pPr>
-            <w:r>
-              <w:rPr>
-                <w:rFonts w:ascii="Times New Roman" w:eastAsia="DFKai-SB" w:hAnsi="Times New Roman" w:cs="Times New Roman" w:hint="eastAsia"/>
-                <w:sz w:val="20"/>
-                <w:szCs w:val="20"/>
-              </w:rPr>
-              <w:t>年度</w:t>
-            </w:r>
-          </w:p>
-        </w:tc>
-        <w:tc>
-          <w:tcPr>
-            <w:tcW w:w="663" w:type="dxa"/>
-            <w:vAlign w:val="center"/>
-          </w:tcPr>
-          <w:p>
-            <w:pPr>
-              <w:jc w:val="center"/>
-              <w:rPr>
-                <w:rFonts w:ascii="Times New Roman" w:eastAsia="DFKai-SB" w:hAnsi="Times New Roman" w:cs="Times New Roman"/>
-                <w:sz w:val="20"/>
-                <w:szCs w:val="20"/>
-              </w:rPr>
-            </w:pPr>
-          </w:p>
-        </w:tc>
-        <w:tc>
-          <w:tcPr>
-            <w:tcW w:w="1323" w:type="dxa"/>
-            <w:gridSpan w:val="6"/>
-            <w:vAlign w:val="center"/>
-          </w:tcPr>
-          <w:p>
-            <w:pPr>
-              <w:jc w:val="right"/>
-              <w:rPr>
-                <w:rFonts w:ascii="Times New Roman" w:eastAsia="DFKai-SB" w:hAnsi="Times New Roman" w:cs="Times New Roman"/>
-                <w:sz w:val="20"/>
-                <w:szCs w:val="20"/>
-              </w:rPr>
-            </w:pPr>
-          </w:p>
-        </w:tc>
-        <w:tc>
-          <w:tcPr>
-            <w:tcW w:w="1404" w:type="dxa"/>
-            <w:gridSpan w:val="4"/>
-            <w:vAlign w:val="center"/>
-          </w:tcPr>
-          <w:p>
-            <w:pPr>
-              <w:jc w:val="right"/>
-              <w:rPr>
-                <w:rFonts w:ascii="Times New Roman" w:eastAsia="DFKai-SB" w:hAnsi="Times New Roman" w:cs="Times New Roman"/>
-                <w:sz w:val="20"/>
-                <w:szCs w:val="20"/>
-              </w:rPr>
-            </w:pPr>
-          </w:p>
-        </w:tc>
-        <w:tc>
-          <w:tcPr>
-            <w:tcW w:w="1680" w:type="dxa"/>
-            <w:gridSpan w:val="5"/>
-            <w:vAlign w:val="center"/>
-          </w:tcPr>
-          <w:p>
-            <w:pPr>
-              <w:jc w:val="right"/>
-              <w:rPr>
-                <w:rFonts w:ascii="Times New Roman" w:eastAsia="DFKai-SB" w:hAnsi="Times New Roman" w:cs="Times New Roman"/>
-                <w:sz w:val="20"/>
-                <w:szCs w:val="20"/>
-              </w:rPr>
-            </w:pPr>
-          </w:p>
-        </w:tc>
-        <w:tc>
-          <w:tcPr>
-            <w:tcW w:w="1765" w:type="dxa"/>
-            <w:gridSpan w:val="4"/>
-            <w:vAlign w:val="center"/>
-          </w:tcPr>
-          <w:p>
-            <w:pPr>
-              <w:jc w:val="right"/>
-              <w:rPr>
-                <w:rFonts w:ascii="Times New Roman" w:eastAsia="DFKai-SB" w:hAnsi="Times New Roman" w:cs="Times New Roman"/>
-                <w:sz w:val="20"/>
-                <w:szCs w:val="20"/>
-              </w:rPr>
-            </w:pPr>
-          </w:p>
-        </w:tc>
-        <w:tc>
-          <w:tcPr>
-            <w:tcW w:w="1694" w:type="dxa"/>
-            <w:gridSpan w:val="5"/>
-            <w:vAlign w:val="center"/>
-          </w:tcPr>
-          <w:p>
-            <w:pPr>
-              <w:jc w:val="right"/>
-              <w:rPr>
-                <w:rFonts w:ascii="Times New Roman" w:eastAsia="DFKai-SB" w:hAnsi="Times New Roman" w:cs="Times New Roman"/>
-                <w:sz w:val="20"/>
-                <w:szCs w:val="20"/>
-              </w:rPr>
-            </w:pPr>
-          </w:p>
-        </w:tc>
-      </w:tr>
-      <w:tr>
-        <w:trPr>
-          <w:trHeight w:val="397"/>
-        </w:trPr>
-        <w:tc>
-          <w:tcPr>
-            <w:tcW w:w="1271" w:type="dxa"/>
-          </w:tcPr>
-          <w:p>
-            <w:pPr>
-              <w:jc w:val="center"/>
-              <w:rPr>
-                <w:rFonts w:ascii="Times New Roman" w:eastAsia="DFKai-SB" w:hAnsi="Times New Roman" w:cs="Times New Roman"/>
-                <w:sz w:val="20"/>
-                <w:szCs w:val="20"/>
-              </w:rPr>
-            </w:pPr>
-          </w:p>
-        </w:tc>
-        <w:tc>
-          <w:tcPr>
-            <w:tcW w:w="663" w:type="dxa"/>
-            <w:vAlign w:val="center"/>
-          </w:tcPr>
-          <w:p>
-            <w:pPr>
-              <w:jc w:val="center"/>
-              <w:rPr>
-                <w:rFonts w:ascii="Times New Roman" w:eastAsia="DFKai-SB" w:hAnsi="Times New Roman" w:cs="Times New Roman"/>
-                <w:sz w:val="20"/>
-                <w:szCs w:val="20"/>
-              </w:rPr>
-            </w:pPr>
-          </w:p>
-        </w:tc>
-        <w:tc>
-          <w:tcPr>
-            <w:tcW w:w="1323" w:type="dxa"/>
-            <w:gridSpan w:val="6"/>
-            <w:vAlign w:val="center"/>
-          </w:tcPr>
-          <w:p>
-            <w:pPr>
-              <w:jc w:val="right"/>
-              <w:rPr>
-                <w:rFonts w:ascii="Times New Roman" w:eastAsia="DFKai-SB" w:hAnsi="Times New Roman" w:cs="Times New Roman"/>
-                <w:sz w:val="20"/>
-                <w:szCs w:val="20"/>
-              </w:rPr>
-            </w:pPr>
-          </w:p>
-        </w:tc>
-        <w:tc>
-          <w:tcPr>
-            <w:tcW w:w="1404" w:type="dxa"/>
-            <w:gridSpan w:val="4"/>
-            <w:vAlign w:val="center"/>
-          </w:tcPr>
-          <w:p>
-            <w:pPr>
-              <w:jc w:val="right"/>
-              <w:rPr>
-                <w:rFonts w:ascii="Times New Roman" w:eastAsia="DFKai-SB" w:hAnsi="Times New Roman" w:cs="Times New Roman"/>
-                <w:sz w:val="20"/>
-                <w:szCs w:val="20"/>
-              </w:rPr>
-            </w:pPr>
-          </w:p>
-        </w:tc>
-        <w:tc>
-          <w:tcPr>
-            <w:tcW w:w="1680" w:type="dxa"/>
-            <w:gridSpan w:val="5"/>
-            <w:vAlign w:val="center"/>
-          </w:tcPr>
-          <w:p>
-            <w:pPr>
-              <w:jc w:val="right"/>
-              <w:rPr>
-                <w:rFonts w:ascii="Times New Roman" w:eastAsia="DFKai-SB" w:hAnsi="Times New Roman" w:cs="Times New Roman"/>
-                <w:sz w:val="20"/>
-                <w:szCs w:val="20"/>
-              </w:rPr>
-            </w:pPr>
-          </w:p>
-        </w:tc>
-        <w:tc>
-          <w:tcPr>
-            <w:tcW w:w="1765" w:type="dxa"/>
-            <w:gridSpan w:val="4"/>
-            <w:vAlign w:val="center"/>
-          </w:tcPr>
-          <w:p>
-            <w:pPr>
-              <w:jc w:val="right"/>
-              <w:rPr>
-                <w:rFonts w:ascii="Times New Roman" w:eastAsia="DFKai-SB" w:hAnsi="Times New Roman" w:cs="Times New Roman"/>
-                <w:sz w:val="20"/>
-                <w:szCs w:val="20"/>
-              </w:rPr>
-            </w:pPr>
-          </w:p>
-        </w:tc>
-        <w:tc>
-          <w:tcPr>
-            <w:tcW w:w="1694" w:type="dxa"/>
-            <w:gridSpan w:val="5"/>
-            <w:vAlign w:val="center"/>
-          </w:tcPr>
-          <w:p>
-            <w:pPr>
-              <w:jc w:val="right"/>
-              <w:rPr>
-                <w:rFonts w:ascii="Times New Roman" w:eastAsia="DFKai-SB" w:hAnsi="Times New Roman" w:cs="Times New Roman"/>
-                <w:sz w:val="20"/>
-                <w:szCs w:val="20"/>
-              </w:rPr>
-            </w:pPr>
+              <w:t xml:space="preserve">{sy_capital}{/budget_summary_years}</w:t>
+            </w:r>
           </w:p>
         </w:tc>
       </w:tr>
@@ -5591,7 +5207,7 @@
         <w:rPr>
           <w:rFonts w:ascii="Times New Roman" w:eastAsia="DFKai-SB" w:hAnsi="Times New Roman" w:cs="Times New Roman" w:hint="eastAsia"/>
         </w:rPr>
-        <w:t>為一年期計畫，故不適用。</w:t>
+        <w:t>{summary_of_results}</w:t>
       </w:r>
     </w:p>
     <w:p>
@@ -8271,6 +7887,29 @@
         <w:t>陸、經費需求表：</w:t>
       </w:r>
     </w:p>
+    <w:p>
+      <w:r>
+        <w:t xml:space="preserve">{#budget_years}</w:t>
+      </w:r>
+    </w:p>
+    <w:p>
+      <w:r>
+        <w:t xml:space="preserve">{#by_page_break}</w:t>
+      </w:r>
+    </w:p>
+    <w:p>
+      <w:pPr>
+        <w:spacing w:before="0" w:after="0" w:line="2" w:lineRule="exact"/>
+      </w:pPr>
+      <w:r>
+        <w:br w:type="page"/>
+      </w:r>
+    </w:p>
+    <w:p>
+      <w:r>
+        <w:t xml:space="preserve">{/by_page_break}</w:t>
+      </w:r>
+    </w:p>
     <w:tbl>
       <w:tblPr>
         <w:tblStyle w:val="TableGrid"/>
@@ -8303,7 +7942,7 @@
                 <w:rFonts w:ascii="Times New Roman" w:eastAsia="DFKai-SB" w:hAnsi="Times New Roman" w:cs="Times New Roman" w:hint="eastAsia"/>
                 <w:u w:val="single"/>
               </w:rPr>
-              <w:t xml:space="preserve">　　　</w:t>
+              <w:t xml:space="preserve">{by_year}</w:t>
             </w:r>
             <w:r>
               <w:rPr>
@@ -8454,6 +8093,9 @@
                 <w:rFonts w:ascii="Times New Roman" w:eastAsia="DFKai-SB" w:hAnsi="Times New Roman" w:cs="Times New Roman"/>
               </w:rPr>
             </w:pPr>
+            <w:r>
+              <w:t xml:space="preserve">{#budget_rows}{budget_item}</w:t>
+            </w:r>
           </w:p>
         </w:tc>
         <w:tc>
@@ -8472,19 +8114,7 @@
               </w:rPr>
             </w:pPr>
             <w:r>
-              <w:rPr>
-                <w:rFonts w:hint="eastAsia"/>
-                <w:sz w:val="23"/>
-                <w:szCs w:val="23"/>
-              </w:rPr>
-              <w:t>{#budget_no_items}無經費需求{/budget_no_items}</w:t>
-            </w:r>
-            <w:r>
-              <w:rPr>
-                <w:sz w:val="23"/>
-                <w:szCs w:val="23"/>
-              </w:rPr>
-              <w:t xml:space="preserve"> </w:t>
+              <w:t xml:space="preserve">{budget_amount}</w:t>
             </w:r>
           </w:p>
         </w:tc>
@@ -8500,6 +8130,9 @@
                 <w:rFonts w:ascii="Times New Roman" w:eastAsia="DFKai-SB" w:hAnsi="Times New Roman" w:cs="Times New Roman"/>
               </w:rPr>
             </w:pPr>
+            <w:r>
+              <w:t xml:space="preserve">{budget_note}{/budget_rows}</w:t>
+            </w:r>
           </w:p>
         </w:tc>
       </w:tr>
@@ -8520,7 +8153,7 @@
               </w:rPr>
             </w:pPr>
             <w:r>
-              <w:t xml:space="preserve">{#budget_rows}{budget_item}</w:t>
+              <w:t xml:space="preserve">{#budget_blanks}</w:t>
             </w:r>
           </w:p>
         </w:tc>
@@ -8536,9 +8169,6 @@
                 <w:rFonts w:ascii="Times New Roman" w:eastAsia="DFKai-SB" w:hAnsi="Times New Roman" w:cs="Times New Roman"/>
               </w:rPr>
             </w:pPr>
-            <w:r>
-              <w:t xml:space="preserve">{budget_amount}</w:t>
-            </w:r>
           </w:p>
         </w:tc>
         <w:tc>
@@ -8554,7 +8184,7 @@
               </w:rPr>
             </w:pPr>
             <w:r>
-              <w:t xml:space="preserve">{budget_note}{/budget_rows}</w:t>
+              <w:t xml:space="preserve">{/budget_blanks}</w:t>
             </w:r>
           </w:p>
         </w:tc>
@@ -8575,6 +8205,9 @@
                 <w:rFonts w:ascii="Times New Roman" w:eastAsia="DFKai-SB" w:hAnsi="Times New Roman" w:cs="Times New Roman"/>
               </w:rPr>
             </w:pPr>
+            <w:r>
+              <w:t xml:space="preserve">合　計</w:t>
+            </w:r>
           </w:p>
         </w:tc>
         <w:tc>
@@ -8589,382 +8222,9 @@
                 <w:rFonts w:ascii="Times New Roman" w:eastAsia="DFKai-SB" w:hAnsi="Times New Roman" w:cs="Times New Roman"/>
               </w:rPr>
             </w:pPr>
-          </w:p>
-        </w:tc>
-        <w:tc>
-          <w:tcPr>
-            <w:tcW w:w="5953" w:type="dxa"/>
-            <w:vAlign w:val="center"/>
-          </w:tcPr>
-          <w:p>
-            <w:pPr>
-              <w:jc w:val="both"/>
-              <w:rPr>
-                <w:rFonts w:ascii="Times New Roman" w:eastAsia="DFKai-SB" w:hAnsi="Times New Roman" w:cs="Times New Roman"/>
-              </w:rPr>
-            </w:pPr>
-          </w:p>
-        </w:tc>
-      </w:tr>
-      <w:tr>
-        <w:trPr>
-          <w:trHeight w:val="567"/>
-        </w:trPr>
-        <w:tc>
-          <w:tcPr>
-            <w:tcW w:w="2122" w:type="dxa"/>
-            <w:vAlign w:val="center"/>
-          </w:tcPr>
-          <w:p>
-            <w:pPr>
-              <w:jc w:val="both"/>
-              <w:rPr>
-                <w:rFonts w:ascii="Times New Roman" w:eastAsia="DFKai-SB" w:hAnsi="Times New Roman" w:cs="Times New Roman"/>
-              </w:rPr>
-            </w:pPr>
-          </w:p>
-        </w:tc>
-        <w:tc>
-          <w:tcPr>
-            <w:tcW w:w="1701" w:type="dxa"/>
-            <w:vAlign w:val="center"/>
-          </w:tcPr>
-          <w:p>
-            <w:pPr>
-              <w:jc w:val="right"/>
-              <w:rPr>
-                <w:rFonts w:ascii="Times New Roman" w:eastAsia="DFKai-SB" w:hAnsi="Times New Roman" w:cs="Times New Roman"/>
-              </w:rPr>
-            </w:pPr>
-          </w:p>
-        </w:tc>
-        <w:tc>
-          <w:tcPr>
-            <w:tcW w:w="5953" w:type="dxa"/>
-            <w:vAlign w:val="center"/>
-          </w:tcPr>
-          <w:p>
-            <w:pPr>
-              <w:jc w:val="both"/>
-              <w:rPr>
-                <w:rFonts w:ascii="Times New Roman" w:eastAsia="DFKai-SB" w:hAnsi="Times New Roman" w:cs="Times New Roman"/>
-              </w:rPr>
-            </w:pPr>
-          </w:p>
-        </w:tc>
-      </w:tr>
-      <w:tr>
-        <w:trPr>
-          <w:trHeight w:val="567"/>
-        </w:trPr>
-        <w:tc>
-          <w:tcPr>
-            <w:tcW w:w="2122" w:type="dxa"/>
-            <w:vAlign w:val="center"/>
-          </w:tcPr>
-          <w:p>
-            <w:pPr>
-              <w:jc w:val="both"/>
-              <w:rPr>
-                <w:rFonts w:ascii="Times New Roman" w:eastAsia="DFKai-SB" w:hAnsi="Times New Roman" w:cs="Times New Roman"/>
-              </w:rPr>
-            </w:pPr>
-          </w:p>
-        </w:tc>
-        <w:tc>
-          <w:tcPr>
-            <w:tcW w:w="1701" w:type="dxa"/>
-            <w:vAlign w:val="center"/>
-          </w:tcPr>
-          <w:p>
-            <w:pPr>
-              <w:jc w:val="right"/>
-              <w:rPr>
-                <w:rFonts w:ascii="Times New Roman" w:eastAsia="DFKai-SB" w:hAnsi="Times New Roman" w:cs="Times New Roman"/>
-              </w:rPr>
-            </w:pPr>
-          </w:p>
-        </w:tc>
-        <w:tc>
-          <w:tcPr>
-            <w:tcW w:w="5953" w:type="dxa"/>
-            <w:vAlign w:val="center"/>
-          </w:tcPr>
-          <w:p>
-            <w:pPr>
-              <w:jc w:val="both"/>
-              <w:rPr>
-                <w:rFonts w:ascii="Times New Roman" w:eastAsia="DFKai-SB" w:hAnsi="Times New Roman" w:cs="Times New Roman"/>
-              </w:rPr>
-            </w:pPr>
-          </w:p>
-        </w:tc>
-      </w:tr>
-      <w:tr>
-        <w:trPr>
-          <w:trHeight w:val="567"/>
-        </w:trPr>
-        <w:tc>
-          <w:tcPr>
-            <w:tcW w:w="2122" w:type="dxa"/>
-            <w:vAlign w:val="center"/>
-          </w:tcPr>
-          <w:p>
-            <w:pPr>
-              <w:jc w:val="both"/>
-              <w:rPr>
-                <w:rFonts w:ascii="Times New Roman" w:eastAsia="DFKai-SB" w:hAnsi="Times New Roman" w:cs="Times New Roman"/>
-              </w:rPr>
-            </w:pPr>
-          </w:p>
-        </w:tc>
-        <w:tc>
-          <w:tcPr>
-            <w:tcW w:w="1701" w:type="dxa"/>
-            <w:vAlign w:val="center"/>
-          </w:tcPr>
-          <w:p>
-            <w:pPr>
-              <w:jc w:val="right"/>
-              <w:rPr>
-                <w:rFonts w:ascii="Times New Roman" w:eastAsia="DFKai-SB" w:hAnsi="Times New Roman" w:cs="Times New Roman"/>
-              </w:rPr>
-            </w:pPr>
-          </w:p>
-        </w:tc>
-        <w:tc>
-          <w:tcPr>
-            <w:tcW w:w="5953" w:type="dxa"/>
-            <w:vAlign w:val="center"/>
-          </w:tcPr>
-          <w:p>
-            <w:pPr>
-              <w:jc w:val="both"/>
-              <w:rPr>
-                <w:rFonts w:ascii="Times New Roman" w:eastAsia="DFKai-SB" w:hAnsi="Times New Roman" w:cs="Times New Roman"/>
-              </w:rPr>
-            </w:pPr>
-          </w:p>
-        </w:tc>
-      </w:tr>
-      <w:tr>
-        <w:trPr>
-          <w:trHeight w:val="567"/>
-        </w:trPr>
-        <w:tc>
-          <w:tcPr>
-            <w:tcW w:w="2122" w:type="dxa"/>
-            <w:vAlign w:val="center"/>
-          </w:tcPr>
-          <w:p>
-            <w:pPr>
-              <w:jc w:val="both"/>
-              <w:rPr>
-                <w:rFonts w:ascii="Times New Roman" w:eastAsia="DFKai-SB" w:hAnsi="Times New Roman" w:cs="Times New Roman"/>
-              </w:rPr>
-            </w:pPr>
-          </w:p>
-        </w:tc>
-        <w:tc>
-          <w:tcPr>
-            <w:tcW w:w="1701" w:type="dxa"/>
-            <w:vAlign w:val="center"/>
-          </w:tcPr>
-          <w:p>
-            <w:pPr>
-              <w:jc w:val="right"/>
-              <w:rPr>
-                <w:rFonts w:ascii="Times New Roman" w:eastAsia="DFKai-SB" w:hAnsi="Times New Roman" w:cs="Times New Roman"/>
-              </w:rPr>
-            </w:pPr>
-          </w:p>
-        </w:tc>
-        <w:tc>
-          <w:tcPr>
-            <w:tcW w:w="5953" w:type="dxa"/>
-            <w:vAlign w:val="center"/>
-          </w:tcPr>
-          <w:p>
-            <w:pPr>
-              <w:jc w:val="both"/>
-              <w:rPr>
-                <w:rFonts w:ascii="Times New Roman" w:eastAsia="DFKai-SB" w:hAnsi="Times New Roman" w:cs="Times New Roman"/>
-              </w:rPr>
-            </w:pPr>
-          </w:p>
-        </w:tc>
-      </w:tr>
-      <w:tr>
-        <w:trPr>
-          <w:trHeight w:val="567"/>
-        </w:trPr>
-        <w:tc>
-          <w:tcPr>
-            <w:tcW w:w="2122" w:type="dxa"/>
-            <w:vAlign w:val="center"/>
-          </w:tcPr>
-          <w:p>
-            <w:pPr>
-              <w:jc w:val="both"/>
-              <w:rPr>
-                <w:rFonts w:ascii="Times New Roman" w:eastAsia="DFKai-SB" w:hAnsi="Times New Roman" w:cs="Times New Roman"/>
-              </w:rPr>
-            </w:pPr>
-          </w:p>
-        </w:tc>
-        <w:tc>
-          <w:tcPr>
-            <w:tcW w:w="1701" w:type="dxa"/>
-            <w:vAlign w:val="center"/>
-          </w:tcPr>
-          <w:p>
-            <w:pPr>
-              <w:jc w:val="right"/>
-              <w:rPr>
-                <w:rFonts w:ascii="Times New Roman" w:eastAsia="DFKai-SB" w:hAnsi="Times New Roman" w:cs="Times New Roman"/>
-              </w:rPr>
-            </w:pPr>
-          </w:p>
-        </w:tc>
-        <w:tc>
-          <w:tcPr>
-            <w:tcW w:w="5953" w:type="dxa"/>
-            <w:vAlign w:val="center"/>
-          </w:tcPr>
-          <w:p>
-            <w:pPr>
-              <w:jc w:val="both"/>
-              <w:rPr>
-                <w:rFonts w:ascii="Times New Roman" w:eastAsia="DFKai-SB" w:hAnsi="Times New Roman" w:cs="Times New Roman"/>
-              </w:rPr>
-            </w:pPr>
-          </w:p>
-        </w:tc>
-      </w:tr>
-      <w:tr>
-        <w:trPr>
-          <w:trHeight w:val="567"/>
-        </w:trPr>
-        <w:tc>
-          <w:tcPr>
-            <w:tcW w:w="2122" w:type="dxa"/>
-            <w:vAlign w:val="center"/>
-          </w:tcPr>
-          <w:p>
-            <w:pPr>
-              <w:jc w:val="both"/>
-              <w:rPr>
-                <w:rFonts w:ascii="Times New Roman" w:eastAsia="DFKai-SB" w:hAnsi="Times New Roman" w:cs="Times New Roman"/>
-              </w:rPr>
-            </w:pPr>
-          </w:p>
-        </w:tc>
-        <w:tc>
-          <w:tcPr>
-            <w:tcW w:w="1701" w:type="dxa"/>
-            <w:vAlign w:val="center"/>
-          </w:tcPr>
-          <w:p>
-            <w:pPr>
-              <w:jc w:val="right"/>
-              <w:rPr>
-                <w:rFonts w:ascii="Times New Roman" w:eastAsia="DFKai-SB" w:hAnsi="Times New Roman" w:cs="Times New Roman"/>
-              </w:rPr>
-            </w:pPr>
-          </w:p>
-        </w:tc>
-        <w:tc>
-          <w:tcPr>
-            <w:tcW w:w="5953" w:type="dxa"/>
-            <w:vAlign w:val="center"/>
-          </w:tcPr>
-          <w:p>
-            <w:pPr>
-              <w:jc w:val="both"/>
-              <w:rPr>
-                <w:rFonts w:ascii="Times New Roman" w:eastAsia="DFKai-SB" w:hAnsi="Times New Roman" w:cs="Times New Roman"/>
-              </w:rPr>
-            </w:pPr>
-          </w:p>
-        </w:tc>
-      </w:tr>
-      <w:tr>
-        <w:trPr>
-          <w:trHeight w:val="567"/>
-        </w:trPr>
-        <w:tc>
-          <w:tcPr>
-            <w:tcW w:w="2122" w:type="dxa"/>
-            <w:vAlign w:val="center"/>
-          </w:tcPr>
-          <w:p>
-            <w:pPr>
-              <w:jc w:val="both"/>
-              <w:rPr>
-                <w:rFonts w:ascii="Times New Roman" w:eastAsia="DFKai-SB" w:hAnsi="Times New Roman" w:cs="Times New Roman"/>
-              </w:rPr>
-            </w:pPr>
-          </w:p>
-        </w:tc>
-        <w:tc>
-          <w:tcPr>
-            <w:tcW w:w="1701" w:type="dxa"/>
-            <w:vAlign w:val="center"/>
-          </w:tcPr>
-          <w:p>
-            <w:pPr>
-              <w:jc w:val="right"/>
-              <w:rPr>
-                <w:rFonts w:ascii="Times New Roman" w:eastAsia="DFKai-SB" w:hAnsi="Times New Roman" w:cs="Times New Roman"/>
-              </w:rPr>
-            </w:pPr>
-          </w:p>
-        </w:tc>
-        <w:tc>
-          <w:tcPr>
-            <w:tcW w:w="5953" w:type="dxa"/>
-            <w:vAlign w:val="center"/>
-          </w:tcPr>
-          <w:p>
-            <w:pPr>
-              <w:jc w:val="both"/>
-              <w:rPr>
-                <w:rFonts w:ascii="Times New Roman" w:eastAsia="DFKai-SB" w:hAnsi="Times New Roman" w:cs="Times New Roman"/>
-              </w:rPr>
-            </w:pPr>
-          </w:p>
-        </w:tc>
-      </w:tr>
-      <w:tr>
-        <w:trPr>
-          <w:trHeight w:val="567"/>
-        </w:trPr>
-        <w:tc>
-          <w:tcPr>
-            <w:tcW w:w="2122" w:type="dxa"/>
-            <w:vAlign w:val="center"/>
-          </w:tcPr>
-          <w:p>
-            <w:pPr>
-              <w:jc w:val="both"/>
-              <w:rPr>
-                <w:rFonts w:ascii="Times New Roman" w:eastAsia="DFKai-SB" w:hAnsi="Times New Roman" w:cs="Times New Roman"/>
-              </w:rPr>
-            </w:pPr>
-          </w:p>
-        </w:tc>
-        <w:tc>
-          <w:tcPr>
-            <w:tcW w:w="1701" w:type="dxa"/>
-            <w:vAlign w:val="center"/>
-          </w:tcPr>
-          <w:p>
-            <w:pPr>
-              <w:jc w:val="right"/>
-              <w:rPr>
-                <w:rFonts w:ascii="Times New Roman" w:eastAsia="DFKai-SB" w:hAnsi="Times New Roman" w:cs="Times New Roman"/>
-              </w:rPr>
-            </w:pPr>
+            <w:r>
+              <w:t xml:space="preserve">{by_total}</w:t>
+            </w:r>
           </w:p>
         </w:tc>
         <w:tc>
@@ -8983,6 +8243,11 @@
         </w:tc>
       </w:tr>
     </w:tbl>
+    <w:p>
+      <w:r>
+        <w:t xml:space="preserve">{/budget_years}</w:t>
+      </w:r>
+    </w:p>
     <w:p>
       <w:bookmarkStart w:id="112" w:name="sec_7"/>
       <w:bookmarkEnd w:id="112"/>

--- a/public/templates/DOC-2.docx
+++ b/public/templates/DOC-2.docx
@@ -1866,6 +1866,9 @@
               </w:rPr>
             </w:pPr>
             <w:r>
+              <w:rPr>
+                <w:rFonts w:ascii="DFKai-SB" w:eastAsia="DFKai-SB" w:hAnsi="DFKai-SB"/>
+              </w:rPr>
               <w:t xml:space="preserve">{project_title_zh}</w:t>
             </w:r>
           </w:p>
@@ -1923,6 +1926,9 @@
               </w:rPr>
             </w:pPr>
             <w:r>
+              <w:rPr>
+                <w:rFonts w:ascii="DFKai-SB" w:eastAsia="DFKai-SB" w:hAnsi="DFKai-SB"/>
+              </w:rPr>
               <w:t xml:space="preserve">{project_title_en}</w:t>
             </w:r>
           </w:p>
@@ -3836,6 +3842,9 @@
               </w:rPr>
             </w:pPr>
             <w:r>
+              <w:rPr>
+                <w:rFonts w:ascii="DFKai-SB" w:eastAsia="DFKai-SB" w:hAnsi="DFKai-SB"/>
+              </w:rPr>
               <w:t xml:space="preserve">{#budget_summary_years}{sy_year}年度</w:t>
             </w:r>
           </w:p>
@@ -3855,6 +3864,9 @@
               </w:rPr>
             </w:pPr>
             <w:r>
+              <w:rPr>
+                <w:rFonts w:ascii="DFKai-SB" w:eastAsia="DFKai-SB" w:hAnsi="DFKai-SB"/>
+              </w:rPr>
               <w:t xml:space="preserve">{sy_personnel_count}</w:t>
             </w:r>
           </w:p>
@@ -3875,6 +3887,9 @@
               </w:rPr>
             </w:pPr>
             <w:r>
+              <w:rPr>
+                <w:rFonts w:ascii="DFKai-SB" w:eastAsia="DFKai-SB" w:hAnsi="DFKai-SB"/>
+              </w:rPr>
               <w:t xml:space="preserve">{sy_apply}</w:t>
             </w:r>
           </w:p>
@@ -3895,6 +3910,9 @@
               </w:rPr>
             </w:pPr>
             <w:r>
+              <w:rPr>
+                <w:rFonts w:ascii="DFKai-SB" w:eastAsia="DFKai-SB" w:hAnsi="DFKai-SB"/>
+              </w:rPr>
               <w:t xml:space="preserve">{sy_approved}</w:t>
             </w:r>
           </w:p>
@@ -3915,6 +3933,9 @@
               </w:rPr>
             </w:pPr>
             <w:r>
+              <w:rPr>
+                <w:rFonts w:ascii="DFKai-SB" w:eastAsia="DFKai-SB" w:hAnsi="DFKai-SB"/>
+              </w:rPr>
               <w:t xml:space="preserve">{sy_personnel}</w:t>
             </w:r>
           </w:p>
@@ -3935,6 +3956,9 @@
               </w:rPr>
             </w:pPr>
             <w:r>
+              <w:rPr>
+                <w:rFonts w:ascii="DFKai-SB" w:eastAsia="DFKai-SB" w:hAnsi="DFKai-SB"/>
+              </w:rPr>
               <w:t xml:space="preserve">{sy_business}</w:t>
             </w:r>
           </w:p>
@@ -3955,6 +3979,9 @@
               </w:rPr>
             </w:pPr>
             <w:r>
+              <w:rPr>
+                <w:rFonts w:ascii="DFKai-SB" w:eastAsia="DFKai-SB" w:hAnsi="DFKai-SB"/>
+              </w:rPr>
               <w:t xml:space="preserve">{sy_capital}{/budget_summary_years}</w:t>
             </w:r>
           </w:p>
@@ -4002,6 +4029,9 @@
               </w:rPr>
             </w:pPr>
             <w:r>
+              <w:rPr>
+                <w:rFonts w:ascii="DFKai-SB" w:eastAsia="DFKai-SB" w:hAnsi="DFKai-SB"/>
+              </w:rPr>
               <w:t xml:space="preserve">{personnel_count}</w:t>
             </w:r>
           </w:p>
@@ -4022,6 +4052,9 @@
               </w:rPr>
             </w:pPr>
             <w:r>
+              <w:rPr>
+                <w:rFonts w:ascii="DFKai-SB" w:eastAsia="DFKai-SB" w:hAnsi="DFKai-SB"/>
+              </w:rPr>
               <w:t xml:space="preserve">{apply_amount}</w:t>
             </w:r>
           </w:p>
@@ -4042,6 +4075,9 @@
               </w:rPr>
             </w:pPr>
             <w:r>
+              <w:rPr>
+                <w:rFonts w:ascii="DFKai-SB" w:eastAsia="DFKai-SB" w:hAnsi="DFKai-SB"/>
+              </w:rPr>
               <w:t xml:space="preserve">{budget_total}</w:t>
             </w:r>
           </w:p>
@@ -4062,6 +4098,9 @@
               </w:rPr>
             </w:pPr>
             <w:r>
+              <w:rPr>
+                <w:rFonts w:ascii="DFKai-SB" w:eastAsia="DFKai-SB" w:hAnsi="DFKai-SB"/>
+              </w:rPr>
               <w:t xml:space="preserve">{budget_personnel}</w:t>
             </w:r>
           </w:p>
@@ -4082,6 +4121,9 @@
               </w:rPr>
             </w:pPr>
             <w:r>
+              <w:rPr>
+                <w:rFonts w:ascii="DFKai-SB" w:eastAsia="DFKai-SB" w:hAnsi="DFKai-SB"/>
+              </w:rPr>
               <w:t xml:space="preserve">{budget_business}</w:t>
             </w:r>
           </w:p>
@@ -4102,6 +4144,9 @@
               </w:rPr>
             </w:pPr>
             <w:r>
+              <w:rPr>
+                <w:rFonts w:ascii="DFKai-SB" w:eastAsia="DFKai-SB" w:hAnsi="DFKai-SB"/>
+              </w:rPr>
               <w:t xml:space="preserve">{budget_capital}</w:t>
             </w:r>
           </w:p>
@@ -4277,6 +4322,9 @@
               </w:rPr>
             </w:pPr>
             <w:r>
+              <w:rPr>
+                <w:rFonts w:ascii="DFKai-SB" w:eastAsia="DFKai-SB" w:hAnsi="DFKai-SB"/>
+              </w:rPr>
               <w:t>{pi_phone}</w:t>
             </w:r>
           </w:p>
@@ -4344,6 +4392,9 @@
               </w:rPr>
             </w:pPr>
             <w:r>
+              <w:rPr>
+                <w:rFonts w:ascii="DFKai-SB" w:eastAsia="DFKai-SB" w:hAnsi="DFKai-SB"/>
+              </w:rPr>
               <w:t>{pi_fax}</w:t>
             </w:r>
           </w:p>
@@ -4391,6 +4442,9 @@
               </w:rPr>
             </w:pPr>
             <w:r>
+              <w:rPr>
+                <w:rFonts w:ascii="DFKai-SB" w:eastAsia="DFKai-SB" w:hAnsi="DFKai-SB"/>
+              </w:rPr>
               <w:t>{pi_email}</w:t>
             </w:r>
           </w:p>
@@ -4438,6 +4492,9 @@
               </w:rPr>
             </w:pPr>
             <w:r>
+              <w:rPr>
+                <w:rFonts w:ascii="DFKai-SB" w:eastAsia="DFKai-SB" w:hAnsi="DFKai-SB"/>
+              </w:rPr>
               <w:t>{pi_address}</w:t>
             </w:r>
           </w:p>
@@ -4613,6 +4670,9 @@
               </w:rPr>
             </w:pPr>
             <w:r>
+              <w:rPr>
+                <w:rFonts w:ascii="DFKai-SB" w:eastAsia="DFKai-SB" w:hAnsi="DFKai-SB"/>
+              </w:rPr>
               <w:t>{contact_phone}</w:t>
             </w:r>
           </w:p>
@@ -4680,6 +4740,9 @@
               </w:rPr>
             </w:pPr>
             <w:r>
+              <w:rPr>
+                <w:rFonts w:ascii="DFKai-SB" w:eastAsia="DFKai-SB" w:hAnsi="DFKai-SB"/>
+              </w:rPr>
               <w:t>{contact_fax}</w:t>
             </w:r>
           </w:p>
@@ -4727,6 +4790,9 @@
               </w:rPr>
             </w:pPr>
             <w:r>
+              <w:rPr>
+                <w:rFonts w:ascii="DFKai-SB" w:eastAsia="DFKai-SB" w:hAnsi="DFKai-SB"/>
+              </w:rPr>
               <w:t>{contact_email}</w:t>
             </w:r>
           </w:p>
@@ -4774,6 +4840,9 @@
               </w:rPr>
             </w:pPr>
             <w:r>
+              <w:rPr>
+                <w:rFonts w:ascii="DFKai-SB" w:eastAsia="DFKai-SB" w:hAnsi="DFKai-SB"/>
+              </w:rPr>
               <w:t>{contact_address}</w:t>
             </w:r>
           </w:p>
@@ -4808,6 +4877,7 @@
       <w:bookmarkStart w:id="101" w:name="sec_2"/>
       <w:bookmarkEnd w:id="101"/>
       <w:pPr>
+        <w:spacing w:after="240"/>
         <w:jc w:val="both"/>
         <w:rPr>
           <w:rFonts w:ascii="Times New Roman" w:eastAsia="DFKai-SB" w:hAnsi="Times New Roman" w:cs="Times New Roman"/>
@@ -4880,6 +4950,7 @@
       <w:bookmarkStart w:id="102" w:name="sec_3"/>
       <w:bookmarkEnd w:id="102"/>
       <w:pPr>
+        <w:spacing w:after="240"/>
         <w:jc w:val="both"/>
         <w:rPr>
           <w:rFonts w:ascii="Times New Roman" w:eastAsia="DFKai-SB" w:hAnsi="Times New Roman" w:cs="Times New Roman"/>
@@ -4996,7 +5067,14 @@
       </w:r>
     </w:p>
     <w:p>
-      <w:r>
+      <w:pPr>
+        <w:spacing w:after="240"/>
+        <w:jc w:val="left"/>
+      </w:pPr>
+      <w:r>
+        <w:rPr>
+          <w:rFonts w:ascii="DFKai-SB" w:eastAsia="DFKai-SB" w:hAnsi="DFKai-SB"/>
+        </w:rPr>
         <w:t>{purpose}</w:t>
       </w:r>
     </w:p>
@@ -5090,7 +5168,14 @@
       </w:r>
     </w:p>
     <w:p>
-      <w:r>
+      <w:pPr>
+        <w:spacing w:after="240"/>
+        <w:jc w:val="left"/>
+      </w:pPr>
+      <w:r>
+        <w:rPr>
+          <w:rFonts w:ascii="DFKai-SB" w:eastAsia="DFKai-SB" w:hAnsi="DFKai-SB"/>
+        </w:rPr>
         <w:t>{background}</w:t>
       </w:r>
     </w:p>
@@ -5275,7 +5360,14 @@
       </w:r>
     </w:p>
     <w:p>
-      <w:r>
+      <w:pPr>
+        <w:spacing w:after="240"/>
+        <w:jc w:val="left"/>
+      </w:pPr>
+      <w:r>
+        <w:rPr>
+          <w:rFonts w:ascii="DFKai-SB" w:eastAsia="DFKai-SB" w:hAnsi="DFKai-SB"/>
+        </w:rPr>
         <w:t>{methodology}</w:t>
       </w:r>
     </w:p>
@@ -5359,7 +5451,14 @@
       </w:r>
     </w:p>
     <w:p>
-      <w:r>
+      <w:pPr>
+        <w:spacing w:after="240"/>
+        <w:jc w:val="left"/>
+      </w:pPr>
+      <w:r>
+        <w:rPr>
+          <w:rFonts w:ascii="DFKai-SB" w:eastAsia="DFKai-SB" w:hAnsi="DFKai-SB"/>
+        </w:rPr>
         <w:t>{expected_outcome}</w:t>
       </w:r>
     </w:p>
@@ -5431,7 +5530,14 @@
       </w:r>
     </w:p>
     <w:p>
-      <w:r>
+      <w:pPr>
+        <w:spacing w:after="240"/>
+        <w:jc w:val="left"/>
+      </w:pPr>
+      <w:r>
+        <w:rPr>
+          <w:rFonts w:ascii="DFKai-SB" w:eastAsia="DFKai-SB" w:hAnsi="DFKai-SB"/>
+        </w:rPr>
         <w:t>{references}</w:t>
       </w:r>
     </w:p>
@@ -6238,6 +6344,9 @@
               </w:rPr>
             </w:pPr>
             <w:r>
+              <w:rPr>
+                <w:rFonts w:ascii="DFKai-SB" w:eastAsia="DFKai-SB" w:hAnsi="DFKai-SB"/>
+              </w:rPr>
               <w:t>{#gantt_rows}{task_name}</w:t>
             </w:r>
           </w:p>
@@ -6254,6 +6363,9 @@
               </w:rPr>
             </w:pPr>
             <w:r>
+              <w:rPr>
+                <w:rFonts w:ascii="DFKai-SB" w:eastAsia="DFKai-SB" w:hAnsi="DFKai-SB"/>
+              </w:rPr>
               <w:t>{m1}</w:t>
             </w:r>
           </w:p>
@@ -6270,6 +6382,9 @@
               </w:rPr>
             </w:pPr>
             <w:r>
+              <w:rPr>
+                <w:rFonts w:ascii="DFKai-SB" w:eastAsia="DFKai-SB" w:hAnsi="DFKai-SB"/>
+              </w:rPr>
               <w:t>{m2}</w:t>
             </w:r>
           </w:p>
@@ -6286,6 +6401,9 @@
               </w:rPr>
             </w:pPr>
             <w:r>
+              <w:rPr>
+                <w:rFonts w:ascii="DFKai-SB" w:eastAsia="DFKai-SB" w:hAnsi="DFKai-SB"/>
+              </w:rPr>
               <w:t>{m3}</w:t>
             </w:r>
           </w:p>
@@ -6302,6 +6420,9 @@
               </w:rPr>
             </w:pPr>
             <w:r>
+              <w:rPr>
+                <w:rFonts w:ascii="DFKai-SB" w:eastAsia="DFKai-SB" w:hAnsi="DFKai-SB"/>
+              </w:rPr>
               <w:t>{m4}</w:t>
             </w:r>
           </w:p>
@@ -6318,6 +6439,9 @@
               </w:rPr>
             </w:pPr>
             <w:r>
+              <w:rPr>
+                <w:rFonts w:ascii="DFKai-SB" w:eastAsia="DFKai-SB" w:hAnsi="DFKai-SB"/>
+              </w:rPr>
               <w:t>{m5}</w:t>
             </w:r>
           </w:p>
@@ -6334,6 +6458,9 @@
               </w:rPr>
             </w:pPr>
             <w:r>
+              <w:rPr>
+                <w:rFonts w:ascii="DFKai-SB" w:eastAsia="DFKai-SB" w:hAnsi="DFKai-SB"/>
+              </w:rPr>
               <w:t>{m6}</w:t>
             </w:r>
           </w:p>
@@ -6350,6 +6477,9 @@
               </w:rPr>
             </w:pPr>
             <w:r>
+              <w:rPr>
+                <w:rFonts w:ascii="DFKai-SB" w:eastAsia="DFKai-SB" w:hAnsi="DFKai-SB"/>
+              </w:rPr>
               <w:t>{m7}</w:t>
             </w:r>
           </w:p>
@@ -6366,6 +6496,9 @@
               </w:rPr>
             </w:pPr>
             <w:r>
+              <w:rPr>
+                <w:rFonts w:ascii="DFKai-SB" w:eastAsia="DFKai-SB" w:hAnsi="DFKai-SB"/>
+              </w:rPr>
               <w:t>{m8}</w:t>
             </w:r>
           </w:p>
@@ -6382,6 +6515,9 @@
               </w:rPr>
             </w:pPr>
             <w:r>
+              <w:rPr>
+                <w:rFonts w:ascii="DFKai-SB" w:eastAsia="DFKai-SB" w:hAnsi="DFKai-SB"/>
+              </w:rPr>
               <w:t>{m9}</w:t>
             </w:r>
           </w:p>
@@ -6398,6 +6534,9 @@
               </w:rPr>
             </w:pPr>
             <w:r>
+              <w:rPr>
+                <w:rFonts w:ascii="DFKai-SB" w:eastAsia="DFKai-SB" w:hAnsi="DFKai-SB"/>
+              </w:rPr>
               <w:t>{m10}</w:t>
             </w:r>
           </w:p>
@@ -6414,6 +6553,9 @@
               </w:rPr>
             </w:pPr>
             <w:r>
+              <w:rPr>
+                <w:rFonts w:ascii="DFKai-SB" w:eastAsia="DFKai-SB" w:hAnsi="DFKai-SB"/>
+              </w:rPr>
               <w:t>{m11}</w:t>
             </w:r>
           </w:p>
@@ -6430,6 +6572,9 @@
               </w:rPr>
             </w:pPr>
             <w:r>
+              <w:rPr>
+                <w:rFonts w:ascii="DFKai-SB" w:eastAsia="DFKai-SB" w:hAnsi="DFKai-SB"/>
+              </w:rPr>
               <w:t>{m12}</w:t>
             </w:r>
           </w:p>
@@ -6446,6 +6591,9 @@
               </w:rPr>
             </w:pPr>
             <w:r>
+              <w:rPr>
+                <w:rFonts w:ascii="DFKai-SB" w:eastAsia="DFKai-SB" w:hAnsi="DFKai-SB"/>
+              </w:rPr>
               <w:t>{/gantt_rows}{/gantt_years}</w:t>
             </w:r>
           </w:p>
@@ -6670,6 +6818,9 @@
               </w:rPr>
             </w:pPr>
             <w:r>
+              <w:rPr>
+                <w:rFonts w:ascii="DFKai-SB" w:eastAsia="DFKai-SB" w:hAnsi="DFKai-SB"/>
+              </w:rPr>
               <w:t>{#personnel_rows}{role_text}</w:t>
             </w:r>
           </w:p>
@@ -6687,6 +6838,9 @@
               </w:rPr>
             </w:pPr>
             <w:r>
+              <w:rPr>
+                <w:rFonts w:ascii="DFKai-SB" w:eastAsia="DFKai-SB" w:hAnsi="DFKai-SB"/>
+              </w:rPr>
               <w:t>{name_zh}</w:t>
             </w:r>
           </w:p>
@@ -6704,6 +6858,9 @@
               </w:rPr>
             </w:pPr>
             <w:r>
+              <w:rPr>
+                <w:rFonts w:ascii="DFKai-SB" w:eastAsia="DFKai-SB" w:hAnsi="DFKai-SB"/>
+              </w:rPr>
               <w:t>{title}</w:t>
             </w:r>
           </w:p>
@@ -6721,6 +6878,9 @@
               </w:rPr>
             </w:pPr>
             <w:r>
+              <w:rPr>
+                <w:rFonts w:ascii="DFKai-SB" w:eastAsia="DFKai-SB" w:hAnsi="DFKai-SB"/>
+              </w:rPr>
               <w:t>{work_description}{/personnel_rows}</w:t>
             </w:r>
           </w:p>
@@ -8094,6 +8254,9 @@
               </w:rPr>
             </w:pPr>
             <w:r>
+              <w:rPr>
+                <w:rFonts w:ascii="DFKai-SB" w:eastAsia="DFKai-SB" w:hAnsi="DFKai-SB"/>
+              </w:rPr>
               <w:t xml:space="preserve">{#budget_rows}{budget_item}</w:t>
             </w:r>
           </w:p>
@@ -8114,6 +8277,9 @@
               </w:rPr>
             </w:pPr>
             <w:r>
+              <w:rPr>
+                <w:rFonts w:ascii="DFKai-SB" w:eastAsia="DFKai-SB" w:hAnsi="DFKai-SB"/>
+              </w:rPr>
               <w:t xml:space="preserve">{budget_amount}</w:t>
             </w:r>
           </w:p>
@@ -8131,6 +8297,9 @@
               </w:rPr>
             </w:pPr>
             <w:r>
+              <w:rPr>
+                <w:rFonts w:ascii="DFKai-SB" w:eastAsia="DFKai-SB" w:hAnsi="DFKai-SB"/>
+              </w:rPr>
               <w:t xml:space="preserve">{budget_note}{/budget_rows}</w:t>
             </w:r>
           </w:p>
@@ -8153,6 +8322,9 @@
               </w:rPr>
             </w:pPr>
             <w:r>
+              <w:rPr>
+                <w:rFonts w:ascii="DFKai-SB" w:eastAsia="DFKai-SB" w:hAnsi="DFKai-SB"/>
+              </w:rPr>
               <w:t xml:space="preserve">{#budget_blanks}</w:t>
             </w:r>
           </w:p>
@@ -8184,6 +8356,9 @@
               </w:rPr>
             </w:pPr>
             <w:r>
+              <w:rPr>
+                <w:rFonts w:ascii="DFKai-SB" w:eastAsia="DFKai-SB" w:hAnsi="DFKai-SB"/>
+              </w:rPr>
               <w:t xml:space="preserve">{/budget_blanks}</w:t>
             </w:r>
           </w:p>
@@ -8206,6 +8381,9 @@
               </w:rPr>
             </w:pPr>
             <w:r>
+              <w:rPr>
+                <w:rFonts w:ascii="DFKai-SB" w:eastAsia="DFKai-SB" w:hAnsi="DFKai-SB"/>
+              </w:rPr>
               <w:t xml:space="preserve">合　計</w:t>
             </w:r>
           </w:p>
@@ -8223,6 +8401,9 @@
               </w:rPr>
             </w:pPr>
             <w:r>
+              <w:rPr>
+                <w:rFonts w:ascii="DFKai-SB" w:eastAsia="DFKai-SB" w:hAnsi="DFKai-SB"/>
+              </w:rPr>
               <w:t xml:space="preserve">{by_total}</w:t>
             </w:r>
           </w:p>
@@ -9468,6 +9649,9 @@
               </w:rPr>
             </w:pPr>
             <w:r>
+              <w:rPr>
+                <w:rFonts w:ascii="DFKai-SB" w:eastAsia="DFKai-SB" w:hAnsi="DFKai-SB"/>
+              </w:rPr>
               <w:t xml:space="preserve">{pa_role_label}</w:t>
             </w:r>
           </w:p>
@@ -9524,6 +9708,9 @@
               </w:rPr>
             </w:pPr>
             <w:r>
+              <w:rPr>
+                <w:rFonts w:ascii="DFKai-SB" w:eastAsia="DFKai-SB" w:hAnsi="DFKai-SB"/>
+              </w:rPr>
               <w:t xml:space="preserve">{pa_name_zh}</w:t>
             </w:r>
           </w:p>
@@ -9575,6 +9762,9 @@
               </w:rPr>
             </w:pPr>
             <w:r>
+              <w:rPr>
+                <w:rFonts w:ascii="DFKai-SB" w:eastAsia="DFKai-SB" w:hAnsi="DFKai-SB"/>
+              </w:rPr>
               <w:t xml:space="preserve">{pa_gender_label}</w:t>
             </w:r>
           </w:p>
@@ -9614,6 +9804,9 @@
               </w:rPr>
             </w:pPr>
             <w:r>
+              <w:rPr>
+                <w:rFonts w:ascii="DFKai-SB" w:eastAsia="DFKai-SB" w:hAnsi="DFKai-SB"/>
+              </w:rPr>
               <w:t xml:space="preserve">{pa_birth_date}</w:t>
             </w:r>
           </w:p>
@@ -9848,6 +10041,9 @@
               </w:rPr>
             </w:pPr>
             <w:r>
+              <w:rPr>
+                <w:rFonts w:ascii="DFKai-SB" w:eastAsia="DFKai-SB" w:hAnsi="DFKai-SB"/>
+              </w:rPr>
               <w:t xml:space="preserve">{#pa_education}{edu_school}</w:t>
             </w:r>
           </w:p>
@@ -9866,6 +10062,9 @@
               </w:rPr>
             </w:pPr>
             <w:r>
+              <w:rPr>
+                <w:rFonts w:ascii="DFKai-SB" w:eastAsia="DFKai-SB" w:hAnsi="DFKai-SB"/>
+              </w:rPr>
               <w:t xml:space="preserve">{edu_degree}</w:t>
             </w:r>
           </w:p>
@@ -9884,6 +10083,9 @@
               </w:rPr>
             </w:pPr>
             <w:r>
+              <w:rPr>
+                <w:rFonts w:ascii="DFKai-SB" w:eastAsia="DFKai-SB" w:hAnsi="DFKai-SB"/>
+              </w:rPr>
               <w:t xml:space="preserve">{edu_grad_year}</w:t>
             </w:r>
           </w:p>
@@ -9902,6 +10104,9 @@
               </w:rPr>
             </w:pPr>
             <w:r>
+              <w:rPr>
+                <w:rFonts w:ascii="DFKai-SB" w:eastAsia="DFKai-SB" w:hAnsi="DFKai-SB"/>
+              </w:rPr>
               <w:t xml:space="preserve">{/pa_education}</w:t>
             </w:r>
           </w:p>
@@ -10114,6 +10319,9 @@
               </w:rPr>
             </w:pPr>
             <w:r>
+              <w:rPr>
+                <w:rFonts w:ascii="DFKai-SB" w:eastAsia="DFKai-SB" w:hAnsi="DFKai-SB"/>
+              </w:rPr>
               <w:t xml:space="preserve">{#pa_work_history}{wh_institution}</w:t>
             </w:r>
           </w:p>
@@ -10132,6 +10340,9 @@
               </w:rPr>
             </w:pPr>
             <w:r>
+              <w:rPr>
+                <w:rFonts w:ascii="DFKai-SB" w:eastAsia="DFKai-SB" w:hAnsi="DFKai-SB"/>
+              </w:rPr>
               <w:t xml:space="preserve">{wh_title}</w:t>
             </w:r>
           </w:p>
@@ -10149,6 +10360,9 @@
               </w:rPr>
             </w:pPr>
             <w:r>
+              <w:rPr>
+                <w:rFonts w:ascii="DFKai-SB" w:eastAsia="DFKai-SB" w:hAnsi="DFKai-SB"/>
+              </w:rPr>
               <w:t xml:space="preserve">{wh_start_ym}～{wh_end_ym}{/pa_work_history}</w:t>
             </w:r>
           </w:p>
@@ -10403,6 +10617,9 @@
               </w:rPr>
             </w:pPr>
             <w:r>
+              <w:rPr>
+                <w:rFonts w:ascii="DFKai-SB" w:eastAsia="DFKai-SB" w:hAnsi="DFKai-SB"/>
+              </w:rPr>
               <w:t xml:space="preserve">近三年</w:t>
             </w:r>
           </w:p>
@@ -10431,6 +10648,9 @@
               </w:rPr>
             </w:pPr>
             <w:r>
+              <w:rPr>
+                <w:rFonts w:ascii="DFKai-SB" w:eastAsia="DFKai-SB" w:hAnsi="DFKai-SB"/>
+              </w:rPr>
               <w:t xml:space="preserve">{#pa_completed}{proj_name}</w:t>
             </w:r>
           </w:p>
@@ -10449,6 +10669,9 @@
               </w:rPr>
             </w:pPr>
             <w:r>
+              <w:rPr>
+                <w:rFonts w:ascii="DFKai-SB" w:eastAsia="DFKai-SB" w:hAnsi="DFKai-SB"/>
+              </w:rPr>
               <w:t xml:space="preserve">{proj_role}</w:t>
             </w:r>
           </w:p>
@@ -10467,6 +10690,9 @@
               </w:rPr>
             </w:pPr>
             <w:r>
+              <w:rPr>
+                <w:rFonts w:ascii="DFKai-SB" w:eastAsia="DFKai-SB" w:hAnsi="DFKai-SB"/>
+              </w:rPr>
               <w:t xml:space="preserve">{proj_budget}</w:t>
             </w:r>
           </w:p>
@@ -10485,6 +10711,9 @@
               </w:rPr>
             </w:pPr>
             <w:r>
+              <w:rPr>
+                <w:rFonts w:ascii="DFKai-SB" w:eastAsia="DFKai-SB" w:hAnsi="DFKai-SB"/>
+              </w:rPr>
               <w:t xml:space="preserve">{proj_funder}</w:t>
             </w:r>
           </w:p>
@@ -10502,6 +10731,9 @@
               </w:rPr>
             </w:pPr>
             <w:r>
+              <w:rPr>
+                <w:rFonts w:ascii="DFKai-SB" w:eastAsia="DFKai-SB" w:hAnsi="DFKai-SB"/>
+              </w:rPr>
               <w:t xml:space="preserve">{proj_start_ym}～{proj_end_ym}{/pa_completed}</w:t>
             </w:r>
           </w:p>
@@ -10525,6 +10757,9 @@
               </w:rPr>
             </w:pPr>
             <w:r>
+              <w:rPr>
+                <w:rFonts w:ascii="DFKai-SB" w:eastAsia="DFKai-SB" w:hAnsi="DFKai-SB"/>
+              </w:rPr>
               <w:t xml:space="preserve">{#pa_no_completed}近三年</w:t>
             </w:r>
           </w:p>
@@ -10543,6 +10778,9 @@
               </w:rPr>
             </w:pPr>
             <w:r>
+              <w:rPr>
+                <w:rFonts w:ascii="DFKai-SB" w:eastAsia="DFKai-SB" w:hAnsi="DFKai-SB"/>
+              </w:rPr>
               <w:t xml:space="preserve">無{/pa_no_completed}</w:t>
             </w:r>
           </w:p>
@@ -10627,6 +10865,9 @@
               </w:rPr>
             </w:pPr>
             <w:r>
+              <w:rPr>
+                <w:rFonts w:ascii="DFKai-SB" w:eastAsia="DFKai-SB" w:hAnsi="DFKai-SB"/>
+              </w:rPr>
               <w:t xml:space="preserve">執行中</w:t>
             </w:r>
           </w:p>
@@ -10655,6 +10896,9 @@
               </w:rPr>
             </w:pPr>
             <w:r>
+              <w:rPr>
+                <w:rFonts w:ascii="DFKai-SB" w:eastAsia="DFKai-SB" w:hAnsi="DFKai-SB"/>
+              </w:rPr>
               <w:t xml:space="preserve">{#pa_ongoing}{proj_name}</w:t>
             </w:r>
           </w:p>
@@ -10673,6 +10917,9 @@
               </w:rPr>
             </w:pPr>
             <w:r>
+              <w:rPr>
+                <w:rFonts w:ascii="DFKai-SB" w:eastAsia="DFKai-SB" w:hAnsi="DFKai-SB"/>
+              </w:rPr>
               <w:t xml:space="preserve">{proj_role}</w:t>
             </w:r>
           </w:p>
@@ -10691,6 +10938,9 @@
               </w:rPr>
             </w:pPr>
             <w:r>
+              <w:rPr>
+                <w:rFonts w:ascii="DFKai-SB" w:eastAsia="DFKai-SB" w:hAnsi="DFKai-SB"/>
+              </w:rPr>
               <w:t xml:space="preserve">{proj_budget}</w:t>
             </w:r>
           </w:p>
@@ -10709,6 +10959,9 @@
               </w:rPr>
             </w:pPr>
             <w:r>
+              <w:rPr>
+                <w:rFonts w:ascii="DFKai-SB" w:eastAsia="DFKai-SB" w:hAnsi="DFKai-SB"/>
+              </w:rPr>
               <w:t xml:space="preserve">{proj_funder}</w:t>
             </w:r>
           </w:p>
@@ -10726,6 +10979,9 @@
               </w:rPr>
             </w:pPr>
             <w:r>
+              <w:rPr>
+                <w:rFonts w:ascii="DFKai-SB" w:eastAsia="DFKai-SB" w:hAnsi="DFKai-SB"/>
+              </w:rPr>
               <w:t xml:space="preserve">{proj_start_ym}～{proj_end_ym}{/pa_ongoing}</w:t>
             </w:r>
           </w:p>
@@ -10749,6 +11005,9 @@
               </w:rPr>
             </w:pPr>
             <w:r>
+              <w:rPr>
+                <w:rFonts w:ascii="DFKai-SB" w:eastAsia="DFKai-SB" w:hAnsi="DFKai-SB"/>
+              </w:rPr>
               <w:t xml:space="preserve">{#pa_no_ongoing}執行中</w:t>
             </w:r>
           </w:p>
@@ -10767,6 +11026,9 @@
               </w:rPr>
             </w:pPr>
             <w:r>
+              <w:rPr>
+                <w:rFonts w:ascii="DFKai-SB" w:eastAsia="DFKai-SB" w:hAnsi="DFKai-SB"/>
+              </w:rPr>
               <w:t xml:space="preserve">無{/pa_no_ongoing}</w:t>
             </w:r>
           </w:p>
@@ -10851,6 +11113,9 @@
               </w:rPr>
             </w:pPr>
             <w:r>
+              <w:rPr>
+                <w:rFonts w:ascii="DFKai-SB" w:eastAsia="DFKai-SB" w:hAnsi="DFKai-SB"/>
+              </w:rPr>
               <w:t xml:space="preserve">申請中</w:t>
             </w:r>
           </w:p>
@@ -10879,6 +11144,9 @@
               </w:rPr>
             </w:pPr>
             <w:r>
+              <w:rPr>
+                <w:rFonts w:ascii="DFKai-SB" w:eastAsia="DFKai-SB" w:hAnsi="DFKai-SB"/>
+              </w:rPr>
               <w:t xml:space="preserve">{#pa_pending}{proj_name}</w:t>
             </w:r>
           </w:p>
@@ -10897,6 +11165,9 @@
               </w:rPr>
             </w:pPr>
             <w:r>
+              <w:rPr>
+                <w:rFonts w:ascii="DFKai-SB" w:eastAsia="DFKai-SB" w:hAnsi="DFKai-SB"/>
+              </w:rPr>
               <w:t xml:space="preserve">{proj_role}</w:t>
             </w:r>
           </w:p>
@@ -10915,6 +11186,9 @@
               </w:rPr>
             </w:pPr>
             <w:r>
+              <w:rPr>
+                <w:rFonts w:ascii="DFKai-SB" w:eastAsia="DFKai-SB" w:hAnsi="DFKai-SB"/>
+              </w:rPr>
               <w:t xml:space="preserve">{proj_budget}</w:t>
             </w:r>
           </w:p>
@@ -10933,6 +11207,9 @@
               </w:rPr>
             </w:pPr>
             <w:r>
+              <w:rPr>
+                <w:rFonts w:ascii="DFKai-SB" w:eastAsia="DFKai-SB" w:hAnsi="DFKai-SB"/>
+              </w:rPr>
               <w:t xml:space="preserve">{proj_funder}</w:t>
             </w:r>
           </w:p>
@@ -10950,6 +11227,9 @@
               </w:rPr>
             </w:pPr>
             <w:r>
+              <w:rPr>
+                <w:rFonts w:ascii="DFKai-SB" w:eastAsia="DFKai-SB" w:hAnsi="DFKai-SB"/>
+              </w:rPr>
               <w:t xml:space="preserve">{proj_start_ym}～{proj_end_ym}{/pa_pending}</w:t>
             </w:r>
           </w:p>
@@ -10973,6 +11253,9 @@
               </w:rPr>
             </w:pPr>
             <w:r>
+              <w:rPr>
+                <w:rFonts w:ascii="DFKai-SB" w:eastAsia="DFKai-SB" w:hAnsi="DFKai-SB"/>
+              </w:rPr>
               <w:t xml:space="preserve">{#pa_no_pending}申請中</w:t>
             </w:r>
           </w:p>
@@ -10991,6 +11274,9 @@
               </w:rPr>
             </w:pPr>
             <w:r>
+              <w:rPr>
+                <w:rFonts w:ascii="DFKai-SB" w:eastAsia="DFKai-SB" w:hAnsi="DFKai-SB"/>
+              </w:rPr>
               <w:t xml:space="preserve">無{/pa_no_pending}</w:t>
             </w:r>
           </w:p>
@@ -11233,6 +11519,9 @@
     </w:p>
     <w:p>
       <w:r>
+        <w:rPr>
+          <w:rFonts w:ascii="DFKai-SB" w:eastAsia="DFKai-SB" w:hAnsi="DFKai-SB"/>
+        </w:rPr>
         <w:t xml:space="preserve">{pa_role_label}</w:t>
       </w:r>
     </w:p>
@@ -11256,6 +11545,9 @@
         <w:t>計畫名稱：</w:t>
       </w:r>
       <w:r>
+        <w:rPr>
+          <w:rFonts w:ascii="DFKai-SB" w:eastAsia="DFKai-SB" w:hAnsi="DFKai-SB"/>
+        </w:rPr>
         <w:t xml:space="preserve">{pa_pi_proj_name}</w:t>
       </w:r>
     </w:p>
@@ -11273,6 +11565,9 @@
         <w:t>計畫主持人：</w:t>
       </w:r>
       <w:r>
+        <w:rPr>
+          <w:rFonts w:ascii="DFKai-SB" w:eastAsia="DFKai-SB" w:hAnsi="DFKai-SB"/>
+        </w:rPr>
         <w:t xml:space="preserve">{pa_pi_proj_pi}</w:t>
       </w:r>
     </w:p>
@@ -11290,6 +11585,9 @@
         <w:t>委託或補助單位：</w:t>
       </w:r>
       <w:r>
+        <w:rPr>
+          <w:rFonts w:ascii="DFKai-SB" w:eastAsia="DFKai-SB" w:hAnsi="DFKai-SB"/>
+        </w:rPr>
         <w:t xml:space="preserve">{pa_pi_proj_funder}</w:t>
       </w:r>
     </w:p>
@@ -11307,6 +11605,9 @@
         <w:t>執行期程：</w:t>
       </w:r>
       <w:r>
+        <w:rPr>
+          <w:rFonts w:ascii="DFKai-SB" w:eastAsia="DFKai-SB" w:hAnsi="DFKai-SB"/>
+        </w:rPr>
         <w:t xml:space="preserve">{pa_pi_proj_period}</w:t>
       </w:r>
     </w:p>
@@ -11324,6 +11625,9 @@
         <w:t>經費：</w:t>
       </w:r>
       <w:r>
+        <w:rPr>
+          <w:rFonts w:ascii="DFKai-SB" w:eastAsia="DFKai-SB" w:hAnsi="DFKai-SB"/>
+        </w:rPr>
         <w:t xml:space="preserve">{pa_pi_proj_budget}</w:t>
       </w:r>
     </w:p>
@@ -11360,6 +11664,9 @@
         <w:t>)</w:t>
       </w:r>
       <w:r>
+        <w:rPr>
+          <w:rFonts w:ascii="DFKai-SB" w:eastAsia="DFKai-SB" w:hAnsi="DFKai-SB"/>
+        </w:rPr>
         <w:t xml:space="preserve">{pa_pi_proj_summary}</w:t>
       </w:r>
     </w:p>
@@ -11370,6 +11677,9 @@
     </w:p>
     <w:p>
       <w:r>
+        <w:rPr>
+          <w:rFonts w:ascii="DFKai-SB" w:eastAsia="DFKai-SB" w:hAnsi="DFKai-SB"/>
+        </w:rPr>
         <w:t>{#pa_no_pi_proj}無此資料{/pa_no_pi_proj}</w:t>
       </w:r>
     </w:p>
@@ -11495,6 +11805,9 @@
     </w:p>
     <w:p>
       <w:r>
+        <w:rPr>
+          <w:rFonts w:ascii="DFKai-SB" w:eastAsia="DFKai-SB" w:hAnsi="DFKai-SB"/>
+        </w:rPr>
         <w:t xml:space="preserve">{pa_role_label}</w:t>
       </w:r>
     </w:p>
@@ -11507,6 +11820,9 @@
         </w:rPr>
       </w:pPr>
       <w:r>
+        <w:rPr>
+          <w:rFonts w:ascii="DFKai-SB" w:eastAsia="DFKai-SB" w:hAnsi="DFKai-SB"/>
+        </w:rPr>
         <w:t xml:space="preserve">{pa_publications_text}</w:t>
       </w:r>
     </w:p>

--- a/public/templates/DOC-2.docx
+++ b/public/templates/DOC-2.docx
@@ -121,6 +121,15 @@
           <w:sz w:val="28"/>
         </w:rPr>
         <w:t xml:space="preserve">　簽名：</w:t>
+      </w:r>
+      <w:r>
+        <w:t>{#pi_has_sig}</w:t>
+      </w:r>
+      <w:r>
+        <w:t>{%pi_sig}</w:t>
+      </w:r>
+      <w:r>
+        <w:t>{/pi_has_sig}</w:t>
       </w:r>
       <w:r>
         <w:rPr>
@@ -11394,6 +11403,15 @@
         <w:t>填表人簽章：</w:t>
       </w:r>
       <w:r>
+        <w:t>{#pa_has_sig}</w:t>
+      </w:r>
+      <w:r>
+        <w:t>{%pa_sig}</w:t>
+      </w:r>
+      <w:r>
+        <w:t>{/pa_has_sig}</w:t>
+      </w:r>
+      <w:r>
         <w:rPr>
           <w:rFonts w:ascii="Times New Roman" w:eastAsia="DFKai-SB" w:hAnsi="Times New Roman" w:cs="Times New Roman"/>
           <w:sz w:val="28"/>
@@ -11407,6 +11425,15 @@
           <w:sz w:val="28"/>
         </w:rPr>
         <w:t>計畫主持人簽章：</w:t>
+      </w:r>
+      <w:r>
+        <w:t>{#pi_has_sig}</w:t>
+      </w:r>
+      <w:r>
+        <w:t>{%pi_sig}</w:t>
+      </w:r>
+      <w:r>
+        <w:t>{/pi_has_sig}</w:t>
       </w:r>
       <w:r>
         <w:rPr>

--- a/public/templates/DOC-2.docx
+++ b/public/templates/DOC-2.docx
@@ -5653,6 +5653,33 @@
         <w:t xml:space="preserve">        </w:t>
       </w:r>
     </w:p>
+    <w:p>
+      <w:r>
+        <w:t>{#gantt_years}</w:t>
+      </w:r>
+    </w:p>
+    <w:p>
+      <w:r>
+        <w:t>{#has_year_label}</w:t>
+      </w:r>
+    </w:p>
+    <w:p>
+      <w:pPr>
+        <w:jc w:val="center"/>
+      </w:pPr>
+      <w:r>
+        <w:rPr>
+          <w:rFonts w:ascii="DFKai-SB" w:eastAsia="DFKai-SB" w:hAnsi="DFKai-SB" w:hint="eastAsia"/>
+          <w:b/>
+        </w:rPr>
+        <w:t>{year_label}</w:t>
+      </w:r>
+    </w:p>
+    <w:p>
+      <w:r>
+        <w:t>{/has_year_label}</w:t>
+      </w:r>
+    </w:p>
     <w:tbl>
       <w:tblPr>
         <w:tblStyle w:val="TableGrid"/>
@@ -5685,22 +5712,6 @@
           </w:tcPr>
           <w:p>
             <w:pPr>
-              <w:jc w:val="center"/>
-              <w:rPr>
-                <w:rFonts w:eastAsia="DFKai-SB" w:hint="eastAsia"/>
-                <w:b/>
-              </w:rPr>
-            </w:pPr>
-            <w:r>
-              <w:rPr>
-                <w:rFonts w:eastAsia="DFKai-SB" w:hint="eastAsia"/>
-                <w:b/>
-              </w:rPr>
-              <w:t>{#gantt_years}{year_label}</w:t>
-            </w:r>
-          </w:p>
-          <w:p>
-            <w:pPr>
               <w:jc w:val="right"/>
               <w:rPr>
                 <w:rFonts w:ascii="Times New Roman" w:eastAsia="DFKai-SB" w:hAnsi="Times New Roman" w:cs="Times New Roman"/>
@@ -6603,12 +6614,17 @@
               <w:rPr>
                 <w:rFonts w:ascii="DFKai-SB" w:eastAsia="DFKai-SB" w:hAnsi="DFKai-SB"/>
               </w:rPr>
-              <w:t>{/gantt_rows}{/gantt_years}</w:t>
+              <w:t>{/gantt_rows}</w:t>
             </w:r>
           </w:p>
         </w:tc>
       </w:tr>
     </w:tbl>
+    <w:p>
+      <w:r>
+        <w:t>{/gantt_years}</w:t>
+      </w:r>
+    </w:p>
     <w:p>
       <w:pPr>
         <w:jc w:val="both"/>

--- a/public/templates/DOC-2.docx
+++ b/public/templates/DOC-2.docx
@@ -1347,8 +1347,6 @@
       </w:r>
     </w:p>
     <w:p>
-      <w:bookmarkStart w:id="113" w:name="sec_8"/>
-      <w:bookmarkEnd w:id="113"/>
       <w:pPr>
         <w:tabs>
           <w:tab w:val="left" w:leader="dot" w:pos="8505"/>
@@ -9550,6 +9548,8 @@
     <w:p>
       <w:bookmarkStart w:id="114" w:name="sec_app1"/>
       <w:bookmarkEnd w:id="114"/>
+      <w:bookmarkStart w:id="113" w:name="sec_8"/>
+      <w:bookmarkEnd w:id="113"/>
       <w:pPr>
         <w:widowControl/>
         <w:rPr>

--- a/public/templates/DOC-2.docx
+++ b/public/templates/DOC-2.docx
@@ -5753,7 +5753,7 @@
               <w:rPr>
                 <w:rFonts w:ascii="Times New Roman" w:eastAsia="DFKai-SB" w:hAnsi="Times New Roman" w:cs="Times New Roman" w:hint="eastAsia"/>
               </w:rPr>
-              <w:t>第</w:t>
+              <w:t/>
             </w:r>
           </w:p>
           <w:p>
@@ -5801,7 +5801,7 @@
               <w:rPr>
                 <w:rFonts w:ascii="Times New Roman" w:eastAsia="DFKai-SB" w:hAnsi="Times New Roman" w:cs="Times New Roman" w:hint="eastAsia"/>
               </w:rPr>
-              <w:t>第</w:t>
+              <w:t/>
             </w:r>
           </w:p>
           <w:p>
@@ -5849,7 +5849,7 @@
               <w:rPr>
                 <w:rFonts w:ascii="Times New Roman" w:eastAsia="DFKai-SB" w:hAnsi="Times New Roman" w:cs="Times New Roman" w:hint="eastAsia"/>
               </w:rPr>
-              <w:t>第</w:t>
+              <w:t/>
             </w:r>
           </w:p>
           <w:p>
@@ -5897,7 +5897,7 @@
               <w:rPr>
                 <w:rFonts w:ascii="Times New Roman" w:eastAsia="DFKai-SB" w:hAnsi="Times New Roman" w:cs="Times New Roman" w:hint="eastAsia"/>
               </w:rPr>
-              <w:t>第</w:t>
+              <w:t/>
             </w:r>
           </w:p>
           <w:p>
@@ -5945,7 +5945,7 @@
               <w:rPr>
                 <w:rFonts w:ascii="Times New Roman" w:eastAsia="DFKai-SB" w:hAnsi="Times New Roman" w:cs="Times New Roman" w:hint="eastAsia"/>
               </w:rPr>
-              <w:t>第</w:t>
+              <w:t/>
             </w:r>
           </w:p>
           <w:p>
@@ -5993,7 +5993,7 @@
               <w:rPr>
                 <w:rFonts w:ascii="Times New Roman" w:eastAsia="DFKai-SB" w:hAnsi="Times New Roman" w:cs="Times New Roman" w:hint="eastAsia"/>
               </w:rPr>
-              <w:t>第</w:t>
+              <w:t/>
             </w:r>
           </w:p>
           <w:p>
@@ -6041,7 +6041,7 @@
               <w:rPr>
                 <w:rFonts w:ascii="Times New Roman" w:eastAsia="DFKai-SB" w:hAnsi="Times New Roman" w:cs="Times New Roman" w:hint="eastAsia"/>
               </w:rPr>
-              <w:t>第</w:t>
+              <w:t/>
             </w:r>
           </w:p>
           <w:p>
@@ -6089,7 +6089,7 @@
               <w:rPr>
                 <w:rFonts w:ascii="Times New Roman" w:eastAsia="DFKai-SB" w:hAnsi="Times New Roman" w:cs="Times New Roman" w:hint="eastAsia"/>
               </w:rPr>
-              <w:t>第</w:t>
+              <w:t/>
             </w:r>
           </w:p>
           <w:p>
@@ -6137,7 +6137,7 @@
               <w:rPr>
                 <w:rFonts w:ascii="Times New Roman" w:eastAsia="DFKai-SB" w:hAnsi="Times New Roman" w:cs="Times New Roman" w:hint="eastAsia"/>
               </w:rPr>
-              <w:t>第</w:t>
+              <w:t/>
             </w:r>
           </w:p>
           <w:p>
@@ -6185,7 +6185,7 @@
               <w:rPr>
                 <w:rFonts w:ascii="Times New Roman" w:eastAsia="DFKai-SB" w:hAnsi="Times New Roman" w:cs="Times New Roman" w:hint="eastAsia"/>
               </w:rPr>
-              <w:t>第</w:t>
+              <w:t/>
             </w:r>
           </w:p>
           <w:p>
@@ -6233,7 +6233,7 @@
               <w:rPr>
                 <w:rFonts w:ascii="Times New Roman" w:eastAsia="DFKai-SB" w:hAnsi="Times New Roman" w:cs="Times New Roman" w:hint="eastAsia"/>
               </w:rPr>
-              <w:t>第</w:t>
+              <w:t/>
             </w:r>
           </w:p>
           <w:p>
@@ -6281,7 +6281,7 @@
               <w:rPr>
                 <w:rFonts w:ascii="Times New Roman" w:eastAsia="DFKai-SB" w:hAnsi="Times New Roman" w:cs="Times New Roman" w:hint="eastAsia"/>
               </w:rPr>
-              <w:t>第</w:t>
+              <w:t/>
             </w:r>
           </w:p>
           <w:p>

--- a/public/templates/DOC-2.docx
+++ b/public/templates/DOC-2.docx
@@ -11459,6 +11459,16 @@
       </w:r>
     </w:p>
     <w:p>
+      <w:r>
+        <w:t>{/personnel_appendix}</w:t>
+      </w:r>
+    </w:p>
+    <w:p>
+      <w:r>
+        <w:t>{#personnel_appendix}</w:t>
+      </w:r>
+    </w:p>
+    <w:p>
       <w:bookmarkStart w:id="115" w:name="sec_app2"/>
       <w:bookmarkEnd w:id="115"/>
       <w:pPr>
@@ -11785,6 +11795,16 @@
           <w:rFonts w:ascii="Times New Roman" w:eastAsia="DFKai-SB" w:hAnsi="Times New Roman" w:cs="Times New Roman" w:hint="eastAsia"/>
         </w:rPr>
         <w:t>每人</w:t>
+      </w:r>
+    </w:p>
+    <w:p>
+      <w:r>
+        <w:t>{/personnel_appendix}</w:t>
+      </w:r>
+    </w:p>
+    <w:p>
+      <w:r>
+        <w:t>{#personnel_appendix}</w:t>
       </w:r>
     </w:p>
     <w:p>
@@ -11876,6 +11896,21 @@
       <w:cols w:space="425"/>
       <w:docGrid w:type="lines" w:linePitch="360"/>
     </w:sectPr>
+    <w:p>
+      <w:r>
+        <w:t>{#pa_not_last}</w:t>
+      </w:r>
+    </w:p>
+    <w:p>
+      <w:r>
+        <w:br w:type="page"/>
+      </w:r>
+    </w:p>
+    <w:p>
+      <w:r>
+        <w:t>{/pa_not_last}</w:t>
+      </w:r>
+    </w:p>
     <w:p>
       <w:r>
         <w:t>{/personnel_appendix}</w:t>
